--- a/VortragFlipflop.docx
+++ b/VortragFlipflop.docx
@@ -788,8 +788,6 @@
         </w:rPr>
         <w:t>Wahrheitswerttabelle</w:t>
       </w:r>
-      <w:bookmarkStart w:id="0" w:name="_GoBack"/>
-      <w:bookmarkEnd w:id="0"/>
       <w:r>
         <w:rPr>
           <w:rFonts w:ascii="Arial" w:hAnsi="Arial" w:cs="Arial"/>
@@ -2103,6 +2101,1113 @@
         </w:rPr>
       </w:pPr>
     </w:p>
+    <w:p>
+      <w:pPr>
+        <w:rPr>
+          <w:rFonts w:ascii="Arial" w:hAnsi="Arial" w:cs="Arial"/>
+        </w:rPr>
+      </w:pPr>
+    </w:p>
+    <w:p>
+      <w:pPr>
+        <w:pStyle w:val="berschrift3"/>
+        <w:rPr>
+          <w:rFonts w:ascii="Arial" w:hAnsi="Arial" w:cs="Arial"/>
+          <w:color w:val="auto"/>
+          <w:sz w:val="22"/>
+          <w:szCs w:val="22"/>
+        </w:rPr>
+      </w:pPr>
+      <w:r>
+        <w:rPr>
+          <w:rStyle w:val="Fett"/>
+          <w:rFonts w:ascii="Arial" w:hAnsi="Arial" w:cs="Arial"/>
+          <w:b w:val="0"/>
+          <w:bCs w:val="0"/>
+          <w:color w:val="auto"/>
+          <w:sz w:val="22"/>
+          <w:szCs w:val="22"/>
+        </w:rPr>
+        <w:t>Geschichte</w:t>
+      </w:r>
+    </w:p>
+    <w:p>
+      <w:pPr>
+        <w:numPr>
+          <w:ilvl w:val="0"/>
+          <w:numId w:val="10"/>
+        </w:numPr>
+        <w:spacing w:before="100" w:beforeAutospacing="1" w:after="100" w:afterAutospacing="1" w:line="240" w:lineRule="auto"/>
+        <w:rPr>
+          <w:rFonts w:ascii="Arial" w:hAnsi="Arial" w:cs="Arial"/>
+        </w:rPr>
+      </w:pPr>
+      <w:r>
+        <w:rPr>
+          <w:rFonts w:ascii="Arial" w:hAnsi="Arial" w:cs="Arial"/>
+        </w:rPr>
+        <w:t xml:space="preserve">1918: Entwicklung durch William Henry Eccles und Frank W. Jordan </w:t>
+      </w:r>
+    </w:p>
+    <w:p>
+      <w:pPr>
+        <w:numPr>
+          <w:ilvl w:val="0"/>
+          <w:numId w:val="10"/>
+        </w:numPr>
+        <w:spacing w:before="100" w:beforeAutospacing="1" w:after="100" w:afterAutospacing="1" w:line="240" w:lineRule="auto"/>
+        <w:rPr>
+          <w:rFonts w:ascii="Arial" w:hAnsi="Arial" w:cs="Arial"/>
+        </w:rPr>
+      </w:pPr>
+      <w:r>
+        <w:rPr>
+          <w:rFonts w:ascii="Arial" w:hAnsi="Arial" w:cs="Arial"/>
+        </w:rPr>
+        <w:t xml:space="preserve">Ursprünglicher Name: Eccles-Jordan-Schaltung </w:t>
+      </w:r>
+    </w:p>
+    <w:p>
+      <w:pPr>
+        <w:numPr>
+          <w:ilvl w:val="0"/>
+          <w:numId w:val="10"/>
+        </w:numPr>
+        <w:spacing w:before="100" w:beforeAutospacing="1" w:after="100" w:afterAutospacing="1" w:line="240" w:lineRule="auto"/>
+        <w:rPr>
+          <w:rFonts w:ascii="Arial" w:hAnsi="Arial" w:cs="Arial"/>
+        </w:rPr>
+      </w:pPr>
+      <w:r>
+        <w:rPr>
+          <w:rFonts w:ascii="Arial" w:hAnsi="Arial" w:cs="Arial"/>
+        </w:rPr>
+        <w:t xml:space="preserve">Entstand bei Forschung zu Zählschaltungen mit Radioröhren </w:t>
+      </w:r>
+    </w:p>
+    <w:p>
+      <w:pPr>
+        <w:numPr>
+          <w:ilvl w:val="0"/>
+          <w:numId w:val="10"/>
+        </w:numPr>
+        <w:spacing w:before="100" w:beforeAutospacing="1" w:after="100" w:afterAutospacing="1" w:line="240" w:lineRule="auto"/>
+        <w:rPr>
+          <w:rFonts w:ascii="Arial" w:hAnsi="Arial" w:cs="Arial"/>
+        </w:rPr>
+      </w:pPr>
+      <w:r>
+        <w:rPr>
+          <w:rFonts w:ascii="Arial" w:hAnsi="Arial" w:cs="Arial"/>
+        </w:rPr>
+        <w:t>Einsatz im Zweiten Weltkrieg (z. B. im Computer „</w:t>
+      </w:r>
+      <w:proofErr w:type="spellStart"/>
+      <w:r>
+        <w:rPr>
+          <w:rFonts w:ascii="Arial" w:hAnsi="Arial" w:cs="Arial"/>
+        </w:rPr>
+        <w:t>Colossus</w:t>
+      </w:r>
+      <w:proofErr w:type="spellEnd"/>
+      <w:r>
+        <w:rPr>
+          <w:rFonts w:ascii="Arial" w:hAnsi="Arial" w:cs="Arial"/>
+        </w:rPr>
+        <w:t xml:space="preserve">“) </w:t>
+      </w:r>
+    </w:p>
+    <w:p>
+      <w:pPr>
+        <w:numPr>
+          <w:ilvl w:val="0"/>
+          <w:numId w:val="10"/>
+        </w:numPr>
+        <w:spacing w:before="100" w:beforeAutospacing="1" w:after="100" w:afterAutospacing="1" w:line="240" w:lineRule="auto"/>
+        <w:rPr>
+          <w:rFonts w:ascii="Arial" w:hAnsi="Arial" w:cs="Arial"/>
+        </w:rPr>
+      </w:pPr>
+      <w:r>
+        <w:rPr>
+          <w:rFonts w:ascii="Arial" w:hAnsi="Arial" w:cs="Arial"/>
+        </w:rPr>
+        <w:t xml:space="preserve">Ab 1954: Einführung der Bezeichnungen RS-, D-, T- und JK-Flipflop durch Montgomery </w:t>
+      </w:r>
+      <w:proofErr w:type="spellStart"/>
+      <w:r>
+        <w:rPr>
+          <w:rFonts w:ascii="Arial" w:hAnsi="Arial" w:cs="Arial"/>
+        </w:rPr>
+        <w:t>Phister</w:t>
+      </w:r>
+      <w:proofErr w:type="spellEnd"/>
+      <w:r>
+        <w:rPr>
+          <w:rFonts w:ascii="Arial" w:hAnsi="Arial" w:cs="Arial"/>
+        </w:rPr>
+        <w:t xml:space="preserve"> </w:t>
+      </w:r>
+    </w:p>
+    <w:p>
+      <w:pPr>
+        <w:pStyle w:val="berschrift3"/>
+        <w:rPr>
+          <w:rFonts w:ascii="Arial" w:hAnsi="Arial" w:cs="Arial"/>
+          <w:color w:val="auto"/>
+          <w:sz w:val="22"/>
+          <w:szCs w:val="22"/>
+        </w:rPr>
+      </w:pPr>
+      <w:r>
+        <w:rPr>
+          <w:rStyle w:val="Fett"/>
+          <w:rFonts w:ascii="Arial" w:hAnsi="Arial" w:cs="Arial"/>
+          <w:b w:val="0"/>
+          <w:bCs w:val="0"/>
+          <w:color w:val="auto"/>
+          <w:sz w:val="22"/>
+          <w:szCs w:val="22"/>
+        </w:rPr>
+        <w:t>Was ist ein Flipflop?</w:t>
+      </w:r>
+    </w:p>
+    <w:p>
+      <w:pPr>
+        <w:numPr>
+          <w:ilvl w:val="0"/>
+          <w:numId w:val="11"/>
+        </w:numPr>
+        <w:spacing w:before="100" w:beforeAutospacing="1" w:after="100" w:afterAutospacing="1" w:line="240" w:lineRule="auto"/>
+        <w:rPr>
+          <w:rFonts w:ascii="Arial" w:hAnsi="Arial" w:cs="Arial"/>
+        </w:rPr>
+      </w:pPr>
+      <w:r>
+        <w:rPr>
+          <w:rFonts w:ascii="Arial" w:hAnsi="Arial" w:cs="Arial"/>
+        </w:rPr>
+        <w:t xml:space="preserve">Digitale elektronische Schaltung </w:t>
+      </w:r>
+    </w:p>
+    <w:p>
+      <w:pPr>
+        <w:numPr>
+          <w:ilvl w:val="0"/>
+          <w:numId w:val="11"/>
+        </w:numPr>
+        <w:spacing w:before="100" w:beforeAutospacing="1" w:after="100" w:afterAutospacing="1" w:line="240" w:lineRule="auto"/>
+        <w:rPr>
+          <w:rFonts w:ascii="Arial" w:hAnsi="Arial" w:cs="Arial"/>
+        </w:rPr>
+      </w:pPr>
+      <w:r>
+        <w:rPr>
+          <w:rFonts w:ascii="Arial" w:hAnsi="Arial" w:cs="Arial"/>
+        </w:rPr>
+        <w:t xml:space="preserve">Hat zwei stabile Zustände: </w:t>
+      </w:r>
+      <w:r>
+        <w:rPr>
+          <w:rStyle w:val="Fett"/>
+          <w:rFonts w:ascii="Arial" w:hAnsi="Arial" w:cs="Arial"/>
+        </w:rPr>
+        <w:t>0 oder 1</w:t>
+      </w:r>
+      <w:r>
+        <w:rPr>
+          <w:rFonts w:ascii="Arial" w:hAnsi="Arial" w:cs="Arial"/>
+        </w:rPr>
+        <w:t xml:space="preserve"> </w:t>
+      </w:r>
+    </w:p>
+    <w:p>
+      <w:pPr>
+        <w:numPr>
+          <w:ilvl w:val="0"/>
+          <w:numId w:val="11"/>
+        </w:numPr>
+        <w:spacing w:before="100" w:beforeAutospacing="1" w:after="100" w:afterAutospacing="1" w:line="240" w:lineRule="auto"/>
+        <w:rPr>
+          <w:rFonts w:ascii="Arial" w:hAnsi="Arial" w:cs="Arial"/>
+        </w:rPr>
+      </w:pPr>
+      <w:r>
+        <w:rPr>
+          <w:rFonts w:ascii="Arial" w:hAnsi="Arial" w:cs="Arial"/>
+        </w:rPr>
+        <w:t xml:space="preserve">→ „bistabiles Kippglied“ </w:t>
+      </w:r>
+    </w:p>
+    <w:p>
+      <w:pPr>
+        <w:numPr>
+          <w:ilvl w:val="0"/>
+          <w:numId w:val="11"/>
+        </w:numPr>
+        <w:spacing w:before="100" w:beforeAutospacing="1" w:after="100" w:afterAutospacing="1" w:line="240" w:lineRule="auto"/>
+        <w:rPr>
+          <w:rFonts w:ascii="Arial" w:hAnsi="Arial" w:cs="Arial"/>
+        </w:rPr>
+      </w:pPr>
+      <w:r>
+        <w:rPr>
+          <w:rFonts w:ascii="Arial" w:hAnsi="Arial" w:cs="Arial"/>
+        </w:rPr>
+        <w:t xml:space="preserve">Speichert genau </w:t>
+      </w:r>
+      <w:r>
+        <w:rPr>
+          <w:rStyle w:val="Fett"/>
+          <w:rFonts w:ascii="Arial" w:hAnsi="Arial" w:cs="Arial"/>
+        </w:rPr>
+        <w:t>1 Bit</w:t>
+      </w:r>
+      <w:r>
+        <w:rPr>
+          <w:rFonts w:ascii="Arial" w:hAnsi="Arial" w:cs="Arial"/>
+        </w:rPr>
+        <w:t xml:space="preserve"> </w:t>
+      </w:r>
+    </w:p>
+    <w:p>
+      <w:pPr>
+        <w:numPr>
+          <w:ilvl w:val="0"/>
+          <w:numId w:val="11"/>
+        </w:numPr>
+        <w:spacing w:before="100" w:beforeAutospacing="1" w:after="100" w:afterAutospacing="1" w:line="240" w:lineRule="auto"/>
+        <w:rPr>
+          <w:rFonts w:ascii="Arial" w:hAnsi="Arial" w:cs="Arial"/>
+        </w:rPr>
+      </w:pPr>
+      <w:r>
+        <w:rPr>
+          <w:rFonts w:ascii="Arial" w:hAnsi="Arial" w:cs="Arial"/>
+        </w:rPr>
+        <w:t xml:space="preserve">Zustand bleibt erhalten, bis Eingangssignal sich ändert </w:t>
+      </w:r>
+    </w:p>
+    <w:p>
+      <w:pPr>
+        <w:pStyle w:val="StandardWeb"/>
+        <w:rPr>
+          <w:rFonts w:ascii="Arial" w:hAnsi="Arial" w:cs="Arial"/>
+          <w:sz w:val="22"/>
+          <w:szCs w:val="22"/>
+        </w:rPr>
+      </w:pPr>
+      <w:r>
+        <w:rPr>
+          <w:rStyle w:val="Fett"/>
+          <w:rFonts w:ascii="Arial" w:hAnsi="Arial" w:cs="Arial"/>
+          <w:sz w:val="22"/>
+          <w:szCs w:val="22"/>
+        </w:rPr>
+        <w:t>Funktion:</w:t>
+      </w:r>
+    </w:p>
+    <w:p>
+      <w:pPr>
+        <w:numPr>
+          <w:ilvl w:val="0"/>
+          <w:numId w:val="12"/>
+        </w:numPr>
+        <w:spacing w:before="100" w:beforeAutospacing="1" w:after="100" w:afterAutospacing="1" w:line="240" w:lineRule="auto"/>
+        <w:rPr>
+          <w:rFonts w:ascii="Arial" w:hAnsi="Arial" w:cs="Arial"/>
+        </w:rPr>
+      </w:pPr>
+      <w:r>
+        <w:rPr>
+          <w:rFonts w:ascii="Arial" w:hAnsi="Arial" w:cs="Arial"/>
+        </w:rPr>
+        <w:t xml:space="preserve">Set (S) → Zustand wird 1 </w:t>
+      </w:r>
+    </w:p>
+    <w:p>
+      <w:pPr>
+        <w:numPr>
+          <w:ilvl w:val="0"/>
+          <w:numId w:val="12"/>
+        </w:numPr>
+        <w:spacing w:before="100" w:beforeAutospacing="1" w:after="100" w:afterAutospacing="1" w:line="240" w:lineRule="auto"/>
+        <w:rPr>
+          <w:rFonts w:ascii="Arial" w:hAnsi="Arial" w:cs="Arial"/>
+        </w:rPr>
+      </w:pPr>
+      <w:proofErr w:type="spellStart"/>
+      <w:r>
+        <w:rPr>
+          <w:rFonts w:ascii="Arial" w:hAnsi="Arial" w:cs="Arial"/>
+        </w:rPr>
+        <w:t>Reset</w:t>
+      </w:r>
+      <w:proofErr w:type="spellEnd"/>
+      <w:r>
+        <w:rPr>
+          <w:rFonts w:ascii="Arial" w:hAnsi="Arial" w:cs="Arial"/>
+        </w:rPr>
+        <w:t xml:space="preserve"> (R) → Zustand wird 0 </w:t>
+      </w:r>
+    </w:p>
+    <w:p>
+      <w:pPr>
+        <w:numPr>
+          <w:ilvl w:val="0"/>
+          <w:numId w:val="12"/>
+        </w:numPr>
+        <w:spacing w:before="100" w:beforeAutospacing="1" w:after="100" w:afterAutospacing="1" w:line="240" w:lineRule="auto"/>
+        <w:rPr>
+          <w:rFonts w:ascii="Arial" w:hAnsi="Arial" w:cs="Arial"/>
+        </w:rPr>
+      </w:pPr>
+      <w:r>
+        <w:rPr>
+          <w:rFonts w:ascii="Arial" w:hAnsi="Arial" w:cs="Arial"/>
+        </w:rPr>
+        <w:t xml:space="preserve">Kein Signal → Zustand bleibt gespeichert </w:t>
+      </w:r>
+    </w:p>
+    <w:p>
+      <w:pPr>
+        <w:pStyle w:val="StandardWeb"/>
+        <w:rPr>
+          <w:rFonts w:ascii="Arial" w:hAnsi="Arial" w:cs="Arial"/>
+          <w:sz w:val="22"/>
+          <w:szCs w:val="22"/>
+        </w:rPr>
+      </w:pPr>
+      <w:r>
+        <w:rPr>
+          <w:rFonts w:ascii="Arial" w:hAnsi="Arial" w:cs="Arial"/>
+          <w:sz w:val="22"/>
+          <w:szCs w:val="22"/>
+        </w:rPr>
+        <w:t>→ Grundbaustein von Computern und Mi</w:t>
+      </w:r>
+      <w:bookmarkStart w:id="0" w:name="_GoBack"/>
+      <w:bookmarkEnd w:id="0"/>
+      <w:r>
+        <w:rPr>
+          <w:rFonts w:ascii="Arial" w:hAnsi="Arial" w:cs="Arial"/>
+          <w:sz w:val="22"/>
+          <w:szCs w:val="22"/>
+        </w:rPr>
+        <w:t>kroprozessoren</w:t>
+      </w:r>
+    </w:p>
+    <w:p>
+      <w:pPr>
+        <w:pStyle w:val="StandardWeb"/>
+        <w:rPr>
+          <w:rStyle w:val="Fett"/>
+          <w:rFonts w:ascii="Arial" w:hAnsi="Arial" w:cs="Arial"/>
+          <w:b w:val="0"/>
+          <w:bCs w:val="0"/>
+          <w:sz w:val="22"/>
+          <w:szCs w:val="22"/>
+        </w:rPr>
+      </w:pPr>
+    </w:p>
+    <w:p>
+      <w:pPr>
+        <w:pStyle w:val="StandardWeb"/>
+        <w:rPr>
+          <w:rFonts w:ascii="Arial" w:hAnsi="Arial" w:cs="Arial"/>
+          <w:sz w:val="22"/>
+          <w:szCs w:val="22"/>
+        </w:rPr>
+      </w:pPr>
+      <w:r>
+        <w:rPr>
+          <w:rStyle w:val="Fett"/>
+          <w:rFonts w:ascii="Arial" w:hAnsi="Arial" w:cs="Arial"/>
+          <w:b w:val="0"/>
+          <w:bCs w:val="0"/>
+          <w:sz w:val="22"/>
+          <w:szCs w:val="22"/>
+        </w:rPr>
+        <w:lastRenderedPageBreak/>
+        <w:t>Modellierung der Schaltung</w:t>
+      </w:r>
+    </w:p>
+    <w:p>
+      <w:pPr>
+        <w:numPr>
+          <w:ilvl w:val="0"/>
+          <w:numId w:val="13"/>
+        </w:numPr>
+        <w:spacing w:before="100" w:beforeAutospacing="1" w:after="100" w:afterAutospacing="1" w:line="240" w:lineRule="auto"/>
+        <w:rPr>
+          <w:rFonts w:ascii="Arial" w:hAnsi="Arial" w:cs="Arial"/>
+        </w:rPr>
+      </w:pPr>
+      <w:r>
+        <w:rPr>
+          <w:rFonts w:ascii="Arial" w:hAnsi="Arial" w:cs="Arial"/>
+        </w:rPr>
+        <w:t xml:space="preserve">Aufbau aus logischen Gattern (NOR oder NAND) </w:t>
+      </w:r>
+    </w:p>
+    <w:p>
+      <w:pPr>
+        <w:numPr>
+          <w:ilvl w:val="0"/>
+          <w:numId w:val="13"/>
+        </w:numPr>
+        <w:spacing w:before="100" w:beforeAutospacing="1" w:after="100" w:afterAutospacing="1" w:line="240" w:lineRule="auto"/>
+        <w:rPr>
+          <w:rFonts w:ascii="Arial" w:hAnsi="Arial" w:cs="Arial"/>
+        </w:rPr>
+      </w:pPr>
+      <w:r>
+        <w:rPr>
+          <w:rFonts w:ascii="Arial" w:hAnsi="Arial" w:cs="Arial"/>
+        </w:rPr>
+        <w:t xml:space="preserve">Beispiel: RS-Flipflop </w:t>
+      </w:r>
+    </w:p>
+    <w:p>
+      <w:pPr>
+        <w:numPr>
+          <w:ilvl w:val="0"/>
+          <w:numId w:val="13"/>
+        </w:numPr>
+        <w:spacing w:before="100" w:beforeAutospacing="1" w:after="100" w:afterAutospacing="1" w:line="240" w:lineRule="auto"/>
+        <w:rPr>
+          <w:rFonts w:ascii="Arial" w:hAnsi="Arial" w:cs="Arial"/>
+        </w:rPr>
+      </w:pPr>
+      <w:r>
+        <w:rPr>
+          <w:rFonts w:ascii="Arial" w:hAnsi="Arial" w:cs="Arial"/>
+        </w:rPr>
+        <w:t xml:space="preserve">Zwei Gatter sind rückgekoppelt: </w:t>
+      </w:r>
+    </w:p>
+    <w:p>
+      <w:pPr>
+        <w:numPr>
+          <w:ilvl w:val="1"/>
+          <w:numId w:val="13"/>
+        </w:numPr>
+        <w:spacing w:before="100" w:beforeAutospacing="1" w:after="100" w:afterAutospacing="1" w:line="240" w:lineRule="auto"/>
+        <w:rPr>
+          <w:rFonts w:ascii="Arial" w:hAnsi="Arial" w:cs="Arial"/>
+        </w:rPr>
+      </w:pPr>
+      <w:r>
+        <w:rPr>
+          <w:rFonts w:ascii="Arial" w:hAnsi="Arial" w:cs="Arial"/>
+        </w:rPr>
+        <w:t xml:space="preserve">Ausgang 1 → Eingang 2 </w:t>
+      </w:r>
+    </w:p>
+    <w:p>
+      <w:pPr>
+        <w:numPr>
+          <w:ilvl w:val="1"/>
+          <w:numId w:val="13"/>
+        </w:numPr>
+        <w:spacing w:before="100" w:beforeAutospacing="1" w:after="100" w:afterAutospacing="1" w:line="240" w:lineRule="auto"/>
+        <w:rPr>
+          <w:rFonts w:ascii="Arial" w:hAnsi="Arial" w:cs="Arial"/>
+        </w:rPr>
+      </w:pPr>
+      <w:r>
+        <w:rPr>
+          <w:rFonts w:ascii="Arial" w:hAnsi="Arial" w:cs="Arial"/>
+        </w:rPr>
+        <w:t xml:space="preserve">Ausgang 2 → Eingang 1 </w:t>
+      </w:r>
+    </w:p>
+    <w:p>
+      <w:pPr>
+        <w:numPr>
+          <w:ilvl w:val="0"/>
+          <w:numId w:val="13"/>
+        </w:numPr>
+        <w:spacing w:before="100" w:beforeAutospacing="1" w:after="100" w:afterAutospacing="1" w:line="240" w:lineRule="auto"/>
+        <w:rPr>
+          <w:rFonts w:ascii="Arial" w:hAnsi="Arial" w:cs="Arial"/>
+        </w:rPr>
+      </w:pPr>
+      <w:r>
+        <w:rPr>
+          <w:rFonts w:ascii="Arial" w:hAnsi="Arial" w:cs="Arial"/>
+        </w:rPr>
+        <w:t xml:space="preserve">Rückkopplung ermöglicht Speicherung </w:t>
+      </w:r>
+    </w:p>
+    <w:p>
+      <w:pPr>
+        <w:pStyle w:val="berschrift3"/>
+        <w:rPr>
+          <w:rFonts w:ascii="Arial" w:hAnsi="Arial" w:cs="Arial"/>
+          <w:color w:val="auto"/>
+          <w:sz w:val="22"/>
+          <w:szCs w:val="22"/>
+        </w:rPr>
+      </w:pPr>
+      <w:r>
+        <w:rPr>
+          <w:rStyle w:val="Fett"/>
+          <w:rFonts w:ascii="Arial" w:hAnsi="Arial" w:cs="Arial"/>
+          <w:b w:val="0"/>
+          <w:bCs w:val="0"/>
+          <w:color w:val="auto"/>
+          <w:sz w:val="22"/>
+          <w:szCs w:val="22"/>
+        </w:rPr>
+        <w:t>Wahrheitswerttabelle (RS-Flipflop)</w:t>
+      </w:r>
+    </w:p>
+    <w:p>
+      <w:pPr>
+        <w:numPr>
+          <w:ilvl w:val="0"/>
+          <w:numId w:val="14"/>
+        </w:numPr>
+        <w:spacing w:before="100" w:beforeAutospacing="1" w:after="100" w:afterAutospacing="1" w:line="240" w:lineRule="auto"/>
+        <w:rPr>
+          <w:rFonts w:ascii="Arial" w:hAnsi="Arial" w:cs="Arial"/>
+        </w:rPr>
+      </w:pPr>
+      <w:r>
+        <w:rPr>
+          <w:rFonts w:ascii="Arial" w:hAnsi="Arial" w:cs="Arial"/>
+        </w:rPr>
+        <w:t xml:space="preserve">S = 0, R = 0 → Zustand bleibt gleich </w:t>
+      </w:r>
+    </w:p>
+    <w:p>
+      <w:pPr>
+        <w:numPr>
+          <w:ilvl w:val="0"/>
+          <w:numId w:val="14"/>
+        </w:numPr>
+        <w:spacing w:before="100" w:beforeAutospacing="1" w:after="100" w:afterAutospacing="1" w:line="240" w:lineRule="auto"/>
+        <w:rPr>
+          <w:rFonts w:ascii="Arial" w:hAnsi="Arial" w:cs="Arial"/>
+        </w:rPr>
+      </w:pPr>
+      <w:r>
+        <w:rPr>
+          <w:rFonts w:ascii="Arial" w:hAnsi="Arial" w:cs="Arial"/>
+        </w:rPr>
+        <w:t xml:space="preserve">S = 1, R = 0 → Q = 1 (gesetzt) </w:t>
+      </w:r>
+    </w:p>
+    <w:p>
+      <w:pPr>
+        <w:numPr>
+          <w:ilvl w:val="0"/>
+          <w:numId w:val="14"/>
+        </w:numPr>
+        <w:spacing w:before="100" w:beforeAutospacing="1" w:after="100" w:afterAutospacing="1" w:line="240" w:lineRule="auto"/>
+        <w:rPr>
+          <w:rFonts w:ascii="Arial" w:hAnsi="Arial" w:cs="Arial"/>
+        </w:rPr>
+      </w:pPr>
+      <w:r>
+        <w:rPr>
+          <w:rFonts w:ascii="Arial" w:hAnsi="Arial" w:cs="Arial"/>
+        </w:rPr>
+        <w:t xml:space="preserve">S = 0, R = 1 → Q = 0 (zurückgesetzt) </w:t>
+      </w:r>
+    </w:p>
+    <w:p>
+      <w:pPr>
+        <w:numPr>
+          <w:ilvl w:val="0"/>
+          <w:numId w:val="14"/>
+        </w:numPr>
+        <w:spacing w:before="100" w:beforeAutospacing="1" w:after="100" w:afterAutospacing="1" w:line="240" w:lineRule="auto"/>
+        <w:rPr>
+          <w:rFonts w:ascii="Arial" w:hAnsi="Arial" w:cs="Arial"/>
+        </w:rPr>
+      </w:pPr>
+      <w:r>
+        <w:rPr>
+          <w:rFonts w:ascii="Arial" w:hAnsi="Arial" w:cs="Arial"/>
+        </w:rPr>
+        <w:t xml:space="preserve">S = 1, R = 1 → nicht erlaubt (Fehlerzustand) </w:t>
+      </w:r>
+    </w:p>
+    <w:p>
+      <w:pPr>
+        <w:pStyle w:val="berschrift3"/>
+        <w:rPr>
+          <w:rFonts w:ascii="Arial" w:hAnsi="Arial" w:cs="Arial"/>
+          <w:color w:val="auto"/>
+          <w:sz w:val="22"/>
+          <w:szCs w:val="22"/>
+        </w:rPr>
+      </w:pPr>
+      <w:r>
+        <w:rPr>
+          <w:rStyle w:val="Fett"/>
+          <w:rFonts w:ascii="Arial" w:hAnsi="Arial" w:cs="Arial"/>
+          <w:b w:val="0"/>
+          <w:bCs w:val="0"/>
+          <w:color w:val="auto"/>
+          <w:sz w:val="22"/>
+          <w:szCs w:val="22"/>
+        </w:rPr>
+        <w:t>Theoretische Erklärung</w:t>
+      </w:r>
+    </w:p>
+    <w:p>
+      <w:pPr>
+        <w:numPr>
+          <w:ilvl w:val="0"/>
+          <w:numId w:val="15"/>
+        </w:numPr>
+        <w:spacing w:before="100" w:beforeAutospacing="1" w:after="100" w:afterAutospacing="1" w:line="240" w:lineRule="auto"/>
+        <w:rPr>
+          <w:rFonts w:ascii="Arial" w:hAnsi="Arial" w:cs="Arial"/>
+        </w:rPr>
+      </w:pPr>
+      <w:r>
+        <w:rPr>
+          <w:rFonts w:ascii="Arial" w:hAnsi="Arial" w:cs="Arial"/>
+        </w:rPr>
+        <w:t xml:space="preserve">Flipflop = bistabiles System </w:t>
+      </w:r>
+    </w:p>
+    <w:p>
+      <w:pPr>
+        <w:numPr>
+          <w:ilvl w:val="0"/>
+          <w:numId w:val="15"/>
+        </w:numPr>
+        <w:spacing w:before="100" w:beforeAutospacing="1" w:after="100" w:afterAutospacing="1" w:line="240" w:lineRule="auto"/>
+        <w:rPr>
+          <w:rFonts w:ascii="Arial" w:hAnsi="Arial" w:cs="Arial"/>
+        </w:rPr>
+      </w:pPr>
+      <w:r>
+        <w:rPr>
+          <w:rFonts w:ascii="Arial" w:hAnsi="Arial" w:cs="Arial"/>
+        </w:rPr>
+        <w:t xml:space="preserve">Zwei stabile Zustände: 0 und 1 </w:t>
+      </w:r>
+    </w:p>
+    <w:p>
+      <w:pPr>
+        <w:numPr>
+          <w:ilvl w:val="0"/>
+          <w:numId w:val="15"/>
+        </w:numPr>
+        <w:spacing w:before="100" w:beforeAutospacing="1" w:after="100" w:afterAutospacing="1" w:line="240" w:lineRule="auto"/>
+        <w:rPr>
+          <w:rFonts w:ascii="Arial" w:hAnsi="Arial" w:cs="Arial"/>
+        </w:rPr>
+      </w:pPr>
+      <w:r>
+        <w:rPr>
+          <w:rFonts w:ascii="Arial" w:hAnsi="Arial" w:cs="Arial"/>
+        </w:rPr>
+        <w:t xml:space="preserve">Rückkopplung hält aktuellen Zustand </w:t>
+      </w:r>
+    </w:p>
+    <w:p>
+      <w:pPr>
+        <w:numPr>
+          <w:ilvl w:val="0"/>
+          <w:numId w:val="15"/>
+        </w:numPr>
+        <w:spacing w:before="100" w:beforeAutospacing="1" w:after="100" w:afterAutospacing="1" w:line="240" w:lineRule="auto"/>
+        <w:rPr>
+          <w:rFonts w:ascii="Arial" w:hAnsi="Arial" w:cs="Arial"/>
+        </w:rPr>
+      </w:pPr>
+      <w:r>
+        <w:rPr>
+          <w:rFonts w:ascii="Arial" w:hAnsi="Arial" w:cs="Arial"/>
+        </w:rPr>
+        <w:t xml:space="preserve">Speicherung auch ohne Eingangssignal </w:t>
+      </w:r>
+    </w:p>
+    <w:p>
+      <w:pPr>
+        <w:pStyle w:val="berschrift3"/>
+        <w:rPr>
+          <w:rFonts w:ascii="Arial" w:hAnsi="Arial" w:cs="Arial"/>
+          <w:color w:val="auto"/>
+          <w:sz w:val="22"/>
+          <w:szCs w:val="22"/>
+        </w:rPr>
+      </w:pPr>
+      <w:r>
+        <w:rPr>
+          <w:rStyle w:val="Fett"/>
+          <w:rFonts w:ascii="Arial" w:hAnsi="Arial" w:cs="Arial"/>
+          <w:b w:val="0"/>
+          <w:bCs w:val="0"/>
+          <w:color w:val="auto"/>
+          <w:sz w:val="22"/>
+          <w:szCs w:val="22"/>
+        </w:rPr>
+        <w:t>Logisch-rechnerische Erklärung</w:t>
+      </w:r>
+    </w:p>
+    <w:p>
+      <w:pPr>
+        <w:numPr>
+          <w:ilvl w:val="0"/>
+          <w:numId w:val="16"/>
+        </w:numPr>
+        <w:spacing w:before="100" w:beforeAutospacing="1" w:after="100" w:afterAutospacing="1" w:line="240" w:lineRule="auto"/>
+        <w:rPr>
+          <w:rFonts w:ascii="Arial" w:hAnsi="Arial" w:cs="Arial"/>
+        </w:rPr>
+      </w:pPr>
+      <w:r>
+        <w:rPr>
+          <w:rFonts w:ascii="Arial" w:hAnsi="Arial" w:cs="Arial"/>
+        </w:rPr>
+        <w:t xml:space="preserve">Beispiel mit NOR-Gattern: </w:t>
+      </w:r>
+    </w:p>
+    <w:p>
+      <w:pPr>
+        <w:numPr>
+          <w:ilvl w:val="1"/>
+          <w:numId w:val="16"/>
+        </w:numPr>
+        <w:spacing w:before="100" w:beforeAutospacing="1" w:after="100" w:afterAutospacing="1" w:line="240" w:lineRule="auto"/>
+        <w:rPr>
+          <w:rFonts w:ascii="Arial" w:hAnsi="Arial" w:cs="Arial"/>
+        </w:rPr>
+      </w:pPr>
+      <w:r>
+        <w:rPr>
+          <w:rFonts w:ascii="Arial" w:hAnsi="Arial" w:cs="Arial"/>
+        </w:rPr>
+        <w:t xml:space="preserve">Q = NICHT (R ODER Q̅) </w:t>
+      </w:r>
+    </w:p>
+    <w:p>
+      <w:pPr>
+        <w:numPr>
+          <w:ilvl w:val="1"/>
+          <w:numId w:val="16"/>
+        </w:numPr>
+        <w:spacing w:before="100" w:beforeAutospacing="1" w:after="100" w:afterAutospacing="1" w:line="240" w:lineRule="auto"/>
+        <w:rPr>
+          <w:rFonts w:ascii="Arial" w:hAnsi="Arial" w:cs="Arial"/>
+        </w:rPr>
+      </w:pPr>
+      <w:r>
+        <w:rPr>
+          <w:rFonts w:ascii="Arial" w:hAnsi="Arial" w:cs="Arial"/>
+        </w:rPr>
+        <w:t xml:space="preserve">Q̅ = NICHT (S ODER Q) </w:t>
+      </w:r>
+    </w:p>
+    <w:p>
+      <w:pPr>
+        <w:pStyle w:val="StandardWeb"/>
+        <w:rPr>
+          <w:rFonts w:ascii="Arial" w:hAnsi="Arial" w:cs="Arial"/>
+          <w:sz w:val="22"/>
+          <w:szCs w:val="22"/>
+        </w:rPr>
+      </w:pPr>
+      <w:r>
+        <w:rPr>
+          <w:rStyle w:val="Fett"/>
+          <w:rFonts w:ascii="Arial" w:hAnsi="Arial" w:cs="Arial"/>
+          <w:sz w:val="22"/>
+          <w:szCs w:val="22"/>
+        </w:rPr>
+        <w:t>Bedeutung:</w:t>
+      </w:r>
+    </w:p>
+    <w:p>
+      <w:pPr>
+        <w:numPr>
+          <w:ilvl w:val="0"/>
+          <w:numId w:val="17"/>
+        </w:numPr>
+        <w:spacing w:before="100" w:beforeAutospacing="1" w:after="100" w:afterAutospacing="1" w:line="240" w:lineRule="auto"/>
+        <w:rPr>
+          <w:rFonts w:ascii="Arial" w:hAnsi="Arial" w:cs="Arial"/>
+        </w:rPr>
+      </w:pPr>
+      <w:r>
+        <w:rPr>
+          <w:rFonts w:ascii="Arial" w:hAnsi="Arial" w:cs="Arial"/>
+        </w:rPr>
+        <w:t xml:space="preserve">Ausgänge hängen voneinander ab </w:t>
+      </w:r>
+    </w:p>
+    <w:p>
+      <w:pPr>
+        <w:numPr>
+          <w:ilvl w:val="0"/>
+          <w:numId w:val="17"/>
+        </w:numPr>
+        <w:spacing w:before="100" w:beforeAutospacing="1" w:after="100" w:afterAutospacing="1" w:line="240" w:lineRule="auto"/>
+        <w:rPr>
+          <w:rFonts w:ascii="Arial" w:hAnsi="Arial" w:cs="Arial"/>
+        </w:rPr>
+      </w:pPr>
+      <w:r>
+        <w:rPr>
+          <w:rFonts w:ascii="Arial" w:hAnsi="Arial" w:cs="Arial"/>
+        </w:rPr>
+        <w:t xml:space="preserve">System stabilisiert sich selbst in einem Zustand </w:t>
+      </w:r>
+    </w:p>
+    <w:p>
+      <w:pPr>
+        <w:pStyle w:val="berschrift3"/>
+        <w:rPr>
+          <w:rFonts w:ascii="Arial" w:hAnsi="Arial" w:cs="Arial"/>
+          <w:color w:val="auto"/>
+          <w:sz w:val="22"/>
+          <w:szCs w:val="22"/>
+        </w:rPr>
+      </w:pPr>
+      <w:r>
+        <w:rPr>
+          <w:rStyle w:val="Fett"/>
+          <w:rFonts w:ascii="Arial" w:hAnsi="Arial" w:cs="Arial"/>
+          <w:b w:val="0"/>
+          <w:bCs w:val="0"/>
+          <w:color w:val="auto"/>
+          <w:sz w:val="22"/>
+          <w:szCs w:val="22"/>
+        </w:rPr>
+        <w:t>Beispiel: Lichtschalter (Speicherfunktion)</w:t>
+      </w:r>
+    </w:p>
+    <w:p>
+      <w:pPr>
+        <w:numPr>
+          <w:ilvl w:val="0"/>
+          <w:numId w:val="18"/>
+        </w:numPr>
+        <w:spacing w:before="100" w:beforeAutospacing="1" w:after="100" w:afterAutospacing="1" w:line="240" w:lineRule="auto"/>
+        <w:rPr>
+          <w:rFonts w:ascii="Arial" w:hAnsi="Arial" w:cs="Arial"/>
+        </w:rPr>
+      </w:pPr>
+      <w:r>
+        <w:rPr>
+          <w:rFonts w:ascii="Arial" w:hAnsi="Arial" w:cs="Arial"/>
+        </w:rPr>
+        <w:t xml:space="preserve">Zwei Taster: </w:t>
+      </w:r>
+    </w:p>
+    <w:p>
+      <w:pPr>
+        <w:numPr>
+          <w:ilvl w:val="1"/>
+          <w:numId w:val="18"/>
+        </w:numPr>
+        <w:spacing w:before="100" w:beforeAutospacing="1" w:after="100" w:afterAutospacing="1" w:line="240" w:lineRule="auto"/>
+        <w:rPr>
+          <w:rFonts w:ascii="Arial" w:hAnsi="Arial" w:cs="Arial"/>
+        </w:rPr>
+      </w:pPr>
+      <w:r>
+        <w:rPr>
+          <w:rFonts w:ascii="Arial" w:hAnsi="Arial" w:cs="Arial"/>
+        </w:rPr>
+        <w:t xml:space="preserve">Set → Einschalten </w:t>
+      </w:r>
+    </w:p>
+    <w:p>
+      <w:pPr>
+        <w:numPr>
+          <w:ilvl w:val="1"/>
+          <w:numId w:val="18"/>
+        </w:numPr>
+        <w:spacing w:before="100" w:beforeAutospacing="1" w:after="100" w:afterAutospacing="1" w:line="240" w:lineRule="auto"/>
+        <w:rPr>
+          <w:rFonts w:ascii="Arial" w:hAnsi="Arial" w:cs="Arial"/>
+        </w:rPr>
+      </w:pPr>
+      <w:proofErr w:type="spellStart"/>
+      <w:r>
+        <w:rPr>
+          <w:rFonts w:ascii="Arial" w:hAnsi="Arial" w:cs="Arial"/>
+        </w:rPr>
+        <w:t>Reset</w:t>
+      </w:r>
+      <w:proofErr w:type="spellEnd"/>
+      <w:r>
+        <w:rPr>
+          <w:rFonts w:ascii="Arial" w:hAnsi="Arial" w:cs="Arial"/>
+        </w:rPr>
+        <w:t xml:space="preserve"> → Ausschalten </w:t>
+      </w:r>
+    </w:p>
+    <w:p>
+      <w:pPr>
+        <w:pStyle w:val="StandardWeb"/>
+        <w:rPr>
+          <w:rFonts w:ascii="Arial" w:hAnsi="Arial" w:cs="Arial"/>
+          <w:sz w:val="22"/>
+          <w:szCs w:val="22"/>
+        </w:rPr>
+      </w:pPr>
+      <w:r>
+        <w:rPr>
+          <w:rStyle w:val="Fett"/>
+          <w:rFonts w:ascii="Arial" w:hAnsi="Arial" w:cs="Arial"/>
+          <w:sz w:val="22"/>
+          <w:szCs w:val="22"/>
+        </w:rPr>
+        <w:t>Ablauf:</w:t>
+      </w:r>
+    </w:p>
+    <w:p>
+      <w:pPr>
+        <w:numPr>
+          <w:ilvl w:val="0"/>
+          <w:numId w:val="19"/>
+        </w:numPr>
+        <w:spacing w:before="100" w:beforeAutospacing="1" w:after="100" w:afterAutospacing="1" w:line="240" w:lineRule="auto"/>
+        <w:rPr>
+          <w:rFonts w:ascii="Arial" w:hAnsi="Arial" w:cs="Arial"/>
+        </w:rPr>
+      </w:pPr>
+      <w:r>
+        <w:rPr>
+          <w:rFonts w:ascii="Arial" w:hAnsi="Arial" w:cs="Arial"/>
+        </w:rPr>
+        <w:t xml:space="preserve">Einschalten → Licht = an (1) </w:t>
+      </w:r>
+    </w:p>
+    <w:p>
+      <w:pPr>
+        <w:numPr>
+          <w:ilvl w:val="0"/>
+          <w:numId w:val="19"/>
+        </w:numPr>
+        <w:spacing w:before="100" w:beforeAutospacing="1" w:after="100" w:afterAutospacing="1" w:line="240" w:lineRule="auto"/>
+        <w:rPr>
+          <w:rFonts w:ascii="Arial" w:hAnsi="Arial" w:cs="Arial"/>
+        </w:rPr>
+      </w:pPr>
+      <w:r>
+        <w:rPr>
+          <w:rFonts w:ascii="Arial" w:hAnsi="Arial" w:cs="Arial"/>
+        </w:rPr>
+        <w:t xml:space="preserve">Zustand bleibt bestehen </w:t>
+      </w:r>
+    </w:p>
+    <w:p>
+      <w:pPr>
+        <w:numPr>
+          <w:ilvl w:val="0"/>
+          <w:numId w:val="19"/>
+        </w:numPr>
+        <w:spacing w:before="100" w:beforeAutospacing="1" w:after="100" w:afterAutospacing="1" w:line="240" w:lineRule="auto"/>
+        <w:rPr>
+          <w:rFonts w:ascii="Arial" w:hAnsi="Arial" w:cs="Arial"/>
+        </w:rPr>
+      </w:pPr>
+      <w:r>
+        <w:rPr>
+          <w:rFonts w:ascii="Arial" w:hAnsi="Arial" w:cs="Arial"/>
+        </w:rPr>
+        <w:t xml:space="preserve">Ausschalten → Licht = aus (0) </w:t>
+      </w:r>
+    </w:p>
+    <w:p>
+      <w:pPr>
+        <w:pStyle w:val="StandardWeb"/>
+        <w:rPr>
+          <w:rFonts w:ascii="Arial" w:hAnsi="Arial" w:cs="Arial"/>
+          <w:sz w:val="22"/>
+          <w:szCs w:val="22"/>
+        </w:rPr>
+      </w:pPr>
+      <w:r>
+        <w:rPr>
+          <w:rStyle w:val="Fett"/>
+          <w:rFonts w:ascii="Arial" w:hAnsi="Arial" w:cs="Arial"/>
+          <w:sz w:val="22"/>
+          <w:szCs w:val="22"/>
+        </w:rPr>
+        <w:t>Bezug zum Flipflop:</w:t>
+      </w:r>
+    </w:p>
+    <w:p>
+      <w:pPr>
+        <w:numPr>
+          <w:ilvl w:val="0"/>
+          <w:numId w:val="20"/>
+        </w:numPr>
+        <w:spacing w:before="100" w:beforeAutospacing="1" w:after="100" w:afterAutospacing="1" w:line="240" w:lineRule="auto"/>
+        <w:rPr>
+          <w:rFonts w:ascii="Arial" w:hAnsi="Arial" w:cs="Arial"/>
+        </w:rPr>
+      </w:pPr>
+      <w:r>
+        <w:rPr>
+          <w:rFonts w:ascii="Arial" w:hAnsi="Arial" w:cs="Arial"/>
+        </w:rPr>
+        <w:t xml:space="preserve">Set = Licht an </w:t>
+      </w:r>
+    </w:p>
+    <w:p>
+      <w:pPr>
+        <w:numPr>
+          <w:ilvl w:val="0"/>
+          <w:numId w:val="20"/>
+        </w:numPr>
+        <w:spacing w:before="100" w:beforeAutospacing="1" w:after="100" w:afterAutospacing="1" w:line="240" w:lineRule="auto"/>
+        <w:rPr>
+          <w:rFonts w:ascii="Arial" w:hAnsi="Arial" w:cs="Arial"/>
+        </w:rPr>
+      </w:pPr>
+      <w:proofErr w:type="spellStart"/>
+      <w:r>
+        <w:rPr>
+          <w:rFonts w:ascii="Arial" w:hAnsi="Arial" w:cs="Arial"/>
+        </w:rPr>
+        <w:t>Reset</w:t>
+      </w:r>
+      <w:proofErr w:type="spellEnd"/>
+      <w:r>
+        <w:rPr>
+          <w:rFonts w:ascii="Arial" w:hAnsi="Arial" w:cs="Arial"/>
+        </w:rPr>
+        <w:t xml:space="preserve"> = Licht aus </w:t>
+      </w:r>
+    </w:p>
+    <w:p>
+      <w:pPr>
+        <w:numPr>
+          <w:ilvl w:val="0"/>
+          <w:numId w:val="20"/>
+        </w:numPr>
+        <w:spacing w:before="100" w:beforeAutospacing="1" w:after="100" w:afterAutospacing="1" w:line="240" w:lineRule="auto"/>
+        <w:rPr>
+          <w:rFonts w:ascii="Arial" w:hAnsi="Arial" w:cs="Arial"/>
+        </w:rPr>
+      </w:pPr>
+      <w:r>
+        <w:rPr>
+          <w:rFonts w:ascii="Arial" w:hAnsi="Arial" w:cs="Arial"/>
+        </w:rPr>
+        <w:t>Speicherung = Zustand bleibt erhalten</w:t>
+      </w:r>
+    </w:p>
+    <w:p>
+      <w:pPr>
+        <w:rPr>
+          <w:rFonts w:ascii="Arial" w:hAnsi="Arial" w:cs="Arial"/>
+        </w:rPr>
+      </w:pPr>
+    </w:p>
     <w:sectPr>
       <w:pgSz w:w="11906" w:h="16838"/>
       <w:pgMar w:top="1417" w:right="1417" w:bottom="1134" w:left="1417" w:header="708" w:footer="708" w:gutter="0"/>
@@ -2414,6 +3519,602 @@
     </w:lvl>
   </w:abstractNum>
   <w:abstractNum w:abstractNumId="2" w15:restartNumberingAfterBreak="0">
+    <w:nsid w:val="05B81AD7"/>
+    <w:multiLevelType w:val="multilevel"/>
+    <w:tmpl w:val="A0C8855E"/>
+    <w:lvl w:ilvl="0">
+      <w:start w:val="1"/>
+      <w:numFmt w:val="bullet"/>
+      <w:lvlText w:val=""/>
+      <w:lvlJc w:val="left"/>
+      <w:pPr>
+        <w:tabs>
+          <w:tab w:val="num" w:pos="720"/>
+        </w:tabs>
+        <w:ind w:left="720" w:hanging="360"/>
+      </w:pPr>
+      <w:rPr>
+        <w:rFonts w:ascii="Symbol" w:hAnsi="Symbol" w:hint="default"/>
+        <w:sz w:val="20"/>
+      </w:rPr>
+    </w:lvl>
+    <w:lvl w:ilvl="1">
+      <w:start w:val="1"/>
+      <w:numFmt w:val="bullet"/>
+      <w:lvlText w:val="o"/>
+      <w:lvlJc w:val="left"/>
+      <w:pPr>
+        <w:tabs>
+          <w:tab w:val="num" w:pos="1440"/>
+        </w:tabs>
+        <w:ind w:left="1440" w:hanging="360"/>
+      </w:pPr>
+      <w:rPr>
+        <w:rFonts w:ascii="Courier New" w:hAnsi="Courier New" w:hint="default"/>
+        <w:sz w:val="20"/>
+      </w:rPr>
+    </w:lvl>
+    <w:lvl w:ilvl="2" w:tentative="1">
+      <w:start w:val="1"/>
+      <w:numFmt w:val="bullet"/>
+      <w:lvlText w:val=""/>
+      <w:lvlJc w:val="left"/>
+      <w:pPr>
+        <w:tabs>
+          <w:tab w:val="num" w:pos="2160"/>
+        </w:tabs>
+        <w:ind w:left="2160" w:hanging="360"/>
+      </w:pPr>
+      <w:rPr>
+        <w:rFonts w:ascii="Wingdings" w:hAnsi="Wingdings" w:hint="default"/>
+        <w:sz w:val="20"/>
+      </w:rPr>
+    </w:lvl>
+    <w:lvl w:ilvl="3" w:tentative="1">
+      <w:start w:val="1"/>
+      <w:numFmt w:val="bullet"/>
+      <w:lvlText w:val=""/>
+      <w:lvlJc w:val="left"/>
+      <w:pPr>
+        <w:tabs>
+          <w:tab w:val="num" w:pos="2880"/>
+        </w:tabs>
+        <w:ind w:left="2880" w:hanging="360"/>
+      </w:pPr>
+      <w:rPr>
+        <w:rFonts w:ascii="Wingdings" w:hAnsi="Wingdings" w:hint="default"/>
+        <w:sz w:val="20"/>
+      </w:rPr>
+    </w:lvl>
+    <w:lvl w:ilvl="4" w:tentative="1">
+      <w:start w:val="1"/>
+      <w:numFmt w:val="bullet"/>
+      <w:lvlText w:val=""/>
+      <w:lvlJc w:val="left"/>
+      <w:pPr>
+        <w:tabs>
+          <w:tab w:val="num" w:pos="3600"/>
+        </w:tabs>
+        <w:ind w:left="3600" w:hanging="360"/>
+      </w:pPr>
+      <w:rPr>
+        <w:rFonts w:ascii="Wingdings" w:hAnsi="Wingdings" w:hint="default"/>
+        <w:sz w:val="20"/>
+      </w:rPr>
+    </w:lvl>
+    <w:lvl w:ilvl="5" w:tentative="1">
+      <w:start w:val="1"/>
+      <w:numFmt w:val="bullet"/>
+      <w:lvlText w:val=""/>
+      <w:lvlJc w:val="left"/>
+      <w:pPr>
+        <w:tabs>
+          <w:tab w:val="num" w:pos="4320"/>
+        </w:tabs>
+        <w:ind w:left="4320" w:hanging="360"/>
+      </w:pPr>
+      <w:rPr>
+        <w:rFonts w:ascii="Wingdings" w:hAnsi="Wingdings" w:hint="default"/>
+        <w:sz w:val="20"/>
+      </w:rPr>
+    </w:lvl>
+    <w:lvl w:ilvl="6" w:tentative="1">
+      <w:start w:val="1"/>
+      <w:numFmt w:val="bullet"/>
+      <w:lvlText w:val=""/>
+      <w:lvlJc w:val="left"/>
+      <w:pPr>
+        <w:tabs>
+          <w:tab w:val="num" w:pos="5040"/>
+        </w:tabs>
+        <w:ind w:left="5040" w:hanging="360"/>
+      </w:pPr>
+      <w:rPr>
+        <w:rFonts w:ascii="Wingdings" w:hAnsi="Wingdings" w:hint="default"/>
+        <w:sz w:val="20"/>
+      </w:rPr>
+    </w:lvl>
+    <w:lvl w:ilvl="7" w:tentative="1">
+      <w:start w:val="1"/>
+      <w:numFmt w:val="bullet"/>
+      <w:lvlText w:val=""/>
+      <w:lvlJc w:val="left"/>
+      <w:pPr>
+        <w:tabs>
+          <w:tab w:val="num" w:pos="5760"/>
+        </w:tabs>
+        <w:ind w:left="5760" w:hanging="360"/>
+      </w:pPr>
+      <w:rPr>
+        <w:rFonts w:ascii="Wingdings" w:hAnsi="Wingdings" w:hint="default"/>
+        <w:sz w:val="20"/>
+      </w:rPr>
+    </w:lvl>
+    <w:lvl w:ilvl="8" w:tentative="1">
+      <w:start w:val="1"/>
+      <w:numFmt w:val="bullet"/>
+      <w:lvlText w:val=""/>
+      <w:lvlJc w:val="left"/>
+      <w:pPr>
+        <w:tabs>
+          <w:tab w:val="num" w:pos="6480"/>
+        </w:tabs>
+        <w:ind w:left="6480" w:hanging="360"/>
+      </w:pPr>
+      <w:rPr>
+        <w:rFonts w:ascii="Wingdings" w:hAnsi="Wingdings" w:hint="default"/>
+        <w:sz w:val="20"/>
+      </w:rPr>
+    </w:lvl>
+  </w:abstractNum>
+  <w:abstractNum w:abstractNumId="3" w15:restartNumberingAfterBreak="0">
+    <w:nsid w:val="062A3361"/>
+    <w:multiLevelType w:val="multilevel"/>
+    <w:tmpl w:val="7D5EE8EA"/>
+    <w:lvl w:ilvl="0">
+      <w:start w:val="1"/>
+      <w:numFmt w:val="bullet"/>
+      <w:lvlText w:val=""/>
+      <w:lvlJc w:val="left"/>
+      <w:pPr>
+        <w:tabs>
+          <w:tab w:val="num" w:pos="720"/>
+        </w:tabs>
+        <w:ind w:left="720" w:hanging="360"/>
+      </w:pPr>
+      <w:rPr>
+        <w:rFonts w:ascii="Symbol" w:hAnsi="Symbol" w:hint="default"/>
+        <w:sz w:val="20"/>
+      </w:rPr>
+    </w:lvl>
+    <w:lvl w:ilvl="1">
+      <w:start w:val="1"/>
+      <w:numFmt w:val="bullet"/>
+      <w:lvlText w:val="o"/>
+      <w:lvlJc w:val="left"/>
+      <w:pPr>
+        <w:tabs>
+          <w:tab w:val="num" w:pos="1440"/>
+        </w:tabs>
+        <w:ind w:left="1440" w:hanging="360"/>
+      </w:pPr>
+      <w:rPr>
+        <w:rFonts w:ascii="Courier New" w:hAnsi="Courier New" w:hint="default"/>
+        <w:sz w:val="20"/>
+      </w:rPr>
+    </w:lvl>
+    <w:lvl w:ilvl="2" w:tentative="1">
+      <w:start w:val="1"/>
+      <w:numFmt w:val="bullet"/>
+      <w:lvlText w:val=""/>
+      <w:lvlJc w:val="left"/>
+      <w:pPr>
+        <w:tabs>
+          <w:tab w:val="num" w:pos="2160"/>
+        </w:tabs>
+        <w:ind w:left="2160" w:hanging="360"/>
+      </w:pPr>
+      <w:rPr>
+        <w:rFonts w:ascii="Wingdings" w:hAnsi="Wingdings" w:hint="default"/>
+        <w:sz w:val="20"/>
+      </w:rPr>
+    </w:lvl>
+    <w:lvl w:ilvl="3" w:tentative="1">
+      <w:start w:val="1"/>
+      <w:numFmt w:val="bullet"/>
+      <w:lvlText w:val=""/>
+      <w:lvlJc w:val="left"/>
+      <w:pPr>
+        <w:tabs>
+          <w:tab w:val="num" w:pos="2880"/>
+        </w:tabs>
+        <w:ind w:left="2880" w:hanging="360"/>
+      </w:pPr>
+      <w:rPr>
+        <w:rFonts w:ascii="Wingdings" w:hAnsi="Wingdings" w:hint="default"/>
+        <w:sz w:val="20"/>
+      </w:rPr>
+    </w:lvl>
+    <w:lvl w:ilvl="4" w:tentative="1">
+      <w:start w:val="1"/>
+      <w:numFmt w:val="bullet"/>
+      <w:lvlText w:val=""/>
+      <w:lvlJc w:val="left"/>
+      <w:pPr>
+        <w:tabs>
+          <w:tab w:val="num" w:pos="3600"/>
+        </w:tabs>
+        <w:ind w:left="3600" w:hanging="360"/>
+      </w:pPr>
+      <w:rPr>
+        <w:rFonts w:ascii="Wingdings" w:hAnsi="Wingdings" w:hint="default"/>
+        <w:sz w:val="20"/>
+      </w:rPr>
+    </w:lvl>
+    <w:lvl w:ilvl="5" w:tentative="1">
+      <w:start w:val="1"/>
+      <w:numFmt w:val="bullet"/>
+      <w:lvlText w:val=""/>
+      <w:lvlJc w:val="left"/>
+      <w:pPr>
+        <w:tabs>
+          <w:tab w:val="num" w:pos="4320"/>
+        </w:tabs>
+        <w:ind w:left="4320" w:hanging="360"/>
+      </w:pPr>
+      <w:rPr>
+        <w:rFonts w:ascii="Wingdings" w:hAnsi="Wingdings" w:hint="default"/>
+        <w:sz w:val="20"/>
+      </w:rPr>
+    </w:lvl>
+    <w:lvl w:ilvl="6" w:tentative="1">
+      <w:start w:val="1"/>
+      <w:numFmt w:val="bullet"/>
+      <w:lvlText w:val=""/>
+      <w:lvlJc w:val="left"/>
+      <w:pPr>
+        <w:tabs>
+          <w:tab w:val="num" w:pos="5040"/>
+        </w:tabs>
+        <w:ind w:left="5040" w:hanging="360"/>
+      </w:pPr>
+      <w:rPr>
+        <w:rFonts w:ascii="Wingdings" w:hAnsi="Wingdings" w:hint="default"/>
+        <w:sz w:val="20"/>
+      </w:rPr>
+    </w:lvl>
+    <w:lvl w:ilvl="7" w:tentative="1">
+      <w:start w:val="1"/>
+      <w:numFmt w:val="bullet"/>
+      <w:lvlText w:val=""/>
+      <w:lvlJc w:val="left"/>
+      <w:pPr>
+        <w:tabs>
+          <w:tab w:val="num" w:pos="5760"/>
+        </w:tabs>
+        <w:ind w:left="5760" w:hanging="360"/>
+      </w:pPr>
+      <w:rPr>
+        <w:rFonts w:ascii="Wingdings" w:hAnsi="Wingdings" w:hint="default"/>
+        <w:sz w:val="20"/>
+      </w:rPr>
+    </w:lvl>
+    <w:lvl w:ilvl="8" w:tentative="1">
+      <w:start w:val="1"/>
+      <w:numFmt w:val="bullet"/>
+      <w:lvlText w:val=""/>
+      <w:lvlJc w:val="left"/>
+      <w:pPr>
+        <w:tabs>
+          <w:tab w:val="num" w:pos="6480"/>
+        </w:tabs>
+        <w:ind w:left="6480" w:hanging="360"/>
+      </w:pPr>
+      <w:rPr>
+        <w:rFonts w:ascii="Wingdings" w:hAnsi="Wingdings" w:hint="default"/>
+        <w:sz w:val="20"/>
+      </w:rPr>
+    </w:lvl>
+  </w:abstractNum>
+  <w:abstractNum w:abstractNumId="4" w15:restartNumberingAfterBreak="0">
+    <w:nsid w:val="14D84D5C"/>
+    <w:multiLevelType w:val="multilevel"/>
+    <w:tmpl w:val="11F2CCF6"/>
+    <w:lvl w:ilvl="0">
+      <w:start w:val="1"/>
+      <w:numFmt w:val="bullet"/>
+      <w:lvlText w:val=""/>
+      <w:lvlJc w:val="left"/>
+      <w:pPr>
+        <w:tabs>
+          <w:tab w:val="num" w:pos="720"/>
+        </w:tabs>
+        <w:ind w:left="720" w:hanging="360"/>
+      </w:pPr>
+      <w:rPr>
+        <w:rFonts w:ascii="Symbol" w:hAnsi="Symbol" w:hint="default"/>
+        <w:sz w:val="20"/>
+      </w:rPr>
+    </w:lvl>
+    <w:lvl w:ilvl="1" w:tentative="1">
+      <w:start w:val="1"/>
+      <w:numFmt w:val="bullet"/>
+      <w:lvlText w:val="o"/>
+      <w:lvlJc w:val="left"/>
+      <w:pPr>
+        <w:tabs>
+          <w:tab w:val="num" w:pos="1440"/>
+        </w:tabs>
+        <w:ind w:left="1440" w:hanging="360"/>
+      </w:pPr>
+      <w:rPr>
+        <w:rFonts w:ascii="Courier New" w:hAnsi="Courier New" w:hint="default"/>
+        <w:sz w:val="20"/>
+      </w:rPr>
+    </w:lvl>
+    <w:lvl w:ilvl="2" w:tentative="1">
+      <w:start w:val="1"/>
+      <w:numFmt w:val="bullet"/>
+      <w:lvlText w:val=""/>
+      <w:lvlJc w:val="left"/>
+      <w:pPr>
+        <w:tabs>
+          <w:tab w:val="num" w:pos="2160"/>
+        </w:tabs>
+        <w:ind w:left="2160" w:hanging="360"/>
+      </w:pPr>
+      <w:rPr>
+        <w:rFonts w:ascii="Wingdings" w:hAnsi="Wingdings" w:hint="default"/>
+        <w:sz w:val="20"/>
+      </w:rPr>
+    </w:lvl>
+    <w:lvl w:ilvl="3" w:tentative="1">
+      <w:start w:val="1"/>
+      <w:numFmt w:val="bullet"/>
+      <w:lvlText w:val=""/>
+      <w:lvlJc w:val="left"/>
+      <w:pPr>
+        <w:tabs>
+          <w:tab w:val="num" w:pos="2880"/>
+        </w:tabs>
+        <w:ind w:left="2880" w:hanging="360"/>
+      </w:pPr>
+      <w:rPr>
+        <w:rFonts w:ascii="Wingdings" w:hAnsi="Wingdings" w:hint="default"/>
+        <w:sz w:val="20"/>
+      </w:rPr>
+    </w:lvl>
+    <w:lvl w:ilvl="4" w:tentative="1">
+      <w:start w:val="1"/>
+      <w:numFmt w:val="bullet"/>
+      <w:lvlText w:val=""/>
+      <w:lvlJc w:val="left"/>
+      <w:pPr>
+        <w:tabs>
+          <w:tab w:val="num" w:pos="3600"/>
+        </w:tabs>
+        <w:ind w:left="3600" w:hanging="360"/>
+      </w:pPr>
+      <w:rPr>
+        <w:rFonts w:ascii="Wingdings" w:hAnsi="Wingdings" w:hint="default"/>
+        <w:sz w:val="20"/>
+      </w:rPr>
+    </w:lvl>
+    <w:lvl w:ilvl="5" w:tentative="1">
+      <w:start w:val="1"/>
+      <w:numFmt w:val="bullet"/>
+      <w:lvlText w:val=""/>
+      <w:lvlJc w:val="left"/>
+      <w:pPr>
+        <w:tabs>
+          <w:tab w:val="num" w:pos="4320"/>
+        </w:tabs>
+        <w:ind w:left="4320" w:hanging="360"/>
+      </w:pPr>
+      <w:rPr>
+        <w:rFonts w:ascii="Wingdings" w:hAnsi="Wingdings" w:hint="default"/>
+        <w:sz w:val="20"/>
+      </w:rPr>
+    </w:lvl>
+    <w:lvl w:ilvl="6" w:tentative="1">
+      <w:start w:val="1"/>
+      <w:numFmt w:val="bullet"/>
+      <w:lvlText w:val=""/>
+      <w:lvlJc w:val="left"/>
+      <w:pPr>
+        <w:tabs>
+          <w:tab w:val="num" w:pos="5040"/>
+        </w:tabs>
+        <w:ind w:left="5040" w:hanging="360"/>
+      </w:pPr>
+      <w:rPr>
+        <w:rFonts w:ascii="Wingdings" w:hAnsi="Wingdings" w:hint="default"/>
+        <w:sz w:val="20"/>
+      </w:rPr>
+    </w:lvl>
+    <w:lvl w:ilvl="7" w:tentative="1">
+      <w:start w:val="1"/>
+      <w:numFmt w:val="bullet"/>
+      <w:lvlText w:val=""/>
+      <w:lvlJc w:val="left"/>
+      <w:pPr>
+        <w:tabs>
+          <w:tab w:val="num" w:pos="5760"/>
+        </w:tabs>
+        <w:ind w:left="5760" w:hanging="360"/>
+      </w:pPr>
+      <w:rPr>
+        <w:rFonts w:ascii="Wingdings" w:hAnsi="Wingdings" w:hint="default"/>
+        <w:sz w:val="20"/>
+      </w:rPr>
+    </w:lvl>
+    <w:lvl w:ilvl="8" w:tentative="1">
+      <w:start w:val="1"/>
+      <w:numFmt w:val="bullet"/>
+      <w:lvlText w:val=""/>
+      <w:lvlJc w:val="left"/>
+      <w:pPr>
+        <w:tabs>
+          <w:tab w:val="num" w:pos="6480"/>
+        </w:tabs>
+        <w:ind w:left="6480" w:hanging="360"/>
+      </w:pPr>
+      <w:rPr>
+        <w:rFonts w:ascii="Wingdings" w:hAnsi="Wingdings" w:hint="default"/>
+        <w:sz w:val="20"/>
+      </w:rPr>
+    </w:lvl>
+  </w:abstractNum>
+  <w:abstractNum w:abstractNumId="5" w15:restartNumberingAfterBreak="0">
+    <w:nsid w:val="160D28B3"/>
+    <w:multiLevelType w:val="multilevel"/>
+    <w:tmpl w:val="152827BC"/>
+    <w:lvl w:ilvl="0">
+      <w:start w:val="1"/>
+      <w:numFmt w:val="bullet"/>
+      <w:lvlText w:val=""/>
+      <w:lvlJc w:val="left"/>
+      <w:pPr>
+        <w:tabs>
+          <w:tab w:val="num" w:pos="720"/>
+        </w:tabs>
+        <w:ind w:left="720" w:hanging="360"/>
+      </w:pPr>
+      <w:rPr>
+        <w:rFonts w:ascii="Symbol" w:hAnsi="Symbol" w:hint="default"/>
+        <w:sz w:val="20"/>
+      </w:rPr>
+    </w:lvl>
+    <w:lvl w:ilvl="1">
+      <w:start w:val="1"/>
+      <w:numFmt w:val="bullet"/>
+      <w:lvlText w:val="o"/>
+      <w:lvlJc w:val="left"/>
+      <w:pPr>
+        <w:tabs>
+          <w:tab w:val="num" w:pos="1440"/>
+        </w:tabs>
+        <w:ind w:left="1440" w:hanging="360"/>
+      </w:pPr>
+      <w:rPr>
+        <w:rFonts w:ascii="Courier New" w:hAnsi="Courier New" w:hint="default"/>
+        <w:sz w:val="20"/>
+      </w:rPr>
+    </w:lvl>
+    <w:lvl w:ilvl="2" w:tentative="1">
+      <w:start w:val="1"/>
+      <w:numFmt w:val="bullet"/>
+      <w:lvlText w:val=""/>
+      <w:lvlJc w:val="left"/>
+      <w:pPr>
+        <w:tabs>
+          <w:tab w:val="num" w:pos="2160"/>
+        </w:tabs>
+        <w:ind w:left="2160" w:hanging="360"/>
+      </w:pPr>
+      <w:rPr>
+        <w:rFonts w:ascii="Wingdings" w:hAnsi="Wingdings" w:hint="default"/>
+        <w:sz w:val="20"/>
+      </w:rPr>
+    </w:lvl>
+    <w:lvl w:ilvl="3" w:tentative="1">
+      <w:start w:val="1"/>
+      <w:numFmt w:val="bullet"/>
+      <w:lvlText w:val=""/>
+      <w:lvlJc w:val="left"/>
+      <w:pPr>
+        <w:tabs>
+          <w:tab w:val="num" w:pos="2880"/>
+        </w:tabs>
+        <w:ind w:left="2880" w:hanging="360"/>
+      </w:pPr>
+      <w:rPr>
+        <w:rFonts w:ascii="Wingdings" w:hAnsi="Wingdings" w:hint="default"/>
+        <w:sz w:val="20"/>
+      </w:rPr>
+    </w:lvl>
+    <w:lvl w:ilvl="4" w:tentative="1">
+      <w:start w:val="1"/>
+      <w:numFmt w:val="bullet"/>
+      <w:lvlText w:val=""/>
+      <w:lvlJc w:val="left"/>
+      <w:pPr>
+        <w:tabs>
+          <w:tab w:val="num" w:pos="3600"/>
+        </w:tabs>
+        <w:ind w:left="3600" w:hanging="360"/>
+      </w:pPr>
+      <w:rPr>
+        <w:rFonts w:ascii="Wingdings" w:hAnsi="Wingdings" w:hint="default"/>
+        <w:sz w:val="20"/>
+      </w:rPr>
+    </w:lvl>
+    <w:lvl w:ilvl="5" w:tentative="1">
+      <w:start w:val="1"/>
+      <w:numFmt w:val="bullet"/>
+      <w:lvlText w:val=""/>
+      <w:lvlJc w:val="left"/>
+      <w:pPr>
+        <w:tabs>
+          <w:tab w:val="num" w:pos="4320"/>
+        </w:tabs>
+        <w:ind w:left="4320" w:hanging="360"/>
+      </w:pPr>
+      <w:rPr>
+        <w:rFonts w:ascii="Wingdings" w:hAnsi="Wingdings" w:hint="default"/>
+        <w:sz w:val="20"/>
+      </w:rPr>
+    </w:lvl>
+    <w:lvl w:ilvl="6" w:tentative="1">
+      <w:start w:val="1"/>
+      <w:numFmt w:val="bullet"/>
+      <w:lvlText w:val=""/>
+      <w:lvlJc w:val="left"/>
+      <w:pPr>
+        <w:tabs>
+          <w:tab w:val="num" w:pos="5040"/>
+        </w:tabs>
+        <w:ind w:left="5040" w:hanging="360"/>
+      </w:pPr>
+      <w:rPr>
+        <w:rFonts w:ascii="Wingdings" w:hAnsi="Wingdings" w:hint="default"/>
+        <w:sz w:val="20"/>
+      </w:rPr>
+    </w:lvl>
+    <w:lvl w:ilvl="7" w:tentative="1">
+      <w:start w:val="1"/>
+      <w:numFmt w:val="bullet"/>
+      <w:lvlText w:val=""/>
+      <w:lvlJc w:val="left"/>
+      <w:pPr>
+        <w:tabs>
+          <w:tab w:val="num" w:pos="5760"/>
+        </w:tabs>
+        <w:ind w:left="5760" w:hanging="360"/>
+      </w:pPr>
+      <w:rPr>
+        <w:rFonts w:ascii="Wingdings" w:hAnsi="Wingdings" w:hint="default"/>
+        <w:sz w:val="20"/>
+      </w:rPr>
+    </w:lvl>
+    <w:lvl w:ilvl="8" w:tentative="1">
+      <w:start w:val="1"/>
+      <w:numFmt w:val="bullet"/>
+      <w:lvlText w:val=""/>
+      <w:lvlJc w:val="left"/>
+      <w:pPr>
+        <w:tabs>
+          <w:tab w:val="num" w:pos="6480"/>
+        </w:tabs>
+        <w:ind w:left="6480" w:hanging="360"/>
+      </w:pPr>
+      <w:rPr>
+        <w:rFonts w:ascii="Wingdings" w:hAnsi="Wingdings" w:hint="default"/>
+        <w:sz w:val="20"/>
+      </w:rPr>
+    </w:lvl>
+  </w:abstractNum>
+  <w:abstractNum w:abstractNumId="6" w15:restartNumberingAfterBreak="0">
     <w:nsid w:val="1765410B"/>
     <w:multiLevelType w:val="hybridMultilevel"/>
     <w:tmpl w:val="18C481D0"/>
@@ -2526,7 +4227,305 @@
       </w:rPr>
     </w:lvl>
   </w:abstractNum>
-  <w:abstractNum w:abstractNumId="3" w15:restartNumberingAfterBreak="0">
+  <w:abstractNum w:abstractNumId="7" w15:restartNumberingAfterBreak="0">
+    <w:nsid w:val="238A2E29"/>
+    <w:multiLevelType w:val="multilevel"/>
+    <w:tmpl w:val="49E2B88A"/>
+    <w:lvl w:ilvl="0">
+      <w:start w:val="1"/>
+      <w:numFmt w:val="bullet"/>
+      <w:lvlText w:val=""/>
+      <w:lvlJc w:val="left"/>
+      <w:pPr>
+        <w:tabs>
+          <w:tab w:val="num" w:pos="720"/>
+        </w:tabs>
+        <w:ind w:left="720" w:hanging="360"/>
+      </w:pPr>
+      <w:rPr>
+        <w:rFonts w:ascii="Symbol" w:hAnsi="Symbol" w:hint="default"/>
+        <w:sz w:val="20"/>
+      </w:rPr>
+    </w:lvl>
+    <w:lvl w:ilvl="1" w:tentative="1">
+      <w:start w:val="1"/>
+      <w:numFmt w:val="bullet"/>
+      <w:lvlText w:val="o"/>
+      <w:lvlJc w:val="left"/>
+      <w:pPr>
+        <w:tabs>
+          <w:tab w:val="num" w:pos="1440"/>
+        </w:tabs>
+        <w:ind w:left="1440" w:hanging="360"/>
+      </w:pPr>
+      <w:rPr>
+        <w:rFonts w:ascii="Courier New" w:hAnsi="Courier New" w:hint="default"/>
+        <w:sz w:val="20"/>
+      </w:rPr>
+    </w:lvl>
+    <w:lvl w:ilvl="2" w:tentative="1">
+      <w:start w:val="1"/>
+      <w:numFmt w:val="bullet"/>
+      <w:lvlText w:val=""/>
+      <w:lvlJc w:val="left"/>
+      <w:pPr>
+        <w:tabs>
+          <w:tab w:val="num" w:pos="2160"/>
+        </w:tabs>
+        <w:ind w:left="2160" w:hanging="360"/>
+      </w:pPr>
+      <w:rPr>
+        <w:rFonts w:ascii="Wingdings" w:hAnsi="Wingdings" w:hint="default"/>
+        <w:sz w:val="20"/>
+      </w:rPr>
+    </w:lvl>
+    <w:lvl w:ilvl="3" w:tentative="1">
+      <w:start w:val="1"/>
+      <w:numFmt w:val="bullet"/>
+      <w:lvlText w:val=""/>
+      <w:lvlJc w:val="left"/>
+      <w:pPr>
+        <w:tabs>
+          <w:tab w:val="num" w:pos="2880"/>
+        </w:tabs>
+        <w:ind w:left="2880" w:hanging="360"/>
+      </w:pPr>
+      <w:rPr>
+        <w:rFonts w:ascii="Wingdings" w:hAnsi="Wingdings" w:hint="default"/>
+        <w:sz w:val="20"/>
+      </w:rPr>
+    </w:lvl>
+    <w:lvl w:ilvl="4" w:tentative="1">
+      <w:start w:val="1"/>
+      <w:numFmt w:val="bullet"/>
+      <w:lvlText w:val=""/>
+      <w:lvlJc w:val="left"/>
+      <w:pPr>
+        <w:tabs>
+          <w:tab w:val="num" w:pos="3600"/>
+        </w:tabs>
+        <w:ind w:left="3600" w:hanging="360"/>
+      </w:pPr>
+      <w:rPr>
+        <w:rFonts w:ascii="Wingdings" w:hAnsi="Wingdings" w:hint="default"/>
+        <w:sz w:val="20"/>
+      </w:rPr>
+    </w:lvl>
+    <w:lvl w:ilvl="5" w:tentative="1">
+      <w:start w:val="1"/>
+      <w:numFmt w:val="bullet"/>
+      <w:lvlText w:val=""/>
+      <w:lvlJc w:val="left"/>
+      <w:pPr>
+        <w:tabs>
+          <w:tab w:val="num" w:pos="4320"/>
+        </w:tabs>
+        <w:ind w:left="4320" w:hanging="360"/>
+      </w:pPr>
+      <w:rPr>
+        <w:rFonts w:ascii="Wingdings" w:hAnsi="Wingdings" w:hint="default"/>
+        <w:sz w:val="20"/>
+      </w:rPr>
+    </w:lvl>
+    <w:lvl w:ilvl="6" w:tentative="1">
+      <w:start w:val="1"/>
+      <w:numFmt w:val="bullet"/>
+      <w:lvlText w:val=""/>
+      <w:lvlJc w:val="left"/>
+      <w:pPr>
+        <w:tabs>
+          <w:tab w:val="num" w:pos="5040"/>
+        </w:tabs>
+        <w:ind w:left="5040" w:hanging="360"/>
+      </w:pPr>
+      <w:rPr>
+        <w:rFonts w:ascii="Wingdings" w:hAnsi="Wingdings" w:hint="default"/>
+        <w:sz w:val="20"/>
+      </w:rPr>
+    </w:lvl>
+    <w:lvl w:ilvl="7" w:tentative="1">
+      <w:start w:val="1"/>
+      <w:numFmt w:val="bullet"/>
+      <w:lvlText w:val=""/>
+      <w:lvlJc w:val="left"/>
+      <w:pPr>
+        <w:tabs>
+          <w:tab w:val="num" w:pos="5760"/>
+        </w:tabs>
+        <w:ind w:left="5760" w:hanging="360"/>
+      </w:pPr>
+      <w:rPr>
+        <w:rFonts w:ascii="Wingdings" w:hAnsi="Wingdings" w:hint="default"/>
+        <w:sz w:val="20"/>
+      </w:rPr>
+    </w:lvl>
+    <w:lvl w:ilvl="8" w:tentative="1">
+      <w:start w:val="1"/>
+      <w:numFmt w:val="bullet"/>
+      <w:lvlText w:val=""/>
+      <w:lvlJc w:val="left"/>
+      <w:pPr>
+        <w:tabs>
+          <w:tab w:val="num" w:pos="6480"/>
+        </w:tabs>
+        <w:ind w:left="6480" w:hanging="360"/>
+      </w:pPr>
+      <w:rPr>
+        <w:rFonts w:ascii="Wingdings" w:hAnsi="Wingdings" w:hint="default"/>
+        <w:sz w:val="20"/>
+      </w:rPr>
+    </w:lvl>
+  </w:abstractNum>
+  <w:abstractNum w:abstractNumId="8" w15:restartNumberingAfterBreak="0">
+    <w:nsid w:val="2EEA1116"/>
+    <w:multiLevelType w:val="multilevel"/>
+    <w:tmpl w:val="782470E2"/>
+    <w:lvl w:ilvl="0">
+      <w:start w:val="1"/>
+      <w:numFmt w:val="bullet"/>
+      <w:lvlText w:val=""/>
+      <w:lvlJc w:val="left"/>
+      <w:pPr>
+        <w:tabs>
+          <w:tab w:val="num" w:pos="720"/>
+        </w:tabs>
+        <w:ind w:left="720" w:hanging="360"/>
+      </w:pPr>
+      <w:rPr>
+        <w:rFonts w:ascii="Symbol" w:hAnsi="Symbol" w:hint="default"/>
+        <w:sz w:val="20"/>
+      </w:rPr>
+    </w:lvl>
+    <w:lvl w:ilvl="1" w:tentative="1">
+      <w:start w:val="1"/>
+      <w:numFmt w:val="bullet"/>
+      <w:lvlText w:val="o"/>
+      <w:lvlJc w:val="left"/>
+      <w:pPr>
+        <w:tabs>
+          <w:tab w:val="num" w:pos="1440"/>
+        </w:tabs>
+        <w:ind w:left="1440" w:hanging="360"/>
+      </w:pPr>
+      <w:rPr>
+        <w:rFonts w:ascii="Courier New" w:hAnsi="Courier New" w:hint="default"/>
+        <w:sz w:val="20"/>
+      </w:rPr>
+    </w:lvl>
+    <w:lvl w:ilvl="2" w:tentative="1">
+      <w:start w:val="1"/>
+      <w:numFmt w:val="bullet"/>
+      <w:lvlText w:val=""/>
+      <w:lvlJc w:val="left"/>
+      <w:pPr>
+        <w:tabs>
+          <w:tab w:val="num" w:pos="2160"/>
+        </w:tabs>
+        <w:ind w:left="2160" w:hanging="360"/>
+      </w:pPr>
+      <w:rPr>
+        <w:rFonts w:ascii="Wingdings" w:hAnsi="Wingdings" w:hint="default"/>
+        <w:sz w:val="20"/>
+      </w:rPr>
+    </w:lvl>
+    <w:lvl w:ilvl="3" w:tentative="1">
+      <w:start w:val="1"/>
+      <w:numFmt w:val="bullet"/>
+      <w:lvlText w:val=""/>
+      <w:lvlJc w:val="left"/>
+      <w:pPr>
+        <w:tabs>
+          <w:tab w:val="num" w:pos="2880"/>
+        </w:tabs>
+        <w:ind w:left="2880" w:hanging="360"/>
+      </w:pPr>
+      <w:rPr>
+        <w:rFonts w:ascii="Wingdings" w:hAnsi="Wingdings" w:hint="default"/>
+        <w:sz w:val="20"/>
+      </w:rPr>
+    </w:lvl>
+    <w:lvl w:ilvl="4" w:tentative="1">
+      <w:start w:val="1"/>
+      <w:numFmt w:val="bullet"/>
+      <w:lvlText w:val=""/>
+      <w:lvlJc w:val="left"/>
+      <w:pPr>
+        <w:tabs>
+          <w:tab w:val="num" w:pos="3600"/>
+        </w:tabs>
+        <w:ind w:left="3600" w:hanging="360"/>
+      </w:pPr>
+      <w:rPr>
+        <w:rFonts w:ascii="Wingdings" w:hAnsi="Wingdings" w:hint="default"/>
+        <w:sz w:val="20"/>
+      </w:rPr>
+    </w:lvl>
+    <w:lvl w:ilvl="5" w:tentative="1">
+      <w:start w:val="1"/>
+      <w:numFmt w:val="bullet"/>
+      <w:lvlText w:val=""/>
+      <w:lvlJc w:val="left"/>
+      <w:pPr>
+        <w:tabs>
+          <w:tab w:val="num" w:pos="4320"/>
+        </w:tabs>
+        <w:ind w:left="4320" w:hanging="360"/>
+      </w:pPr>
+      <w:rPr>
+        <w:rFonts w:ascii="Wingdings" w:hAnsi="Wingdings" w:hint="default"/>
+        <w:sz w:val="20"/>
+      </w:rPr>
+    </w:lvl>
+    <w:lvl w:ilvl="6" w:tentative="1">
+      <w:start w:val="1"/>
+      <w:numFmt w:val="bullet"/>
+      <w:lvlText w:val=""/>
+      <w:lvlJc w:val="left"/>
+      <w:pPr>
+        <w:tabs>
+          <w:tab w:val="num" w:pos="5040"/>
+        </w:tabs>
+        <w:ind w:left="5040" w:hanging="360"/>
+      </w:pPr>
+      <w:rPr>
+        <w:rFonts w:ascii="Wingdings" w:hAnsi="Wingdings" w:hint="default"/>
+        <w:sz w:val="20"/>
+      </w:rPr>
+    </w:lvl>
+    <w:lvl w:ilvl="7" w:tentative="1">
+      <w:start w:val="1"/>
+      <w:numFmt w:val="bullet"/>
+      <w:lvlText w:val=""/>
+      <w:lvlJc w:val="left"/>
+      <w:pPr>
+        <w:tabs>
+          <w:tab w:val="num" w:pos="5760"/>
+        </w:tabs>
+        <w:ind w:left="5760" w:hanging="360"/>
+      </w:pPr>
+      <w:rPr>
+        <w:rFonts w:ascii="Wingdings" w:hAnsi="Wingdings" w:hint="default"/>
+        <w:sz w:val="20"/>
+      </w:rPr>
+    </w:lvl>
+    <w:lvl w:ilvl="8" w:tentative="1">
+      <w:start w:val="1"/>
+      <w:numFmt w:val="bullet"/>
+      <w:lvlText w:val=""/>
+      <w:lvlJc w:val="left"/>
+      <w:pPr>
+        <w:tabs>
+          <w:tab w:val="num" w:pos="6480"/>
+        </w:tabs>
+        <w:ind w:left="6480" w:hanging="360"/>
+      </w:pPr>
+      <w:rPr>
+        <w:rFonts w:ascii="Wingdings" w:hAnsi="Wingdings" w:hint="default"/>
+        <w:sz w:val="20"/>
+      </w:rPr>
+    </w:lvl>
+  </w:abstractNum>
+  <w:abstractNum w:abstractNumId="9" w15:restartNumberingAfterBreak="0">
     <w:nsid w:val="3F6A14FC"/>
     <w:multiLevelType w:val="multilevel"/>
     <w:tmpl w:val="8DB01D96"/>
@@ -2675,7 +4674,156 @@
       </w:rPr>
     </w:lvl>
   </w:abstractNum>
-  <w:abstractNum w:abstractNumId="4" w15:restartNumberingAfterBreak="0">
+  <w:abstractNum w:abstractNumId="10" w15:restartNumberingAfterBreak="0">
+    <w:nsid w:val="412F78FA"/>
+    <w:multiLevelType w:val="multilevel"/>
+    <w:tmpl w:val="A2528BA8"/>
+    <w:lvl w:ilvl="0">
+      <w:start w:val="1"/>
+      <w:numFmt w:val="bullet"/>
+      <w:lvlText w:val=""/>
+      <w:lvlJc w:val="left"/>
+      <w:pPr>
+        <w:tabs>
+          <w:tab w:val="num" w:pos="720"/>
+        </w:tabs>
+        <w:ind w:left="720" w:hanging="360"/>
+      </w:pPr>
+      <w:rPr>
+        <w:rFonts w:ascii="Symbol" w:hAnsi="Symbol" w:hint="default"/>
+        <w:sz w:val="20"/>
+      </w:rPr>
+    </w:lvl>
+    <w:lvl w:ilvl="1" w:tentative="1">
+      <w:start w:val="1"/>
+      <w:numFmt w:val="bullet"/>
+      <w:lvlText w:val="o"/>
+      <w:lvlJc w:val="left"/>
+      <w:pPr>
+        <w:tabs>
+          <w:tab w:val="num" w:pos="1440"/>
+        </w:tabs>
+        <w:ind w:left="1440" w:hanging="360"/>
+      </w:pPr>
+      <w:rPr>
+        <w:rFonts w:ascii="Courier New" w:hAnsi="Courier New" w:hint="default"/>
+        <w:sz w:val="20"/>
+      </w:rPr>
+    </w:lvl>
+    <w:lvl w:ilvl="2" w:tentative="1">
+      <w:start w:val="1"/>
+      <w:numFmt w:val="bullet"/>
+      <w:lvlText w:val=""/>
+      <w:lvlJc w:val="left"/>
+      <w:pPr>
+        <w:tabs>
+          <w:tab w:val="num" w:pos="2160"/>
+        </w:tabs>
+        <w:ind w:left="2160" w:hanging="360"/>
+      </w:pPr>
+      <w:rPr>
+        <w:rFonts w:ascii="Wingdings" w:hAnsi="Wingdings" w:hint="default"/>
+        <w:sz w:val="20"/>
+      </w:rPr>
+    </w:lvl>
+    <w:lvl w:ilvl="3" w:tentative="1">
+      <w:start w:val="1"/>
+      <w:numFmt w:val="bullet"/>
+      <w:lvlText w:val=""/>
+      <w:lvlJc w:val="left"/>
+      <w:pPr>
+        <w:tabs>
+          <w:tab w:val="num" w:pos="2880"/>
+        </w:tabs>
+        <w:ind w:left="2880" w:hanging="360"/>
+      </w:pPr>
+      <w:rPr>
+        <w:rFonts w:ascii="Wingdings" w:hAnsi="Wingdings" w:hint="default"/>
+        <w:sz w:val="20"/>
+      </w:rPr>
+    </w:lvl>
+    <w:lvl w:ilvl="4" w:tentative="1">
+      <w:start w:val="1"/>
+      <w:numFmt w:val="bullet"/>
+      <w:lvlText w:val=""/>
+      <w:lvlJc w:val="left"/>
+      <w:pPr>
+        <w:tabs>
+          <w:tab w:val="num" w:pos="3600"/>
+        </w:tabs>
+        <w:ind w:left="3600" w:hanging="360"/>
+      </w:pPr>
+      <w:rPr>
+        <w:rFonts w:ascii="Wingdings" w:hAnsi="Wingdings" w:hint="default"/>
+        <w:sz w:val="20"/>
+      </w:rPr>
+    </w:lvl>
+    <w:lvl w:ilvl="5" w:tentative="1">
+      <w:start w:val="1"/>
+      <w:numFmt w:val="bullet"/>
+      <w:lvlText w:val=""/>
+      <w:lvlJc w:val="left"/>
+      <w:pPr>
+        <w:tabs>
+          <w:tab w:val="num" w:pos="4320"/>
+        </w:tabs>
+        <w:ind w:left="4320" w:hanging="360"/>
+      </w:pPr>
+      <w:rPr>
+        <w:rFonts w:ascii="Wingdings" w:hAnsi="Wingdings" w:hint="default"/>
+        <w:sz w:val="20"/>
+      </w:rPr>
+    </w:lvl>
+    <w:lvl w:ilvl="6" w:tentative="1">
+      <w:start w:val="1"/>
+      <w:numFmt w:val="bullet"/>
+      <w:lvlText w:val=""/>
+      <w:lvlJc w:val="left"/>
+      <w:pPr>
+        <w:tabs>
+          <w:tab w:val="num" w:pos="5040"/>
+        </w:tabs>
+        <w:ind w:left="5040" w:hanging="360"/>
+      </w:pPr>
+      <w:rPr>
+        <w:rFonts w:ascii="Wingdings" w:hAnsi="Wingdings" w:hint="default"/>
+        <w:sz w:val="20"/>
+      </w:rPr>
+    </w:lvl>
+    <w:lvl w:ilvl="7" w:tentative="1">
+      <w:start w:val="1"/>
+      <w:numFmt w:val="bullet"/>
+      <w:lvlText w:val=""/>
+      <w:lvlJc w:val="left"/>
+      <w:pPr>
+        <w:tabs>
+          <w:tab w:val="num" w:pos="5760"/>
+        </w:tabs>
+        <w:ind w:left="5760" w:hanging="360"/>
+      </w:pPr>
+      <w:rPr>
+        <w:rFonts w:ascii="Wingdings" w:hAnsi="Wingdings" w:hint="default"/>
+        <w:sz w:val="20"/>
+      </w:rPr>
+    </w:lvl>
+    <w:lvl w:ilvl="8" w:tentative="1">
+      <w:start w:val="1"/>
+      <w:numFmt w:val="bullet"/>
+      <w:lvlText w:val=""/>
+      <w:lvlJc w:val="left"/>
+      <w:pPr>
+        <w:tabs>
+          <w:tab w:val="num" w:pos="6480"/>
+        </w:tabs>
+        <w:ind w:left="6480" w:hanging="360"/>
+      </w:pPr>
+      <w:rPr>
+        <w:rFonts w:ascii="Wingdings" w:hAnsi="Wingdings" w:hint="default"/>
+        <w:sz w:val="20"/>
+      </w:rPr>
+    </w:lvl>
+  </w:abstractNum>
+  <w:abstractNum w:abstractNumId="11" w15:restartNumberingAfterBreak="0">
     <w:nsid w:val="466D0365"/>
     <w:multiLevelType w:val="multilevel"/>
     <w:tmpl w:val="D1F2D19E"/>
@@ -2824,7 +4972,305 @@
       </w:rPr>
     </w:lvl>
   </w:abstractNum>
-  <w:abstractNum w:abstractNumId="5" w15:restartNumberingAfterBreak="0">
+  <w:abstractNum w:abstractNumId="12" w15:restartNumberingAfterBreak="0">
+    <w:nsid w:val="4F5D757B"/>
+    <w:multiLevelType w:val="multilevel"/>
+    <w:tmpl w:val="7BE2FD2C"/>
+    <w:lvl w:ilvl="0">
+      <w:start w:val="1"/>
+      <w:numFmt w:val="bullet"/>
+      <w:lvlText w:val=""/>
+      <w:lvlJc w:val="left"/>
+      <w:pPr>
+        <w:tabs>
+          <w:tab w:val="num" w:pos="720"/>
+        </w:tabs>
+        <w:ind w:left="720" w:hanging="360"/>
+      </w:pPr>
+      <w:rPr>
+        <w:rFonts w:ascii="Symbol" w:hAnsi="Symbol" w:hint="default"/>
+        <w:sz w:val="20"/>
+      </w:rPr>
+    </w:lvl>
+    <w:lvl w:ilvl="1" w:tentative="1">
+      <w:start w:val="1"/>
+      <w:numFmt w:val="bullet"/>
+      <w:lvlText w:val="o"/>
+      <w:lvlJc w:val="left"/>
+      <w:pPr>
+        <w:tabs>
+          <w:tab w:val="num" w:pos="1440"/>
+        </w:tabs>
+        <w:ind w:left="1440" w:hanging="360"/>
+      </w:pPr>
+      <w:rPr>
+        <w:rFonts w:ascii="Courier New" w:hAnsi="Courier New" w:hint="default"/>
+        <w:sz w:val="20"/>
+      </w:rPr>
+    </w:lvl>
+    <w:lvl w:ilvl="2" w:tentative="1">
+      <w:start w:val="1"/>
+      <w:numFmt w:val="bullet"/>
+      <w:lvlText w:val=""/>
+      <w:lvlJc w:val="left"/>
+      <w:pPr>
+        <w:tabs>
+          <w:tab w:val="num" w:pos="2160"/>
+        </w:tabs>
+        <w:ind w:left="2160" w:hanging="360"/>
+      </w:pPr>
+      <w:rPr>
+        <w:rFonts w:ascii="Wingdings" w:hAnsi="Wingdings" w:hint="default"/>
+        <w:sz w:val="20"/>
+      </w:rPr>
+    </w:lvl>
+    <w:lvl w:ilvl="3" w:tentative="1">
+      <w:start w:val="1"/>
+      <w:numFmt w:val="bullet"/>
+      <w:lvlText w:val=""/>
+      <w:lvlJc w:val="left"/>
+      <w:pPr>
+        <w:tabs>
+          <w:tab w:val="num" w:pos="2880"/>
+        </w:tabs>
+        <w:ind w:left="2880" w:hanging="360"/>
+      </w:pPr>
+      <w:rPr>
+        <w:rFonts w:ascii="Wingdings" w:hAnsi="Wingdings" w:hint="default"/>
+        <w:sz w:val="20"/>
+      </w:rPr>
+    </w:lvl>
+    <w:lvl w:ilvl="4" w:tentative="1">
+      <w:start w:val="1"/>
+      <w:numFmt w:val="bullet"/>
+      <w:lvlText w:val=""/>
+      <w:lvlJc w:val="left"/>
+      <w:pPr>
+        <w:tabs>
+          <w:tab w:val="num" w:pos="3600"/>
+        </w:tabs>
+        <w:ind w:left="3600" w:hanging="360"/>
+      </w:pPr>
+      <w:rPr>
+        <w:rFonts w:ascii="Wingdings" w:hAnsi="Wingdings" w:hint="default"/>
+        <w:sz w:val="20"/>
+      </w:rPr>
+    </w:lvl>
+    <w:lvl w:ilvl="5" w:tentative="1">
+      <w:start w:val="1"/>
+      <w:numFmt w:val="bullet"/>
+      <w:lvlText w:val=""/>
+      <w:lvlJc w:val="left"/>
+      <w:pPr>
+        <w:tabs>
+          <w:tab w:val="num" w:pos="4320"/>
+        </w:tabs>
+        <w:ind w:left="4320" w:hanging="360"/>
+      </w:pPr>
+      <w:rPr>
+        <w:rFonts w:ascii="Wingdings" w:hAnsi="Wingdings" w:hint="default"/>
+        <w:sz w:val="20"/>
+      </w:rPr>
+    </w:lvl>
+    <w:lvl w:ilvl="6" w:tentative="1">
+      <w:start w:val="1"/>
+      <w:numFmt w:val="bullet"/>
+      <w:lvlText w:val=""/>
+      <w:lvlJc w:val="left"/>
+      <w:pPr>
+        <w:tabs>
+          <w:tab w:val="num" w:pos="5040"/>
+        </w:tabs>
+        <w:ind w:left="5040" w:hanging="360"/>
+      </w:pPr>
+      <w:rPr>
+        <w:rFonts w:ascii="Wingdings" w:hAnsi="Wingdings" w:hint="default"/>
+        <w:sz w:val="20"/>
+      </w:rPr>
+    </w:lvl>
+    <w:lvl w:ilvl="7" w:tentative="1">
+      <w:start w:val="1"/>
+      <w:numFmt w:val="bullet"/>
+      <w:lvlText w:val=""/>
+      <w:lvlJc w:val="left"/>
+      <w:pPr>
+        <w:tabs>
+          <w:tab w:val="num" w:pos="5760"/>
+        </w:tabs>
+        <w:ind w:left="5760" w:hanging="360"/>
+      </w:pPr>
+      <w:rPr>
+        <w:rFonts w:ascii="Wingdings" w:hAnsi="Wingdings" w:hint="default"/>
+        <w:sz w:val="20"/>
+      </w:rPr>
+    </w:lvl>
+    <w:lvl w:ilvl="8" w:tentative="1">
+      <w:start w:val="1"/>
+      <w:numFmt w:val="bullet"/>
+      <w:lvlText w:val=""/>
+      <w:lvlJc w:val="left"/>
+      <w:pPr>
+        <w:tabs>
+          <w:tab w:val="num" w:pos="6480"/>
+        </w:tabs>
+        <w:ind w:left="6480" w:hanging="360"/>
+      </w:pPr>
+      <w:rPr>
+        <w:rFonts w:ascii="Wingdings" w:hAnsi="Wingdings" w:hint="default"/>
+        <w:sz w:val="20"/>
+      </w:rPr>
+    </w:lvl>
+  </w:abstractNum>
+  <w:abstractNum w:abstractNumId="13" w15:restartNumberingAfterBreak="0">
+    <w:nsid w:val="50004B10"/>
+    <w:multiLevelType w:val="multilevel"/>
+    <w:tmpl w:val="BF3872A8"/>
+    <w:lvl w:ilvl="0">
+      <w:start w:val="1"/>
+      <w:numFmt w:val="bullet"/>
+      <w:lvlText w:val=""/>
+      <w:lvlJc w:val="left"/>
+      <w:pPr>
+        <w:tabs>
+          <w:tab w:val="num" w:pos="720"/>
+        </w:tabs>
+        <w:ind w:left="720" w:hanging="360"/>
+      </w:pPr>
+      <w:rPr>
+        <w:rFonts w:ascii="Symbol" w:hAnsi="Symbol" w:hint="default"/>
+        <w:sz w:val="20"/>
+      </w:rPr>
+    </w:lvl>
+    <w:lvl w:ilvl="1" w:tentative="1">
+      <w:start w:val="1"/>
+      <w:numFmt w:val="bullet"/>
+      <w:lvlText w:val="o"/>
+      <w:lvlJc w:val="left"/>
+      <w:pPr>
+        <w:tabs>
+          <w:tab w:val="num" w:pos="1440"/>
+        </w:tabs>
+        <w:ind w:left="1440" w:hanging="360"/>
+      </w:pPr>
+      <w:rPr>
+        <w:rFonts w:ascii="Courier New" w:hAnsi="Courier New" w:hint="default"/>
+        <w:sz w:val="20"/>
+      </w:rPr>
+    </w:lvl>
+    <w:lvl w:ilvl="2" w:tentative="1">
+      <w:start w:val="1"/>
+      <w:numFmt w:val="bullet"/>
+      <w:lvlText w:val=""/>
+      <w:lvlJc w:val="left"/>
+      <w:pPr>
+        <w:tabs>
+          <w:tab w:val="num" w:pos="2160"/>
+        </w:tabs>
+        <w:ind w:left="2160" w:hanging="360"/>
+      </w:pPr>
+      <w:rPr>
+        <w:rFonts w:ascii="Wingdings" w:hAnsi="Wingdings" w:hint="default"/>
+        <w:sz w:val="20"/>
+      </w:rPr>
+    </w:lvl>
+    <w:lvl w:ilvl="3" w:tentative="1">
+      <w:start w:val="1"/>
+      <w:numFmt w:val="bullet"/>
+      <w:lvlText w:val=""/>
+      <w:lvlJc w:val="left"/>
+      <w:pPr>
+        <w:tabs>
+          <w:tab w:val="num" w:pos="2880"/>
+        </w:tabs>
+        <w:ind w:left="2880" w:hanging="360"/>
+      </w:pPr>
+      <w:rPr>
+        <w:rFonts w:ascii="Wingdings" w:hAnsi="Wingdings" w:hint="default"/>
+        <w:sz w:val="20"/>
+      </w:rPr>
+    </w:lvl>
+    <w:lvl w:ilvl="4" w:tentative="1">
+      <w:start w:val="1"/>
+      <w:numFmt w:val="bullet"/>
+      <w:lvlText w:val=""/>
+      <w:lvlJc w:val="left"/>
+      <w:pPr>
+        <w:tabs>
+          <w:tab w:val="num" w:pos="3600"/>
+        </w:tabs>
+        <w:ind w:left="3600" w:hanging="360"/>
+      </w:pPr>
+      <w:rPr>
+        <w:rFonts w:ascii="Wingdings" w:hAnsi="Wingdings" w:hint="default"/>
+        <w:sz w:val="20"/>
+      </w:rPr>
+    </w:lvl>
+    <w:lvl w:ilvl="5" w:tentative="1">
+      <w:start w:val="1"/>
+      <w:numFmt w:val="bullet"/>
+      <w:lvlText w:val=""/>
+      <w:lvlJc w:val="left"/>
+      <w:pPr>
+        <w:tabs>
+          <w:tab w:val="num" w:pos="4320"/>
+        </w:tabs>
+        <w:ind w:left="4320" w:hanging="360"/>
+      </w:pPr>
+      <w:rPr>
+        <w:rFonts w:ascii="Wingdings" w:hAnsi="Wingdings" w:hint="default"/>
+        <w:sz w:val="20"/>
+      </w:rPr>
+    </w:lvl>
+    <w:lvl w:ilvl="6" w:tentative="1">
+      <w:start w:val="1"/>
+      <w:numFmt w:val="bullet"/>
+      <w:lvlText w:val=""/>
+      <w:lvlJc w:val="left"/>
+      <w:pPr>
+        <w:tabs>
+          <w:tab w:val="num" w:pos="5040"/>
+        </w:tabs>
+        <w:ind w:left="5040" w:hanging="360"/>
+      </w:pPr>
+      <w:rPr>
+        <w:rFonts w:ascii="Wingdings" w:hAnsi="Wingdings" w:hint="default"/>
+        <w:sz w:val="20"/>
+      </w:rPr>
+    </w:lvl>
+    <w:lvl w:ilvl="7" w:tentative="1">
+      <w:start w:val="1"/>
+      <w:numFmt w:val="bullet"/>
+      <w:lvlText w:val=""/>
+      <w:lvlJc w:val="left"/>
+      <w:pPr>
+        <w:tabs>
+          <w:tab w:val="num" w:pos="5760"/>
+        </w:tabs>
+        <w:ind w:left="5760" w:hanging="360"/>
+      </w:pPr>
+      <w:rPr>
+        <w:rFonts w:ascii="Wingdings" w:hAnsi="Wingdings" w:hint="default"/>
+        <w:sz w:val="20"/>
+      </w:rPr>
+    </w:lvl>
+    <w:lvl w:ilvl="8" w:tentative="1">
+      <w:start w:val="1"/>
+      <w:numFmt w:val="bullet"/>
+      <w:lvlText w:val=""/>
+      <w:lvlJc w:val="left"/>
+      <w:pPr>
+        <w:tabs>
+          <w:tab w:val="num" w:pos="6480"/>
+        </w:tabs>
+        <w:ind w:left="6480" w:hanging="360"/>
+      </w:pPr>
+      <w:rPr>
+        <w:rFonts w:ascii="Wingdings" w:hAnsi="Wingdings" w:hint="default"/>
+        <w:sz w:val="20"/>
+      </w:rPr>
+    </w:lvl>
+  </w:abstractNum>
+  <w:abstractNum w:abstractNumId="14" w15:restartNumberingAfterBreak="0">
     <w:nsid w:val="50FC0976"/>
     <w:multiLevelType w:val="multilevel"/>
     <w:tmpl w:val="2B5A82D0"/>
@@ -2973,7 +5419,7 @@
       </w:rPr>
     </w:lvl>
   </w:abstractNum>
-  <w:abstractNum w:abstractNumId="6" w15:restartNumberingAfterBreak="0">
+  <w:abstractNum w:abstractNumId="15" w15:restartNumberingAfterBreak="0">
     <w:nsid w:val="5B481F99"/>
     <w:multiLevelType w:val="multilevel"/>
     <w:tmpl w:val="DA0A6E58"/>
@@ -3122,7 +5568,7 @@
       </w:rPr>
     </w:lvl>
   </w:abstractNum>
-  <w:abstractNum w:abstractNumId="7" w15:restartNumberingAfterBreak="0">
+  <w:abstractNum w:abstractNumId="16" w15:restartNumberingAfterBreak="0">
     <w:nsid w:val="65163DF3"/>
     <w:multiLevelType w:val="multilevel"/>
     <w:tmpl w:val="A77E2C08"/>
@@ -3271,7 +5717,156 @@
       </w:rPr>
     </w:lvl>
   </w:abstractNum>
-  <w:abstractNum w:abstractNumId="8" w15:restartNumberingAfterBreak="0">
+  <w:abstractNum w:abstractNumId="17" w15:restartNumberingAfterBreak="0">
+    <w:nsid w:val="6E405310"/>
+    <w:multiLevelType w:val="multilevel"/>
+    <w:tmpl w:val="9144470E"/>
+    <w:lvl w:ilvl="0">
+      <w:start w:val="1"/>
+      <w:numFmt w:val="bullet"/>
+      <w:lvlText w:val=""/>
+      <w:lvlJc w:val="left"/>
+      <w:pPr>
+        <w:tabs>
+          <w:tab w:val="num" w:pos="720"/>
+        </w:tabs>
+        <w:ind w:left="720" w:hanging="360"/>
+      </w:pPr>
+      <w:rPr>
+        <w:rFonts w:ascii="Symbol" w:hAnsi="Symbol" w:hint="default"/>
+        <w:sz w:val="20"/>
+      </w:rPr>
+    </w:lvl>
+    <w:lvl w:ilvl="1" w:tentative="1">
+      <w:start w:val="1"/>
+      <w:numFmt w:val="bullet"/>
+      <w:lvlText w:val="o"/>
+      <w:lvlJc w:val="left"/>
+      <w:pPr>
+        <w:tabs>
+          <w:tab w:val="num" w:pos="1440"/>
+        </w:tabs>
+        <w:ind w:left="1440" w:hanging="360"/>
+      </w:pPr>
+      <w:rPr>
+        <w:rFonts w:ascii="Courier New" w:hAnsi="Courier New" w:hint="default"/>
+        <w:sz w:val="20"/>
+      </w:rPr>
+    </w:lvl>
+    <w:lvl w:ilvl="2" w:tentative="1">
+      <w:start w:val="1"/>
+      <w:numFmt w:val="bullet"/>
+      <w:lvlText w:val=""/>
+      <w:lvlJc w:val="left"/>
+      <w:pPr>
+        <w:tabs>
+          <w:tab w:val="num" w:pos="2160"/>
+        </w:tabs>
+        <w:ind w:left="2160" w:hanging="360"/>
+      </w:pPr>
+      <w:rPr>
+        <w:rFonts w:ascii="Wingdings" w:hAnsi="Wingdings" w:hint="default"/>
+        <w:sz w:val="20"/>
+      </w:rPr>
+    </w:lvl>
+    <w:lvl w:ilvl="3" w:tentative="1">
+      <w:start w:val="1"/>
+      <w:numFmt w:val="bullet"/>
+      <w:lvlText w:val=""/>
+      <w:lvlJc w:val="left"/>
+      <w:pPr>
+        <w:tabs>
+          <w:tab w:val="num" w:pos="2880"/>
+        </w:tabs>
+        <w:ind w:left="2880" w:hanging="360"/>
+      </w:pPr>
+      <w:rPr>
+        <w:rFonts w:ascii="Wingdings" w:hAnsi="Wingdings" w:hint="default"/>
+        <w:sz w:val="20"/>
+      </w:rPr>
+    </w:lvl>
+    <w:lvl w:ilvl="4" w:tentative="1">
+      <w:start w:val="1"/>
+      <w:numFmt w:val="bullet"/>
+      <w:lvlText w:val=""/>
+      <w:lvlJc w:val="left"/>
+      <w:pPr>
+        <w:tabs>
+          <w:tab w:val="num" w:pos="3600"/>
+        </w:tabs>
+        <w:ind w:left="3600" w:hanging="360"/>
+      </w:pPr>
+      <w:rPr>
+        <w:rFonts w:ascii="Wingdings" w:hAnsi="Wingdings" w:hint="default"/>
+        <w:sz w:val="20"/>
+      </w:rPr>
+    </w:lvl>
+    <w:lvl w:ilvl="5" w:tentative="1">
+      <w:start w:val="1"/>
+      <w:numFmt w:val="bullet"/>
+      <w:lvlText w:val=""/>
+      <w:lvlJc w:val="left"/>
+      <w:pPr>
+        <w:tabs>
+          <w:tab w:val="num" w:pos="4320"/>
+        </w:tabs>
+        <w:ind w:left="4320" w:hanging="360"/>
+      </w:pPr>
+      <w:rPr>
+        <w:rFonts w:ascii="Wingdings" w:hAnsi="Wingdings" w:hint="default"/>
+        <w:sz w:val="20"/>
+      </w:rPr>
+    </w:lvl>
+    <w:lvl w:ilvl="6" w:tentative="1">
+      <w:start w:val="1"/>
+      <w:numFmt w:val="bullet"/>
+      <w:lvlText w:val=""/>
+      <w:lvlJc w:val="left"/>
+      <w:pPr>
+        <w:tabs>
+          <w:tab w:val="num" w:pos="5040"/>
+        </w:tabs>
+        <w:ind w:left="5040" w:hanging="360"/>
+      </w:pPr>
+      <w:rPr>
+        <w:rFonts w:ascii="Wingdings" w:hAnsi="Wingdings" w:hint="default"/>
+        <w:sz w:val="20"/>
+      </w:rPr>
+    </w:lvl>
+    <w:lvl w:ilvl="7" w:tentative="1">
+      <w:start w:val="1"/>
+      <w:numFmt w:val="bullet"/>
+      <w:lvlText w:val=""/>
+      <w:lvlJc w:val="left"/>
+      <w:pPr>
+        <w:tabs>
+          <w:tab w:val="num" w:pos="5760"/>
+        </w:tabs>
+        <w:ind w:left="5760" w:hanging="360"/>
+      </w:pPr>
+      <w:rPr>
+        <w:rFonts w:ascii="Wingdings" w:hAnsi="Wingdings" w:hint="default"/>
+        <w:sz w:val="20"/>
+      </w:rPr>
+    </w:lvl>
+    <w:lvl w:ilvl="8" w:tentative="1">
+      <w:start w:val="1"/>
+      <w:numFmt w:val="bullet"/>
+      <w:lvlText w:val=""/>
+      <w:lvlJc w:val="left"/>
+      <w:pPr>
+        <w:tabs>
+          <w:tab w:val="num" w:pos="6480"/>
+        </w:tabs>
+        <w:ind w:left="6480" w:hanging="360"/>
+      </w:pPr>
+      <w:rPr>
+        <w:rFonts w:ascii="Wingdings" w:hAnsi="Wingdings" w:hint="default"/>
+        <w:sz w:val="20"/>
+      </w:rPr>
+    </w:lvl>
+  </w:abstractNum>
+  <w:abstractNum w:abstractNumId="18" w15:restartNumberingAfterBreak="0">
     <w:nsid w:val="70EE1C00"/>
     <w:multiLevelType w:val="multilevel"/>
     <w:tmpl w:val="DE8A0C6C"/>
@@ -3420,32 +6015,214 @@
       </w:rPr>
     </w:lvl>
   </w:abstractNum>
+  <w:abstractNum w:abstractNumId="19" w15:restartNumberingAfterBreak="0">
+    <w:nsid w:val="71FB7C76"/>
+    <w:multiLevelType w:val="multilevel"/>
+    <w:tmpl w:val="16D0A946"/>
+    <w:lvl w:ilvl="0">
+      <w:start w:val="1"/>
+      <w:numFmt w:val="bullet"/>
+      <w:lvlText w:val=""/>
+      <w:lvlJc w:val="left"/>
+      <w:pPr>
+        <w:tabs>
+          <w:tab w:val="num" w:pos="720"/>
+        </w:tabs>
+        <w:ind w:left="720" w:hanging="360"/>
+      </w:pPr>
+      <w:rPr>
+        <w:rFonts w:ascii="Symbol" w:hAnsi="Symbol" w:hint="default"/>
+        <w:sz w:val="20"/>
+      </w:rPr>
+    </w:lvl>
+    <w:lvl w:ilvl="1" w:tentative="1">
+      <w:start w:val="1"/>
+      <w:numFmt w:val="bullet"/>
+      <w:lvlText w:val="o"/>
+      <w:lvlJc w:val="left"/>
+      <w:pPr>
+        <w:tabs>
+          <w:tab w:val="num" w:pos="1440"/>
+        </w:tabs>
+        <w:ind w:left="1440" w:hanging="360"/>
+      </w:pPr>
+      <w:rPr>
+        <w:rFonts w:ascii="Courier New" w:hAnsi="Courier New" w:hint="default"/>
+        <w:sz w:val="20"/>
+      </w:rPr>
+    </w:lvl>
+    <w:lvl w:ilvl="2" w:tentative="1">
+      <w:start w:val="1"/>
+      <w:numFmt w:val="bullet"/>
+      <w:lvlText w:val=""/>
+      <w:lvlJc w:val="left"/>
+      <w:pPr>
+        <w:tabs>
+          <w:tab w:val="num" w:pos="2160"/>
+        </w:tabs>
+        <w:ind w:left="2160" w:hanging="360"/>
+      </w:pPr>
+      <w:rPr>
+        <w:rFonts w:ascii="Wingdings" w:hAnsi="Wingdings" w:hint="default"/>
+        <w:sz w:val="20"/>
+      </w:rPr>
+    </w:lvl>
+    <w:lvl w:ilvl="3" w:tentative="1">
+      <w:start w:val="1"/>
+      <w:numFmt w:val="bullet"/>
+      <w:lvlText w:val=""/>
+      <w:lvlJc w:val="left"/>
+      <w:pPr>
+        <w:tabs>
+          <w:tab w:val="num" w:pos="2880"/>
+        </w:tabs>
+        <w:ind w:left="2880" w:hanging="360"/>
+      </w:pPr>
+      <w:rPr>
+        <w:rFonts w:ascii="Wingdings" w:hAnsi="Wingdings" w:hint="default"/>
+        <w:sz w:val="20"/>
+      </w:rPr>
+    </w:lvl>
+    <w:lvl w:ilvl="4" w:tentative="1">
+      <w:start w:val="1"/>
+      <w:numFmt w:val="bullet"/>
+      <w:lvlText w:val=""/>
+      <w:lvlJc w:val="left"/>
+      <w:pPr>
+        <w:tabs>
+          <w:tab w:val="num" w:pos="3600"/>
+        </w:tabs>
+        <w:ind w:left="3600" w:hanging="360"/>
+      </w:pPr>
+      <w:rPr>
+        <w:rFonts w:ascii="Wingdings" w:hAnsi="Wingdings" w:hint="default"/>
+        <w:sz w:val="20"/>
+      </w:rPr>
+    </w:lvl>
+    <w:lvl w:ilvl="5" w:tentative="1">
+      <w:start w:val="1"/>
+      <w:numFmt w:val="bullet"/>
+      <w:lvlText w:val=""/>
+      <w:lvlJc w:val="left"/>
+      <w:pPr>
+        <w:tabs>
+          <w:tab w:val="num" w:pos="4320"/>
+        </w:tabs>
+        <w:ind w:left="4320" w:hanging="360"/>
+      </w:pPr>
+      <w:rPr>
+        <w:rFonts w:ascii="Wingdings" w:hAnsi="Wingdings" w:hint="default"/>
+        <w:sz w:val="20"/>
+      </w:rPr>
+    </w:lvl>
+    <w:lvl w:ilvl="6" w:tentative="1">
+      <w:start w:val="1"/>
+      <w:numFmt w:val="bullet"/>
+      <w:lvlText w:val=""/>
+      <w:lvlJc w:val="left"/>
+      <w:pPr>
+        <w:tabs>
+          <w:tab w:val="num" w:pos="5040"/>
+        </w:tabs>
+        <w:ind w:left="5040" w:hanging="360"/>
+      </w:pPr>
+      <w:rPr>
+        <w:rFonts w:ascii="Wingdings" w:hAnsi="Wingdings" w:hint="default"/>
+        <w:sz w:val="20"/>
+      </w:rPr>
+    </w:lvl>
+    <w:lvl w:ilvl="7" w:tentative="1">
+      <w:start w:val="1"/>
+      <w:numFmt w:val="bullet"/>
+      <w:lvlText w:val=""/>
+      <w:lvlJc w:val="left"/>
+      <w:pPr>
+        <w:tabs>
+          <w:tab w:val="num" w:pos="5760"/>
+        </w:tabs>
+        <w:ind w:left="5760" w:hanging="360"/>
+      </w:pPr>
+      <w:rPr>
+        <w:rFonts w:ascii="Wingdings" w:hAnsi="Wingdings" w:hint="default"/>
+        <w:sz w:val="20"/>
+      </w:rPr>
+    </w:lvl>
+    <w:lvl w:ilvl="8" w:tentative="1">
+      <w:start w:val="1"/>
+      <w:numFmt w:val="bullet"/>
+      <w:lvlText w:val=""/>
+      <w:lvlJc w:val="left"/>
+      <w:pPr>
+        <w:tabs>
+          <w:tab w:val="num" w:pos="6480"/>
+        </w:tabs>
+        <w:ind w:left="6480" w:hanging="360"/>
+      </w:pPr>
+      <w:rPr>
+        <w:rFonts w:ascii="Wingdings" w:hAnsi="Wingdings" w:hint="default"/>
+        <w:sz w:val="20"/>
+      </w:rPr>
+    </w:lvl>
+  </w:abstractNum>
   <w:num w:numId="1">
-    <w:abstractNumId w:val="2"/>
+    <w:abstractNumId w:val="6"/>
   </w:num>
   <w:num w:numId="2">
-    <w:abstractNumId w:val="5"/>
+    <w:abstractNumId w:val="14"/>
   </w:num>
   <w:num w:numId="3">
     <w:abstractNumId w:val="0"/>
   </w:num>
   <w:num w:numId="4">
-    <w:abstractNumId w:val="8"/>
+    <w:abstractNumId w:val="18"/>
   </w:num>
   <w:num w:numId="5">
-    <w:abstractNumId w:val="3"/>
+    <w:abstractNumId w:val="9"/>
   </w:num>
   <w:num w:numId="6">
-    <w:abstractNumId w:val="4"/>
+    <w:abstractNumId w:val="11"/>
   </w:num>
   <w:num w:numId="7">
     <w:abstractNumId w:val="1"/>
   </w:num>
   <w:num w:numId="8">
+    <w:abstractNumId w:val="16"/>
+  </w:num>
+  <w:num w:numId="9">
+    <w:abstractNumId w:val="15"/>
+  </w:num>
+  <w:num w:numId="10">
+    <w:abstractNumId w:val="10"/>
+  </w:num>
+  <w:num w:numId="11">
+    <w:abstractNumId w:val="4"/>
+  </w:num>
+  <w:num w:numId="12">
+    <w:abstractNumId w:val="12"/>
+  </w:num>
+  <w:num w:numId="13">
+    <w:abstractNumId w:val="3"/>
+  </w:num>
+  <w:num w:numId="14">
+    <w:abstractNumId w:val="17"/>
+  </w:num>
+  <w:num w:numId="15">
     <w:abstractNumId w:val="7"/>
   </w:num>
-  <w:num w:numId="9">
-    <w:abstractNumId w:val="6"/>
+  <w:num w:numId="16">
+    <w:abstractNumId w:val="5"/>
+  </w:num>
+  <w:num w:numId="17">
+    <w:abstractNumId w:val="13"/>
+  </w:num>
+  <w:num w:numId="18">
+    <w:abstractNumId w:val="2"/>
+  </w:num>
+  <w:num w:numId="19">
+    <w:abstractNumId w:val="19"/>
+  </w:num>
+  <w:num w:numId="20">
+    <w:abstractNumId w:val="8"/>
   </w:num>
 </w:numbering>
 </file>
@@ -3933,7 +6710,6 @@
     <w:name w:val="Normal (Web)"/>
     <w:basedOn w:val="Standard"/>
     <w:uiPriority w:val="99"/>
-    <w:semiHidden/>
     <w:unhideWhenUsed/>
     <w:rsid w:val="00DB21FA"/>
     <w:pPr>

--- a/VortragFlipflop.docx
+++ b/VortragFlipflop.docx
@@ -1450,6 +1450,18 @@
     </w:p>
     <w:p>
       <w:pPr>
+        <w:pStyle w:val="StandardWeb"/>
+        <w:rPr>
+          <w:rFonts w:ascii="Arial" w:hAnsi="Arial" w:cs="Arial"/>
+          <w:sz w:val="22"/>
+          <w:szCs w:val="22"/>
+        </w:rPr>
+      </w:pPr>
+      <w:bookmarkStart w:id="0" w:name="_GoBack"/>
+      <w:bookmarkEnd w:id="0"/>
+    </w:p>
+    <w:p>
+      <w:pPr>
         <w:pStyle w:val="berschrift2"/>
         <w:rPr>
           <w:rFonts w:ascii="Arial" w:hAnsi="Arial" w:cs="Arial"/>
@@ -1679,6 +1691,7 @@
           <w:sz w:val="22"/>
           <w:szCs w:val="22"/>
         </w:rPr>
+        <w:lastRenderedPageBreak/>
         <w:t>Stell dir eine Lampe vor, die über zwei Taster gesteuert wird:</w:t>
       </w:r>
     </w:p>
@@ -1702,7 +1715,6 @@
           <w:sz w:val="22"/>
           <w:szCs w:val="22"/>
         </w:rPr>
-        <w:lastRenderedPageBreak/>
         <w:t xml:space="preserve">Ein Taster ist </w:t>
       </w:r>
       <w:r>
@@ -2484,17 +2496,7 @@
           <w:sz w:val="22"/>
           <w:szCs w:val="22"/>
         </w:rPr>
-        <w:t>→ Grundbaustein von Computern und Mi</w:t>
-      </w:r>
-      <w:bookmarkStart w:id="0" w:name="_GoBack"/>
-      <w:bookmarkEnd w:id="0"/>
-      <w:r>
-        <w:rPr>
-          <w:rFonts w:ascii="Arial" w:hAnsi="Arial" w:cs="Arial"/>
-          <w:sz w:val="22"/>
-          <w:szCs w:val="22"/>
-        </w:rPr>
-        <w:t>kroprozessoren</w:t>
+        <w:t>→ Grundbaustein von Computern und Mikroprozessoren</w:t>
       </w:r>
     </w:p>
     <w:p>
@@ -2528,7 +2530,6 @@
           <w:sz w:val="22"/>
           <w:szCs w:val="22"/>
         </w:rPr>
-        <w:lastRenderedPageBreak/>
         <w:t>Modellierung der Schaltung</w:t>
       </w:r>
     </w:p>

--- a/VortragFlipflop.docx
+++ b/VortragFlipflop.docx
@@ -1450,15 +1450,1107 @@
     </w:p>
     <w:p>
       <w:pPr>
-        <w:pStyle w:val="StandardWeb"/>
-        <w:rPr>
-          <w:rFonts w:ascii="Arial" w:hAnsi="Arial" w:cs="Arial"/>
-          <w:sz w:val="22"/>
-          <w:szCs w:val="22"/>
-        </w:rPr>
-      </w:pPr>
+        <w:spacing w:before="100" w:beforeAutospacing="1" w:after="100" w:afterAutospacing="1" w:line="240" w:lineRule="auto"/>
+        <w:outlineLvl w:val="1"/>
+        <w:rPr>
+          <w:rFonts w:ascii="Arial" w:eastAsia="Times New Roman" w:hAnsi="Arial" w:cs="Arial"/>
+          <w:b/>
+          <w:bCs/>
+          <w:lang w:eastAsia="de-DE"/>
+        </w:rPr>
+      </w:pPr>
+      <w:r>
+        <w:rPr>
+          <w:rFonts w:ascii="Arial" w:eastAsia="Times New Roman" w:hAnsi="Arial" w:cs="Arial"/>
+          <w:b/>
+          <w:bCs/>
+          <w:lang w:eastAsia="de-DE"/>
+        </w:rPr>
+        <w:t>RS-Flipflop (</w:t>
+      </w:r>
+      <w:proofErr w:type="spellStart"/>
+      <w:r>
+        <w:rPr>
+          <w:rFonts w:ascii="Arial" w:eastAsia="Times New Roman" w:hAnsi="Arial" w:cs="Arial"/>
+          <w:b/>
+          <w:bCs/>
+          <w:lang w:eastAsia="de-DE"/>
+        </w:rPr>
+        <w:t>Reset</w:t>
+      </w:r>
+      <w:proofErr w:type="spellEnd"/>
+      <w:r>
+        <w:rPr>
+          <w:rFonts w:ascii="Arial" w:eastAsia="Times New Roman" w:hAnsi="Arial" w:cs="Arial"/>
+          <w:b/>
+          <w:bCs/>
+          <w:lang w:eastAsia="de-DE"/>
+        </w:rPr>
+        <w:t>-Set)</w:t>
+      </w:r>
       <w:bookmarkStart w:id="0" w:name="_GoBack"/>
       <w:bookmarkEnd w:id="0"/>
+    </w:p>
+    <w:p>
+      <w:pPr>
+        <w:spacing w:before="100" w:beforeAutospacing="1" w:after="100" w:afterAutospacing="1" w:line="240" w:lineRule="auto"/>
+        <w:rPr>
+          <w:rFonts w:ascii="Arial" w:eastAsia="Times New Roman" w:hAnsi="Arial" w:cs="Arial"/>
+          <w:lang w:eastAsia="de-DE"/>
+        </w:rPr>
+      </w:pPr>
+      <w:r>
+        <w:rPr>
+          <w:rFonts w:ascii="Arial" w:eastAsia="Times New Roman" w:hAnsi="Arial" w:cs="Arial"/>
+          <w:b/>
+          <w:bCs/>
+          <w:lang w:eastAsia="de-DE"/>
+        </w:rPr>
+        <w:t>Funktion:</w:t>
+      </w:r>
+    </w:p>
+    <w:p>
+      <w:pPr>
+        <w:numPr>
+          <w:ilvl w:val="0"/>
+          <w:numId w:val="21"/>
+        </w:numPr>
+        <w:spacing w:before="100" w:beforeAutospacing="1" w:after="100" w:afterAutospacing="1" w:line="240" w:lineRule="auto"/>
+        <w:rPr>
+          <w:rFonts w:ascii="Arial" w:eastAsia="Times New Roman" w:hAnsi="Arial" w:cs="Arial"/>
+          <w:lang w:eastAsia="de-DE"/>
+        </w:rPr>
+      </w:pPr>
+      <w:r>
+        <w:rPr>
+          <w:rFonts w:ascii="Arial" w:eastAsia="Times New Roman" w:hAnsi="Arial" w:cs="Arial"/>
+          <w:lang w:eastAsia="de-DE"/>
+        </w:rPr>
+        <w:t xml:space="preserve">Set (S) → setzt Q auf 1 </w:t>
+      </w:r>
+    </w:p>
+    <w:p>
+      <w:pPr>
+        <w:numPr>
+          <w:ilvl w:val="0"/>
+          <w:numId w:val="21"/>
+        </w:numPr>
+        <w:spacing w:before="100" w:beforeAutospacing="1" w:after="100" w:afterAutospacing="1" w:line="240" w:lineRule="auto"/>
+        <w:rPr>
+          <w:rFonts w:ascii="Arial" w:eastAsia="Times New Roman" w:hAnsi="Arial" w:cs="Arial"/>
+          <w:lang w:eastAsia="de-DE"/>
+        </w:rPr>
+      </w:pPr>
+      <w:proofErr w:type="spellStart"/>
+      <w:r>
+        <w:rPr>
+          <w:rFonts w:ascii="Arial" w:eastAsia="Times New Roman" w:hAnsi="Arial" w:cs="Arial"/>
+          <w:lang w:eastAsia="de-DE"/>
+        </w:rPr>
+        <w:t>Reset</w:t>
+      </w:r>
+      <w:proofErr w:type="spellEnd"/>
+      <w:r>
+        <w:rPr>
+          <w:rFonts w:ascii="Arial" w:eastAsia="Times New Roman" w:hAnsi="Arial" w:cs="Arial"/>
+          <w:lang w:eastAsia="de-DE"/>
+        </w:rPr>
+        <w:t xml:space="preserve"> (R) → setzt Q auf 0 </w:t>
+      </w:r>
+    </w:p>
+    <w:p>
+      <w:pPr>
+        <w:numPr>
+          <w:ilvl w:val="0"/>
+          <w:numId w:val="21"/>
+        </w:numPr>
+        <w:spacing w:before="100" w:beforeAutospacing="1" w:after="100" w:afterAutospacing="1" w:line="240" w:lineRule="auto"/>
+        <w:rPr>
+          <w:rFonts w:ascii="Arial" w:eastAsia="Times New Roman" w:hAnsi="Arial" w:cs="Arial"/>
+          <w:lang w:eastAsia="de-DE"/>
+        </w:rPr>
+      </w:pPr>
+      <w:r>
+        <w:rPr>
+          <w:rFonts w:ascii="Arial" w:eastAsia="Times New Roman" w:hAnsi="Arial" w:cs="Arial"/>
+          <w:lang w:eastAsia="de-DE"/>
+        </w:rPr>
+        <w:t xml:space="preserve">Speichert einen Zustand </w:t>
+      </w:r>
+    </w:p>
+    <w:p>
+      <w:pPr>
+        <w:spacing w:before="100" w:beforeAutospacing="1" w:after="100" w:afterAutospacing="1" w:line="240" w:lineRule="auto"/>
+        <w:rPr>
+          <w:rFonts w:ascii="Arial" w:eastAsia="Times New Roman" w:hAnsi="Arial" w:cs="Arial"/>
+          <w:lang w:eastAsia="de-DE"/>
+        </w:rPr>
+      </w:pPr>
+      <w:r>
+        <w:rPr>
+          <w:rFonts w:ascii="Arial" w:eastAsia="Times New Roman" w:hAnsi="Arial" w:cs="Arial"/>
+          <w:b/>
+          <w:bCs/>
+          <w:lang w:eastAsia="de-DE"/>
+        </w:rPr>
+        <w:t>Besonderheit:</w:t>
+      </w:r>
+    </w:p>
+    <w:p>
+      <w:pPr>
+        <w:numPr>
+          <w:ilvl w:val="0"/>
+          <w:numId w:val="22"/>
+        </w:numPr>
+        <w:spacing w:before="100" w:beforeAutospacing="1" w:after="100" w:afterAutospacing="1" w:line="240" w:lineRule="auto"/>
+        <w:rPr>
+          <w:rFonts w:ascii="Arial" w:eastAsia="Times New Roman" w:hAnsi="Arial" w:cs="Arial"/>
+          <w:lang w:eastAsia="de-DE"/>
+        </w:rPr>
+      </w:pPr>
+      <w:r>
+        <w:rPr>
+          <w:rFonts w:ascii="Arial" w:eastAsia="Times New Roman" w:hAnsi="Arial" w:cs="Arial"/>
+          <w:lang w:eastAsia="de-DE"/>
+        </w:rPr>
+        <w:t xml:space="preserve">Zustand S = 1 und R = 1 → </w:t>
+      </w:r>
+      <w:r>
+        <w:rPr>
+          <w:rFonts w:ascii="Arial" w:eastAsia="Times New Roman" w:hAnsi="Arial" w:cs="Arial"/>
+          <w:b/>
+          <w:bCs/>
+          <w:lang w:eastAsia="de-DE"/>
+        </w:rPr>
+        <w:t>nicht erlaubt</w:t>
+      </w:r>
+      <w:r>
+        <w:rPr>
+          <w:rFonts w:ascii="Arial" w:eastAsia="Times New Roman" w:hAnsi="Arial" w:cs="Arial"/>
+          <w:lang w:eastAsia="de-DE"/>
+        </w:rPr>
+        <w:t xml:space="preserve"> </w:t>
+      </w:r>
+    </w:p>
+    <w:p>
+      <w:pPr>
+        <w:spacing w:before="100" w:beforeAutospacing="1" w:after="100" w:afterAutospacing="1" w:line="240" w:lineRule="auto"/>
+        <w:rPr>
+          <w:rFonts w:ascii="Arial" w:eastAsia="Times New Roman" w:hAnsi="Arial" w:cs="Arial"/>
+          <w:lang w:eastAsia="de-DE"/>
+        </w:rPr>
+      </w:pPr>
+      <w:r>
+        <w:rPr>
+          <w:rFonts w:ascii="Arial" w:eastAsia="Times New Roman" w:hAnsi="Arial" w:cs="Arial"/>
+          <w:b/>
+          <w:bCs/>
+          <w:lang w:eastAsia="de-DE"/>
+        </w:rPr>
+        <w:t>Verwendung:</w:t>
+      </w:r>
+    </w:p>
+    <w:p>
+      <w:pPr>
+        <w:numPr>
+          <w:ilvl w:val="0"/>
+          <w:numId w:val="23"/>
+        </w:numPr>
+        <w:spacing w:before="100" w:beforeAutospacing="1" w:after="100" w:afterAutospacing="1" w:line="240" w:lineRule="auto"/>
+        <w:rPr>
+          <w:rFonts w:ascii="Arial" w:eastAsia="Times New Roman" w:hAnsi="Arial" w:cs="Arial"/>
+          <w:lang w:eastAsia="de-DE"/>
+        </w:rPr>
+      </w:pPr>
+      <w:r>
+        <w:rPr>
+          <w:rFonts w:ascii="Arial" w:eastAsia="Times New Roman" w:hAnsi="Arial" w:cs="Arial"/>
+          <w:lang w:eastAsia="de-DE"/>
+        </w:rPr>
+        <w:t xml:space="preserve">Einfache Speicherfunktionen </w:t>
+      </w:r>
+    </w:p>
+    <w:p>
+      <w:pPr>
+        <w:numPr>
+          <w:ilvl w:val="0"/>
+          <w:numId w:val="23"/>
+        </w:numPr>
+        <w:spacing w:before="100" w:beforeAutospacing="1" w:after="100" w:afterAutospacing="1" w:line="240" w:lineRule="auto"/>
+        <w:rPr>
+          <w:rFonts w:ascii="Arial" w:eastAsia="Times New Roman" w:hAnsi="Arial" w:cs="Arial"/>
+          <w:lang w:eastAsia="de-DE"/>
+        </w:rPr>
+      </w:pPr>
+      <w:r>
+        <w:rPr>
+          <w:rFonts w:ascii="Arial" w:eastAsia="Times New Roman" w:hAnsi="Arial" w:cs="Arial"/>
+          <w:lang w:eastAsia="de-DE"/>
+        </w:rPr>
+        <w:t xml:space="preserve">Grundbaustein für andere Flipflops </w:t>
+      </w:r>
+    </w:p>
+    <w:p>
+      <w:pPr>
+        <w:spacing w:after="0" w:line="240" w:lineRule="auto"/>
+        <w:rPr>
+          <w:rFonts w:ascii="Arial" w:eastAsia="Times New Roman" w:hAnsi="Arial" w:cs="Arial"/>
+          <w:lang w:eastAsia="de-DE"/>
+        </w:rPr>
+      </w:pPr>
+      <w:r>
+        <w:rPr>
+          <w:rFonts w:ascii="Arial" w:eastAsia="Times New Roman" w:hAnsi="Arial" w:cs="Arial"/>
+          <w:lang w:eastAsia="de-DE"/>
+        </w:rPr>
+        <w:pict>
+          <v:rect id="_x0000_i1025" style="width:0;height:1.5pt" o:hralign="center" o:hrstd="t" o:hr="t" fillcolor="#a0a0a0" stroked="f"/>
+        </w:pict>
+      </w:r>
+    </w:p>
+    <w:p>
+      <w:pPr>
+        <w:spacing w:before="100" w:beforeAutospacing="1" w:after="100" w:afterAutospacing="1" w:line="240" w:lineRule="auto"/>
+        <w:outlineLvl w:val="1"/>
+        <w:rPr>
+          <w:rFonts w:ascii="Arial" w:eastAsia="Times New Roman" w:hAnsi="Arial" w:cs="Arial"/>
+          <w:b/>
+          <w:bCs/>
+          <w:lang w:eastAsia="de-DE"/>
+        </w:rPr>
+      </w:pPr>
+      <w:r>
+        <w:rPr>
+          <w:rFonts w:ascii="Segoe UI Emoji" w:eastAsia="Times New Roman" w:hAnsi="Segoe UI Emoji" w:cs="Segoe UI Emoji"/>
+          <w:b/>
+          <w:bCs/>
+          <w:lang w:eastAsia="de-DE"/>
+        </w:rPr>
+        <w:lastRenderedPageBreak/>
+        <w:t>🔹</w:t>
+      </w:r>
+      <w:r>
+        <w:rPr>
+          <w:rFonts w:ascii="Arial" w:eastAsia="Times New Roman" w:hAnsi="Arial" w:cs="Arial"/>
+          <w:b/>
+          <w:bCs/>
+          <w:lang w:eastAsia="de-DE"/>
+        </w:rPr>
+        <w:t xml:space="preserve"> D-Flipflop (Data-Flipflop)</w:t>
+      </w:r>
+    </w:p>
+    <w:p>
+      <w:pPr>
+        <w:spacing w:before="100" w:beforeAutospacing="1" w:after="100" w:afterAutospacing="1" w:line="240" w:lineRule="auto"/>
+        <w:rPr>
+          <w:rFonts w:ascii="Arial" w:eastAsia="Times New Roman" w:hAnsi="Arial" w:cs="Arial"/>
+          <w:lang w:eastAsia="de-DE"/>
+        </w:rPr>
+      </w:pPr>
+      <w:r>
+        <w:rPr>
+          <w:rFonts w:ascii="Arial" w:eastAsia="Times New Roman" w:hAnsi="Arial" w:cs="Arial"/>
+          <w:b/>
+          <w:bCs/>
+          <w:lang w:eastAsia="de-DE"/>
+        </w:rPr>
+        <w:t>Funktion:</w:t>
+      </w:r>
+    </w:p>
+    <w:p>
+      <w:pPr>
+        <w:numPr>
+          <w:ilvl w:val="0"/>
+          <w:numId w:val="24"/>
+        </w:numPr>
+        <w:spacing w:before="100" w:beforeAutospacing="1" w:after="100" w:afterAutospacing="1" w:line="240" w:lineRule="auto"/>
+        <w:rPr>
+          <w:rFonts w:ascii="Arial" w:eastAsia="Times New Roman" w:hAnsi="Arial" w:cs="Arial"/>
+          <w:lang w:eastAsia="de-DE"/>
+        </w:rPr>
+      </w:pPr>
+      <w:r>
+        <w:rPr>
+          <w:rFonts w:ascii="Arial" w:eastAsia="Times New Roman" w:hAnsi="Arial" w:cs="Arial"/>
+          <w:lang w:eastAsia="de-DE"/>
+        </w:rPr>
+        <w:t xml:space="preserve">Übernimmt den Wert von D (0 oder 1) bei einem Takt </w:t>
+      </w:r>
+    </w:p>
+    <w:p>
+      <w:pPr>
+        <w:numPr>
+          <w:ilvl w:val="0"/>
+          <w:numId w:val="24"/>
+        </w:numPr>
+        <w:spacing w:before="100" w:beforeAutospacing="1" w:after="100" w:afterAutospacing="1" w:line="240" w:lineRule="auto"/>
+        <w:rPr>
+          <w:rFonts w:ascii="Arial" w:eastAsia="Times New Roman" w:hAnsi="Arial" w:cs="Arial"/>
+          <w:lang w:eastAsia="de-DE"/>
+        </w:rPr>
+      </w:pPr>
+      <w:r>
+        <w:rPr>
+          <w:rFonts w:ascii="Arial" w:eastAsia="Times New Roman" w:hAnsi="Arial" w:cs="Arial"/>
+          <w:lang w:eastAsia="de-DE"/>
+        </w:rPr>
+        <w:t xml:space="preserve">Speichert diesen Wert </w:t>
+      </w:r>
+    </w:p>
+    <w:p>
+      <w:pPr>
+        <w:spacing w:before="100" w:beforeAutospacing="1" w:after="100" w:afterAutospacing="1" w:line="240" w:lineRule="auto"/>
+        <w:rPr>
+          <w:rFonts w:ascii="Arial" w:eastAsia="Times New Roman" w:hAnsi="Arial" w:cs="Arial"/>
+          <w:lang w:eastAsia="de-DE"/>
+        </w:rPr>
+      </w:pPr>
+      <w:r>
+        <w:rPr>
+          <w:rFonts w:ascii="Arial" w:eastAsia="Times New Roman" w:hAnsi="Arial" w:cs="Arial"/>
+          <w:b/>
+          <w:bCs/>
+          <w:lang w:eastAsia="de-DE"/>
+        </w:rPr>
+        <w:t>Besonderheit:</w:t>
+      </w:r>
+    </w:p>
+    <w:p>
+      <w:pPr>
+        <w:numPr>
+          <w:ilvl w:val="0"/>
+          <w:numId w:val="25"/>
+        </w:numPr>
+        <w:spacing w:before="100" w:beforeAutospacing="1" w:after="100" w:afterAutospacing="1" w:line="240" w:lineRule="auto"/>
+        <w:rPr>
+          <w:rFonts w:ascii="Arial" w:eastAsia="Times New Roman" w:hAnsi="Arial" w:cs="Arial"/>
+          <w:lang w:eastAsia="de-DE"/>
+        </w:rPr>
+      </w:pPr>
+      <w:r>
+        <w:rPr>
+          <w:rFonts w:ascii="Arial" w:eastAsia="Times New Roman" w:hAnsi="Arial" w:cs="Arial"/>
+          <w:lang w:eastAsia="de-DE"/>
+        </w:rPr>
+        <w:t xml:space="preserve">Kein verbotener Zustand </w:t>
+      </w:r>
+    </w:p>
+    <w:p>
+      <w:pPr>
+        <w:numPr>
+          <w:ilvl w:val="0"/>
+          <w:numId w:val="25"/>
+        </w:numPr>
+        <w:spacing w:before="100" w:beforeAutospacing="1" w:after="100" w:afterAutospacing="1" w:line="240" w:lineRule="auto"/>
+        <w:rPr>
+          <w:rFonts w:ascii="Arial" w:eastAsia="Times New Roman" w:hAnsi="Arial" w:cs="Arial"/>
+          <w:lang w:eastAsia="de-DE"/>
+        </w:rPr>
+      </w:pPr>
+      <w:r>
+        <w:rPr>
+          <w:rFonts w:ascii="Arial" w:eastAsia="Times New Roman" w:hAnsi="Arial" w:cs="Arial"/>
+          <w:lang w:eastAsia="de-DE"/>
+        </w:rPr>
+        <w:t xml:space="preserve">Sehr stabil und zuverlässig </w:t>
+      </w:r>
+    </w:p>
+    <w:p>
+      <w:pPr>
+        <w:spacing w:before="100" w:beforeAutospacing="1" w:after="100" w:afterAutospacing="1" w:line="240" w:lineRule="auto"/>
+        <w:rPr>
+          <w:rFonts w:ascii="Arial" w:eastAsia="Times New Roman" w:hAnsi="Arial" w:cs="Arial"/>
+          <w:lang w:eastAsia="de-DE"/>
+        </w:rPr>
+      </w:pPr>
+      <w:r>
+        <w:rPr>
+          <w:rFonts w:ascii="Arial" w:eastAsia="Times New Roman" w:hAnsi="Arial" w:cs="Arial"/>
+          <w:b/>
+          <w:bCs/>
+          <w:lang w:eastAsia="de-DE"/>
+        </w:rPr>
+        <w:t>Verwendung:</w:t>
+      </w:r>
+    </w:p>
+    <w:p>
+      <w:pPr>
+        <w:numPr>
+          <w:ilvl w:val="0"/>
+          <w:numId w:val="26"/>
+        </w:numPr>
+        <w:spacing w:before="100" w:beforeAutospacing="1" w:after="100" w:afterAutospacing="1" w:line="240" w:lineRule="auto"/>
+        <w:rPr>
+          <w:rFonts w:ascii="Arial" w:eastAsia="Times New Roman" w:hAnsi="Arial" w:cs="Arial"/>
+          <w:lang w:eastAsia="de-DE"/>
+        </w:rPr>
+      </w:pPr>
+      <w:r>
+        <w:rPr>
+          <w:rFonts w:ascii="Arial" w:eastAsia="Times New Roman" w:hAnsi="Arial" w:cs="Arial"/>
+          <w:lang w:eastAsia="de-DE"/>
+        </w:rPr>
+        <w:t xml:space="preserve">Register (Datenspeicher im Prozessor) </w:t>
+      </w:r>
+    </w:p>
+    <w:p>
+      <w:pPr>
+        <w:numPr>
+          <w:ilvl w:val="0"/>
+          <w:numId w:val="26"/>
+        </w:numPr>
+        <w:spacing w:before="100" w:beforeAutospacing="1" w:after="100" w:afterAutospacing="1" w:line="240" w:lineRule="auto"/>
+        <w:rPr>
+          <w:rFonts w:ascii="Arial" w:eastAsia="Times New Roman" w:hAnsi="Arial" w:cs="Arial"/>
+          <w:lang w:eastAsia="de-DE"/>
+        </w:rPr>
+      </w:pPr>
+      <w:r>
+        <w:rPr>
+          <w:rFonts w:ascii="Arial" w:eastAsia="Times New Roman" w:hAnsi="Arial" w:cs="Arial"/>
+          <w:lang w:eastAsia="de-DE"/>
+        </w:rPr>
+        <w:t xml:space="preserve">Synchronisierte Schaltungen </w:t>
+      </w:r>
+    </w:p>
+    <w:p>
+      <w:pPr>
+        <w:spacing w:after="0" w:line="240" w:lineRule="auto"/>
+        <w:rPr>
+          <w:rFonts w:ascii="Arial" w:eastAsia="Times New Roman" w:hAnsi="Arial" w:cs="Arial"/>
+          <w:lang w:eastAsia="de-DE"/>
+        </w:rPr>
+      </w:pPr>
+      <w:r>
+        <w:rPr>
+          <w:rFonts w:ascii="Arial" w:eastAsia="Times New Roman" w:hAnsi="Arial" w:cs="Arial"/>
+          <w:lang w:eastAsia="de-DE"/>
+        </w:rPr>
+        <w:pict>
+          <v:rect id="_x0000_i1026" style="width:0;height:1.5pt" o:hralign="center" o:hrstd="t" o:hr="t" fillcolor="#a0a0a0" stroked="f"/>
+        </w:pict>
+      </w:r>
+    </w:p>
+    <w:p>
+      <w:pPr>
+        <w:spacing w:before="100" w:beforeAutospacing="1" w:after="100" w:afterAutospacing="1" w:line="240" w:lineRule="auto"/>
+        <w:outlineLvl w:val="1"/>
+        <w:rPr>
+          <w:rFonts w:ascii="Arial" w:eastAsia="Times New Roman" w:hAnsi="Arial" w:cs="Arial"/>
+          <w:b/>
+          <w:bCs/>
+          <w:lang w:eastAsia="de-DE"/>
+        </w:rPr>
+      </w:pPr>
+      <w:r>
+        <w:rPr>
+          <w:rFonts w:ascii="Segoe UI Emoji" w:eastAsia="Times New Roman" w:hAnsi="Segoe UI Emoji" w:cs="Segoe UI Emoji"/>
+          <w:b/>
+          <w:bCs/>
+          <w:lang w:eastAsia="de-DE"/>
+        </w:rPr>
+        <w:t>🔹</w:t>
+      </w:r>
+      <w:r>
+        <w:rPr>
+          <w:rFonts w:ascii="Arial" w:eastAsia="Times New Roman" w:hAnsi="Arial" w:cs="Arial"/>
+          <w:b/>
+          <w:bCs/>
+          <w:lang w:eastAsia="de-DE"/>
+        </w:rPr>
+        <w:t xml:space="preserve"> T-Flipflop (</w:t>
+      </w:r>
+      <w:proofErr w:type="spellStart"/>
+      <w:r>
+        <w:rPr>
+          <w:rFonts w:ascii="Arial" w:eastAsia="Times New Roman" w:hAnsi="Arial" w:cs="Arial"/>
+          <w:b/>
+          <w:bCs/>
+          <w:lang w:eastAsia="de-DE"/>
+        </w:rPr>
+        <w:t>Toggle</w:t>
+      </w:r>
+      <w:proofErr w:type="spellEnd"/>
+      <w:r>
+        <w:rPr>
+          <w:rFonts w:ascii="Arial" w:eastAsia="Times New Roman" w:hAnsi="Arial" w:cs="Arial"/>
+          <w:b/>
+          <w:bCs/>
+          <w:lang w:eastAsia="de-DE"/>
+        </w:rPr>
+        <w:t>-Flipflop)</w:t>
+      </w:r>
+    </w:p>
+    <w:p>
+      <w:pPr>
+        <w:spacing w:before="100" w:beforeAutospacing="1" w:after="100" w:afterAutospacing="1" w:line="240" w:lineRule="auto"/>
+        <w:rPr>
+          <w:rFonts w:ascii="Arial" w:eastAsia="Times New Roman" w:hAnsi="Arial" w:cs="Arial"/>
+          <w:lang w:eastAsia="de-DE"/>
+        </w:rPr>
+      </w:pPr>
+      <w:r>
+        <w:rPr>
+          <w:rFonts w:ascii="Arial" w:eastAsia="Times New Roman" w:hAnsi="Arial" w:cs="Arial"/>
+          <w:b/>
+          <w:bCs/>
+          <w:lang w:eastAsia="de-DE"/>
+        </w:rPr>
+        <w:t>Funktion:</w:t>
+      </w:r>
+    </w:p>
+    <w:p>
+      <w:pPr>
+        <w:numPr>
+          <w:ilvl w:val="0"/>
+          <w:numId w:val="27"/>
+        </w:numPr>
+        <w:spacing w:before="100" w:beforeAutospacing="1" w:after="100" w:afterAutospacing="1" w:line="240" w:lineRule="auto"/>
+        <w:rPr>
+          <w:rFonts w:ascii="Arial" w:eastAsia="Times New Roman" w:hAnsi="Arial" w:cs="Arial"/>
+          <w:lang w:eastAsia="de-DE"/>
+        </w:rPr>
+      </w:pPr>
+      <w:r>
+        <w:rPr>
+          <w:rFonts w:ascii="Arial" w:eastAsia="Times New Roman" w:hAnsi="Arial" w:cs="Arial"/>
+          <w:lang w:eastAsia="de-DE"/>
+        </w:rPr>
+        <w:t xml:space="preserve">Wechselt Zustand bei jedem Signal: </w:t>
+      </w:r>
+    </w:p>
+    <w:p>
+      <w:pPr>
+        <w:numPr>
+          <w:ilvl w:val="1"/>
+          <w:numId w:val="27"/>
+        </w:numPr>
+        <w:spacing w:before="100" w:beforeAutospacing="1" w:after="100" w:afterAutospacing="1" w:line="240" w:lineRule="auto"/>
+        <w:rPr>
+          <w:rFonts w:ascii="Arial" w:eastAsia="Times New Roman" w:hAnsi="Arial" w:cs="Arial"/>
+          <w:lang w:eastAsia="de-DE"/>
+        </w:rPr>
+      </w:pPr>
+      <w:r>
+        <w:rPr>
+          <w:rFonts w:ascii="Arial" w:eastAsia="Times New Roman" w:hAnsi="Arial" w:cs="Arial"/>
+          <w:lang w:eastAsia="de-DE"/>
+        </w:rPr>
+        <w:t xml:space="preserve">0 → 1 </w:t>
+      </w:r>
+    </w:p>
+    <w:p>
+      <w:pPr>
+        <w:numPr>
+          <w:ilvl w:val="1"/>
+          <w:numId w:val="27"/>
+        </w:numPr>
+        <w:spacing w:before="100" w:beforeAutospacing="1" w:after="100" w:afterAutospacing="1" w:line="240" w:lineRule="auto"/>
+        <w:rPr>
+          <w:rFonts w:ascii="Arial" w:eastAsia="Times New Roman" w:hAnsi="Arial" w:cs="Arial"/>
+          <w:lang w:eastAsia="de-DE"/>
+        </w:rPr>
+      </w:pPr>
+      <w:r>
+        <w:rPr>
+          <w:rFonts w:ascii="Arial" w:eastAsia="Times New Roman" w:hAnsi="Arial" w:cs="Arial"/>
+          <w:lang w:eastAsia="de-DE"/>
+        </w:rPr>
+        <w:t xml:space="preserve">1 → 0 </w:t>
+      </w:r>
+    </w:p>
+    <w:p>
+      <w:pPr>
+        <w:spacing w:before="100" w:beforeAutospacing="1" w:after="100" w:afterAutospacing="1" w:line="240" w:lineRule="auto"/>
+        <w:rPr>
+          <w:rFonts w:ascii="Arial" w:eastAsia="Times New Roman" w:hAnsi="Arial" w:cs="Arial"/>
+          <w:lang w:eastAsia="de-DE"/>
+        </w:rPr>
+      </w:pPr>
+      <w:r>
+        <w:rPr>
+          <w:rFonts w:ascii="Arial" w:eastAsia="Times New Roman" w:hAnsi="Arial" w:cs="Arial"/>
+          <w:b/>
+          <w:bCs/>
+          <w:lang w:eastAsia="de-DE"/>
+        </w:rPr>
+        <w:t>Besonderheit:</w:t>
+      </w:r>
+    </w:p>
+    <w:p>
+      <w:pPr>
+        <w:numPr>
+          <w:ilvl w:val="0"/>
+          <w:numId w:val="28"/>
+        </w:numPr>
+        <w:spacing w:before="100" w:beforeAutospacing="1" w:after="100" w:afterAutospacing="1" w:line="240" w:lineRule="auto"/>
+        <w:rPr>
+          <w:rFonts w:ascii="Arial" w:eastAsia="Times New Roman" w:hAnsi="Arial" w:cs="Arial"/>
+          <w:lang w:eastAsia="de-DE"/>
+        </w:rPr>
+      </w:pPr>
+      <w:r>
+        <w:rPr>
+          <w:rFonts w:ascii="Arial" w:eastAsia="Times New Roman" w:hAnsi="Arial" w:cs="Arial"/>
+          <w:lang w:eastAsia="de-DE"/>
+        </w:rPr>
+        <w:t xml:space="preserve">„Umschalter“ </w:t>
+      </w:r>
+    </w:p>
+    <w:p>
+      <w:pPr>
+        <w:spacing w:before="100" w:beforeAutospacing="1" w:after="100" w:afterAutospacing="1" w:line="240" w:lineRule="auto"/>
+        <w:rPr>
+          <w:rFonts w:ascii="Arial" w:eastAsia="Times New Roman" w:hAnsi="Arial" w:cs="Arial"/>
+          <w:lang w:eastAsia="de-DE"/>
+        </w:rPr>
+      </w:pPr>
+      <w:r>
+        <w:rPr>
+          <w:rFonts w:ascii="Arial" w:eastAsia="Times New Roman" w:hAnsi="Arial" w:cs="Arial"/>
+          <w:b/>
+          <w:bCs/>
+          <w:lang w:eastAsia="de-DE"/>
+        </w:rPr>
+        <w:t>Verwendung:</w:t>
+      </w:r>
+    </w:p>
+    <w:p>
+      <w:pPr>
+        <w:numPr>
+          <w:ilvl w:val="0"/>
+          <w:numId w:val="29"/>
+        </w:numPr>
+        <w:spacing w:before="100" w:beforeAutospacing="1" w:after="100" w:afterAutospacing="1" w:line="240" w:lineRule="auto"/>
+        <w:rPr>
+          <w:rFonts w:ascii="Arial" w:eastAsia="Times New Roman" w:hAnsi="Arial" w:cs="Arial"/>
+          <w:lang w:eastAsia="de-DE"/>
+        </w:rPr>
+      </w:pPr>
+      <w:r>
+        <w:rPr>
+          <w:rFonts w:ascii="Arial" w:eastAsia="Times New Roman" w:hAnsi="Arial" w:cs="Arial"/>
+          <w:lang w:eastAsia="de-DE"/>
+        </w:rPr>
+        <w:t xml:space="preserve">Zähler (z. B. Binärzähler) </w:t>
+      </w:r>
+    </w:p>
+    <w:p>
+      <w:pPr>
+        <w:numPr>
+          <w:ilvl w:val="0"/>
+          <w:numId w:val="29"/>
+        </w:numPr>
+        <w:spacing w:before="100" w:beforeAutospacing="1" w:after="100" w:afterAutospacing="1" w:line="240" w:lineRule="auto"/>
+        <w:rPr>
+          <w:rFonts w:ascii="Arial" w:eastAsia="Times New Roman" w:hAnsi="Arial" w:cs="Arial"/>
+          <w:lang w:eastAsia="de-DE"/>
+        </w:rPr>
+      </w:pPr>
+      <w:r>
+        <w:rPr>
+          <w:rFonts w:ascii="Arial" w:eastAsia="Times New Roman" w:hAnsi="Arial" w:cs="Arial"/>
+          <w:lang w:eastAsia="de-DE"/>
+        </w:rPr>
+        <w:t xml:space="preserve">Frequenzteilung (Signal halbieren) </w:t>
+      </w:r>
+    </w:p>
+    <w:p>
+      <w:pPr>
+        <w:spacing w:after="0" w:line="240" w:lineRule="auto"/>
+        <w:rPr>
+          <w:rFonts w:ascii="Arial" w:eastAsia="Times New Roman" w:hAnsi="Arial" w:cs="Arial"/>
+          <w:lang w:eastAsia="de-DE"/>
+        </w:rPr>
+      </w:pPr>
+      <w:r>
+        <w:rPr>
+          <w:rFonts w:ascii="Arial" w:eastAsia="Times New Roman" w:hAnsi="Arial" w:cs="Arial"/>
+          <w:lang w:eastAsia="de-DE"/>
+        </w:rPr>
+        <w:pict>
+          <v:rect id="_x0000_i1027" style="width:0;height:1.5pt" o:hralign="center" o:hrstd="t" o:hr="t" fillcolor="#a0a0a0" stroked="f"/>
+        </w:pict>
+      </w:r>
+    </w:p>
+    <w:p>
+      <w:pPr>
+        <w:spacing w:before="100" w:beforeAutospacing="1" w:after="100" w:afterAutospacing="1" w:line="240" w:lineRule="auto"/>
+        <w:outlineLvl w:val="1"/>
+        <w:rPr>
+          <w:rFonts w:ascii="Arial" w:eastAsia="Times New Roman" w:hAnsi="Arial" w:cs="Arial"/>
+          <w:b/>
+          <w:bCs/>
+          <w:lang w:eastAsia="de-DE"/>
+        </w:rPr>
+      </w:pPr>
+      <w:r>
+        <w:rPr>
+          <w:rFonts w:ascii="Segoe UI Emoji" w:eastAsia="Times New Roman" w:hAnsi="Segoe UI Emoji" w:cs="Segoe UI Emoji"/>
+          <w:b/>
+          <w:bCs/>
+          <w:lang w:eastAsia="de-DE"/>
+        </w:rPr>
+        <w:t>🔹</w:t>
+      </w:r>
+      <w:r>
+        <w:rPr>
+          <w:rFonts w:ascii="Arial" w:eastAsia="Times New Roman" w:hAnsi="Arial" w:cs="Arial"/>
+          <w:b/>
+          <w:bCs/>
+          <w:lang w:eastAsia="de-DE"/>
+        </w:rPr>
+        <w:t xml:space="preserve"> JK-Flipflop</w:t>
+      </w:r>
+    </w:p>
+    <w:p>
+      <w:pPr>
+        <w:spacing w:before="100" w:beforeAutospacing="1" w:after="100" w:afterAutospacing="1" w:line="240" w:lineRule="auto"/>
+        <w:rPr>
+          <w:rFonts w:ascii="Arial" w:eastAsia="Times New Roman" w:hAnsi="Arial" w:cs="Arial"/>
+          <w:lang w:eastAsia="de-DE"/>
+        </w:rPr>
+      </w:pPr>
+      <w:r>
+        <w:rPr>
+          <w:rFonts w:ascii="Arial" w:eastAsia="Times New Roman" w:hAnsi="Arial" w:cs="Arial"/>
+          <w:b/>
+          <w:bCs/>
+          <w:lang w:eastAsia="de-DE"/>
+        </w:rPr>
+        <w:t>Funktion:</w:t>
+      </w:r>
+    </w:p>
+    <w:p>
+      <w:pPr>
+        <w:numPr>
+          <w:ilvl w:val="0"/>
+          <w:numId w:val="30"/>
+        </w:numPr>
+        <w:spacing w:before="100" w:beforeAutospacing="1" w:after="100" w:afterAutospacing="1" w:line="240" w:lineRule="auto"/>
+        <w:rPr>
+          <w:rFonts w:ascii="Arial" w:eastAsia="Times New Roman" w:hAnsi="Arial" w:cs="Arial"/>
+          <w:lang w:eastAsia="de-DE"/>
+        </w:rPr>
+      </w:pPr>
+      <w:r>
+        <w:rPr>
+          <w:rFonts w:ascii="Arial" w:eastAsia="Times New Roman" w:hAnsi="Arial" w:cs="Arial"/>
+          <w:lang w:eastAsia="de-DE"/>
+        </w:rPr>
+        <w:t xml:space="preserve">Kombination aus RS und T </w:t>
+      </w:r>
+    </w:p>
+    <w:p>
+      <w:pPr>
+        <w:numPr>
+          <w:ilvl w:val="0"/>
+          <w:numId w:val="30"/>
+        </w:numPr>
+        <w:spacing w:before="100" w:beforeAutospacing="1" w:after="100" w:afterAutospacing="1" w:line="240" w:lineRule="auto"/>
+        <w:rPr>
+          <w:rFonts w:ascii="Arial" w:eastAsia="Times New Roman" w:hAnsi="Arial" w:cs="Arial"/>
+          <w:lang w:eastAsia="de-DE"/>
+        </w:rPr>
+      </w:pPr>
+      <w:r>
+        <w:rPr>
+          <w:rFonts w:ascii="Arial" w:eastAsia="Times New Roman" w:hAnsi="Arial" w:cs="Arial"/>
+          <w:lang w:eastAsia="de-DE"/>
+        </w:rPr>
+        <w:t xml:space="preserve">Kein verbotener Zustand </w:t>
+      </w:r>
+    </w:p>
+    <w:p>
+      <w:pPr>
+        <w:spacing w:before="100" w:beforeAutospacing="1" w:after="100" w:afterAutospacing="1" w:line="240" w:lineRule="auto"/>
+        <w:rPr>
+          <w:rFonts w:ascii="Arial" w:eastAsia="Times New Roman" w:hAnsi="Arial" w:cs="Arial"/>
+          <w:lang w:eastAsia="de-DE"/>
+        </w:rPr>
+      </w:pPr>
+      <w:r>
+        <w:rPr>
+          <w:rFonts w:ascii="Arial" w:eastAsia="Times New Roman" w:hAnsi="Arial" w:cs="Arial"/>
+          <w:b/>
+          <w:bCs/>
+          <w:lang w:eastAsia="de-DE"/>
+        </w:rPr>
+        <w:t>Verhalten:</w:t>
+      </w:r>
+    </w:p>
+    <w:p>
+      <w:pPr>
+        <w:numPr>
+          <w:ilvl w:val="0"/>
+          <w:numId w:val="31"/>
+        </w:numPr>
+        <w:spacing w:before="100" w:beforeAutospacing="1" w:after="100" w:afterAutospacing="1" w:line="240" w:lineRule="auto"/>
+        <w:rPr>
+          <w:rFonts w:ascii="Arial" w:eastAsia="Times New Roman" w:hAnsi="Arial" w:cs="Arial"/>
+          <w:lang w:eastAsia="de-DE"/>
+        </w:rPr>
+      </w:pPr>
+      <w:r>
+        <w:rPr>
+          <w:rFonts w:ascii="Arial" w:eastAsia="Times New Roman" w:hAnsi="Arial" w:cs="Arial"/>
+          <w:lang w:eastAsia="de-DE"/>
+        </w:rPr>
+        <w:t xml:space="preserve">J = 1, K = 0 → Set (1) </w:t>
+      </w:r>
+    </w:p>
+    <w:p>
+      <w:pPr>
+        <w:numPr>
+          <w:ilvl w:val="0"/>
+          <w:numId w:val="31"/>
+        </w:numPr>
+        <w:spacing w:before="100" w:beforeAutospacing="1" w:after="100" w:afterAutospacing="1" w:line="240" w:lineRule="auto"/>
+        <w:rPr>
+          <w:rFonts w:ascii="Arial" w:eastAsia="Times New Roman" w:hAnsi="Arial" w:cs="Arial"/>
+          <w:lang w:eastAsia="de-DE"/>
+        </w:rPr>
+      </w:pPr>
+      <w:r>
+        <w:rPr>
+          <w:rFonts w:ascii="Arial" w:eastAsia="Times New Roman" w:hAnsi="Arial" w:cs="Arial"/>
+          <w:lang w:eastAsia="de-DE"/>
+        </w:rPr>
+        <w:t xml:space="preserve">J = 0, K = 1 → </w:t>
+      </w:r>
+      <w:proofErr w:type="spellStart"/>
+      <w:r>
+        <w:rPr>
+          <w:rFonts w:ascii="Arial" w:eastAsia="Times New Roman" w:hAnsi="Arial" w:cs="Arial"/>
+          <w:lang w:eastAsia="de-DE"/>
+        </w:rPr>
+        <w:t>Reset</w:t>
+      </w:r>
+      <w:proofErr w:type="spellEnd"/>
+      <w:r>
+        <w:rPr>
+          <w:rFonts w:ascii="Arial" w:eastAsia="Times New Roman" w:hAnsi="Arial" w:cs="Arial"/>
+          <w:lang w:eastAsia="de-DE"/>
+        </w:rPr>
+        <w:t xml:space="preserve"> (0) </w:t>
+      </w:r>
+    </w:p>
+    <w:p>
+      <w:pPr>
+        <w:numPr>
+          <w:ilvl w:val="0"/>
+          <w:numId w:val="31"/>
+        </w:numPr>
+        <w:spacing w:before="100" w:beforeAutospacing="1" w:after="100" w:afterAutospacing="1" w:line="240" w:lineRule="auto"/>
+        <w:rPr>
+          <w:rFonts w:ascii="Arial" w:eastAsia="Times New Roman" w:hAnsi="Arial" w:cs="Arial"/>
+          <w:lang w:eastAsia="de-DE"/>
+        </w:rPr>
+      </w:pPr>
+      <w:r>
+        <w:rPr>
+          <w:rFonts w:ascii="Arial" w:eastAsia="Times New Roman" w:hAnsi="Arial" w:cs="Arial"/>
+          <w:lang w:eastAsia="de-DE"/>
+        </w:rPr>
+        <w:t xml:space="preserve">J = 1, K = 1 → Zustand wird umgeschaltet </w:t>
+      </w:r>
+    </w:p>
+    <w:p>
+      <w:pPr>
+        <w:spacing w:before="100" w:beforeAutospacing="1" w:after="100" w:afterAutospacing="1" w:line="240" w:lineRule="auto"/>
+        <w:rPr>
+          <w:rFonts w:ascii="Arial" w:eastAsia="Times New Roman" w:hAnsi="Arial" w:cs="Arial"/>
+          <w:lang w:eastAsia="de-DE"/>
+        </w:rPr>
+      </w:pPr>
+      <w:r>
+        <w:rPr>
+          <w:rFonts w:ascii="Arial" w:eastAsia="Times New Roman" w:hAnsi="Arial" w:cs="Arial"/>
+          <w:b/>
+          <w:bCs/>
+          <w:lang w:eastAsia="de-DE"/>
+        </w:rPr>
+        <w:t>Verwendung:</w:t>
+      </w:r>
+    </w:p>
+    <w:p>
+      <w:pPr>
+        <w:numPr>
+          <w:ilvl w:val="0"/>
+          <w:numId w:val="32"/>
+        </w:numPr>
+        <w:spacing w:before="100" w:beforeAutospacing="1" w:after="100" w:afterAutospacing="1" w:line="240" w:lineRule="auto"/>
+        <w:rPr>
+          <w:rFonts w:ascii="Arial" w:eastAsia="Times New Roman" w:hAnsi="Arial" w:cs="Arial"/>
+          <w:lang w:eastAsia="de-DE"/>
+        </w:rPr>
+      </w:pPr>
+      <w:r>
+        <w:rPr>
+          <w:rFonts w:ascii="Arial" w:eastAsia="Times New Roman" w:hAnsi="Arial" w:cs="Arial"/>
+          <w:lang w:eastAsia="de-DE"/>
+        </w:rPr>
+        <w:lastRenderedPageBreak/>
+        <w:t xml:space="preserve">Universell einsetzbar </w:t>
+      </w:r>
+    </w:p>
+    <w:p>
+      <w:pPr>
+        <w:numPr>
+          <w:ilvl w:val="0"/>
+          <w:numId w:val="32"/>
+        </w:numPr>
+        <w:spacing w:before="100" w:beforeAutospacing="1" w:after="100" w:afterAutospacing="1" w:line="240" w:lineRule="auto"/>
+        <w:rPr>
+          <w:rFonts w:ascii="Arial" w:eastAsia="Times New Roman" w:hAnsi="Arial" w:cs="Arial"/>
+          <w:lang w:eastAsia="de-DE"/>
+        </w:rPr>
+      </w:pPr>
+      <w:r>
+        <w:rPr>
+          <w:rFonts w:ascii="Arial" w:eastAsia="Times New Roman" w:hAnsi="Arial" w:cs="Arial"/>
+          <w:lang w:eastAsia="de-DE"/>
+        </w:rPr>
+        <w:t xml:space="preserve">Komplexere Schaltungen und Zähler </w:t>
+      </w:r>
+    </w:p>
+    <w:p>
+      <w:pPr>
+        <w:spacing w:after="0" w:line="240" w:lineRule="auto"/>
+        <w:rPr>
+          <w:rFonts w:ascii="Arial" w:eastAsia="Times New Roman" w:hAnsi="Arial" w:cs="Arial"/>
+          <w:lang w:eastAsia="de-DE"/>
+        </w:rPr>
+      </w:pPr>
+      <w:r>
+        <w:rPr>
+          <w:rFonts w:ascii="Arial" w:eastAsia="Times New Roman" w:hAnsi="Arial" w:cs="Arial"/>
+          <w:lang w:eastAsia="de-DE"/>
+        </w:rPr>
+        <w:pict>
+          <v:rect id="_x0000_i1028" style="width:0;height:1.5pt" o:hralign="center" o:hrstd="t" o:hr="t" fillcolor="#a0a0a0" stroked="f"/>
+        </w:pict>
+      </w:r>
+    </w:p>
+    <w:p>
+      <w:pPr>
+        <w:spacing w:before="100" w:beforeAutospacing="1" w:after="100" w:afterAutospacing="1" w:line="240" w:lineRule="auto"/>
+        <w:outlineLvl w:val="1"/>
+        <w:rPr>
+          <w:rFonts w:ascii="Arial" w:eastAsia="Times New Roman" w:hAnsi="Arial" w:cs="Arial"/>
+          <w:b/>
+          <w:bCs/>
+          <w:lang w:eastAsia="de-DE"/>
+        </w:rPr>
+      </w:pPr>
+      <w:r>
+        <w:rPr>
+          <w:rFonts w:ascii="Segoe UI Emoji" w:eastAsia="Times New Roman" w:hAnsi="Segoe UI Emoji" w:cs="Segoe UI Emoji"/>
+          <w:b/>
+          <w:bCs/>
+          <w:lang w:eastAsia="de-DE"/>
+        </w:rPr>
+        <w:t>🔹</w:t>
+      </w:r>
+      <w:r>
+        <w:rPr>
+          <w:rFonts w:ascii="Arial" w:eastAsia="Times New Roman" w:hAnsi="Arial" w:cs="Arial"/>
+          <w:b/>
+          <w:bCs/>
+          <w:lang w:eastAsia="de-DE"/>
+        </w:rPr>
+        <w:t xml:space="preserve"> Kurz-Zusammenfassung (Merksatz)</w:t>
+      </w:r>
+    </w:p>
+    <w:p>
+      <w:pPr>
+        <w:numPr>
+          <w:ilvl w:val="0"/>
+          <w:numId w:val="33"/>
+        </w:numPr>
+        <w:spacing w:before="100" w:beforeAutospacing="1" w:after="100" w:afterAutospacing="1" w:line="240" w:lineRule="auto"/>
+        <w:rPr>
+          <w:rFonts w:ascii="Arial" w:eastAsia="Times New Roman" w:hAnsi="Arial" w:cs="Arial"/>
+          <w:lang w:eastAsia="de-DE"/>
+        </w:rPr>
+      </w:pPr>
+      <w:r>
+        <w:rPr>
+          <w:rFonts w:ascii="Arial" w:eastAsia="Times New Roman" w:hAnsi="Arial" w:cs="Arial"/>
+          <w:lang w:eastAsia="de-DE"/>
+        </w:rPr>
+        <w:t xml:space="preserve">RS → einfaches Speichern </w:t>
+      </w:r>
+    </w:p>
+    <w:p>
+      <w:pPr>
+        <w:numPr>
+          <w:ilvl w:val="0"/>
+          <w:numId w:val="33"/>
+        </w:numPr>
+        <w:spacing w:before="100" w:beforeAutospacing="1" w:after="100" w:afterAutospacing="1" w:line="240" w:lineRule="auto"/>
+        <w:rPr>
+          <w:rFonts w:ascii="Arial" w:eastAsia="Times New Roman" w:hAnsi="Arial" w:cs="Arial"/>
+          <w:lang w:eastAsia="de-DE"/>
+        </w:rPr>
+      </w:pPr>
+      <w:r>
+        <w:rPr>
+          <w:rFonts w:ascii="Arial" w:eastAsia="Times New Roman" w:hAnsi="Arial" w:cs="Arial"/>
+          <w:lang w:eastAsia="de-DE"/>
+        </w:rPr>
+        <w:t xml:space="preserve">D → sicheres Speichern mit Takt </w:t>
+      </w:r>
+    </w:p>
+    <w:p>
+      <w:pPr>
+        <w:numPr>
+          <w:ilvl w:val="0"/>
+          <w:numId w:val="33"/>
+        </w:numPr>
+        <w:spacing w:before="100" w:beforeAutospacing="1" w:after="100" w:afterAutospacing="1" w:line="240" w:lineRule="auto"/>
+        <w:rPr>
+          <w:rFonts w:ascii="Arial" w:eastAsia="Times New Roman" w:hAnsi="Arial" w:cs="Arial"/>
+          <w:lang w:eastAsia="de-DE"/>
+        </w:rPr>
+      </w:pPr>
+      <w:r>
+        <w:rPr>
+          <w:rFonts w:ascii="Arial" w:eastAsia="Times New Roman" w:hAnsi="Arial" w:cs="Arial"/>
+          <w:lang w:eastAsia="de-DE"/>
+        </w:rPr>
+        <w:t xml:space="preserve">T → Umschalten </w:t>
+      </w:r>
+    </w:p>
+    <w:p>
+      <w:pPr>
+        <w:numPr>
+          <w:ilvl w:val="0"/>
+          <w:numId w:val="33"/>
+        </w:numPr>
+        <w:spacing w:before="100" w:beforeAutospacing="1" w:after="100" w:afterAutospacing="1" w:line="240" w:lineRule="auto"/>
+        <w:rPr>
+          <w:rFonts w:ascii="Arial" w:eastAsia="Times New Roman" w:hAnsi="Arial" w:cs="Arial"/>
+          <w:lang w:eastAsia="de-DE"/>
+        </w:rPr>
+      </w:pPr>
+      <w:r>
+        <w:rPr>
+          <w:rFonts w:ascii="Arial" w:eastAsia="Times New Roman" w:hAnsi="Arial" w:cs="Arial"/>
+          <w:lang w:eastAsia="de-DE"/>
+        </w:rPr>
+        <w:t>JK → vielseitige Kombination</w:t>
+      </w:r>
+    </w:p>
+    <w:p>
+      <w:pPr>
+        <w:pStyle w:val="StandardWeb"/>
+        <w:rPr>
+          <w:rFonts w:ascii="Arial" w:hAnsi="Arial" w:cs="Arial"/>
+          <w:sz w:val="22"/>
+          <w:szCs w:val="22"/>
+        </w:rPr>
+      </w:pPr>
     </w:p>
     <w:p>
       <w:pPr>
@@ -1691,7 +2783,6 @@
           <w:sz w:val="22"/>
           <w:szCs w:val="22"/>
         </w:rPr>
-        <w:lastRenderedPageBreak/>
         <w:t>Stell dir eine Lampe vor, die über zwei Taster gesteuert wird:</w:t>
       </w:r>
     </w:p>
@@ -2103,6 +3194,7 @@
         <w:rPr>
           <w:rFonts w:ascii="Arial" w:hAnsi="Arial" w:cs="Arial"/>
         </w:rPr>
+        <w:lastRenderedPageBreak/>
         <w:t>https://fmh-studios.de/theorie/digitaltechnik/rs-flipflop/</w:t>
       </w:r>
     </w:p>
@@ -2851,6 +3943,7 @@
           <w:sz w:val="22"/>
           <w:szCs w:val="22"/>
         </w:rPr>
+        <w:lastRenderedPageBreak/>
         <w:t>Logisch-rechnerische Erklärung</w:t>
       </w:r>
     </w:p>
@@ -3818,6 +4911,155 @@
     </w:lvl>
   </w:abstractNum>
   <w:abstractNum w:abstractNumId="4" w15:restartNumberingAfterBreak="0">
+    <w:nsid w:val="131A6F85"/>
+    <w:multiLevelType w:val="multilevel"/>
+    <w:tmpl w:val="25987F2A"/>
+    <w:lvl w:ilvl="0">
+      <w:start w:val="1"/>
+      <w:numFmt w:val="bullet"/>
+      <w:lvlText w:val=""/>
+      <w:lvlJc w:val="left"/>
+      <w:pPr>
+        <w:tabs>
+          <w:tab w:val="num" w:pos="720"/>
+        </w:tabs>
+        <w:ind w:left="720" w:hanging="360"/>
+      </w:pPr>
+      <w:rPr>
+        <w:rFonts w:ascii="Symbol" w:hAnsi="Symbol" w:hint="default"/>
+        <w:sz w:val="20"/>
+      </w:rPr>
+    </w:lvl>
+    <w:lvl w:ilvl="1" w:tentative="1">
+      <w:start w:val="1"/>
+      <w:numFmt w:val="bullet"/>
+      <w:lvlText w:val="o"/>
+      <w:lvlJc w:val="left"/>
+      <w:pPr>
+        <w:tabs>
+          <w:tab w:val="num" w:pos="1440"/>
+        </w:tabs>
+        <w:ind w:left="1440" w:hanging="360"/>
+      </w:pPr>
+      <w:rPr>
+        <w:rFonts w:ascii="Courier New" w:hAnsi="Courier New" w:hint="default"/>
+        <w:sz w:val="20"/>
+      </w:rPr>
+    </w:lvl>
+    <w:lvl w:ilvl="2" w:tentative="1">
+      <w:start w:val="1"/>
+      <w:numFmt w:val="bullet"/>
+      <w:lvlText w:val=""/>
+      <w:lvlJc w:val="left"/>
+      <w:pPr>
+        <w:tabs>
+          <w:tab w:val="num" w:pos="2160"/>
+        </w:tabs>
+        <w:ind w:left="2160" w:hanging="360"/>
+      </w:pPr>
+      <w:rPr>
+        <w:rFonts w:ascii="Wingdings" w:hAnsi="Wingdings" w:hint="default"/>
+        <w:sz w:val="20"/>
+      </w:rPr>
+    </w:lvl>
+    <w:lvl w:ilvl="3" w:tentative="1">
+      <w:start w:val="1"/>
+      <w:numFmt w:val="bullet"/>
+      <w:lvlText w:val=""/>
+      <w:lvlJc w:val="left"/>
+      <w:pPr>
+        <w:tabs>
+          <w:tab w:val="num" w:pos="2880"/>
+        </w:tabs>
+        <w:ind w:left="2880" w:hanging="360"/>
+      </w:pPr>
+      <w:rPr>
+        <w:rFonts w:ascii="Wingdings" w:hAnsi="Wingdings" w:hint="default"/>
+        <w:sz w:val="20"/>
+      </w:rPr>
+    </w:lvl>
+    <w:lvl w:ilvl="4" w:tentative="1">
+      <w:start w:val="1"/>
+      <w:numFmt w:val="bullet"/>
+      <w:lvlText w:val=""/>
+      <w:lvlJc w:val="left"/>
+      <w:pPr>
+        <w:tabs>
+          <w:tab w:val="num" w:pos="3600"/>
+        </w:tabs>
+        <w:ind w:left="3600" w:hanging="360"/>
+      </w:pPr>
+      <w:rPr>
+        <w:rFonts w:ascii="Wingdings" w:hAnsi="Wingdings" w:hint="default"/>
+        <w:sz w:val="20"/>
+      </w:rPr>
+    </w:lvl>
+    <w:lvl w:ilvl="5" w:tentative="1">
+      <w:start w:val="1"/>
+      <w:numFmt w:val="bullet"/>
+      <w:lvlText w:val=""/>
+      <w:lvlJc w:val="left"/>
+      <w:pPr>
+        <w:tabs>
+          <w:tab w:val="num" w:pos="4320"/>
+        </w:tabs>
+        <w:ind w:left="4320" w:hanging="360"/>
+      </w:pPr>
+      <w:rPr>
+        <w:rFonts w:ascii="Wingdings" w:hAnsi="Wingdings" w:hint="default"/>
+        <w:sz w:val="20"/>
+      </w:rPr>
+    </w:lvl>
+    <w:lvl w:ilvl="6" w:tentative="1">
+      <w:start w:val="1"/>
+      <w:numFmt w:val="bullet"/>
+      <w:lvlText w:val=""/>
+      <w:lvlJc w:val="left"/>
+      <w:pPr>
+        <w:tabs>
+          <w:tab w:val="num" w:pos="5040"/>
+        </w:tabs>
+        <w:ind w:left="5040" w:hanging="360"/>
+      </w:pPr>
+      <w:rPr>
+        <w:rFonts w:ascii="Wingdings" w:hAnsi="Wingdings" w:hint="default"/>
+        <w:sz w:val="20"/>
+      </w:rPr>
+    </w:lvl>
+    <w:lvl w:ilvl="7" w:tentative="1">
+      <w:start w:val="1"/>
+      <w:numFmt w:val="bullet"/>
+      <w:lvlText w:val=""/>
+      <w:lvlJc w:val="left"/>
+      <w:pPr>
+        <w:tabs>
+          <w:tab w:val="num" w:pos="5760"/>
+        </w:tabs>
+        <w:ind w:left="5760" w:hanging="360"/>
+      </w:pPr>
+      <w:rPr>
+        <w:rFonts w:ascii="Wingdings" w:hAnsi="Wingdings" w:hint="default"/>
+        <w:sz w:val="20"/>
+      </w:rPr>
+    </w:lvl>
+    <w:lvl w:ilvl="8" w:tentative="1">
+      <w:start w:val="1"/>
+      <w:numFmt w:val="bullet"/>
+      <w:lvlText w:val=""/>
+      <w:lvlJc w:val="left"/>
+      <w:pPr>
+        <w:tabs>
+          <w:tab w:val="num" w:pos="6480"/>
+        </w:tabs>
+        <w:ind w:left="6480" w:hanging="360"/>
+      </w:pPr>
+      <w:rPr>
+        <w:rFonts w:ascii="Wingdings" w:hAnsi="Wingdings" w:hint="default"/>
+        <w:sz w:val="20"/>
+      </w:rPr>
+    </w:lvl>
+  </w:abstractNum>
+  <w:abstractNum w:abstractNumId="5" w15:restartNumberingAfterBreak="0">
     <w:nsid w:val="14D84D5C"/>
     <w:multiLevelType w:val="multilevel"/>
     <w:tmpl w:val="11F2CCF6"/>
@@ -3966,7 +5208,7 @@
       </w:rPr>
     </w:lvl>
   </w:abstractNum>
-  <w:abstractNum w:abstractNumId="5" w15:restartNumberingAfterBreak="0">
+  <w:abstractNum w:abstractNumId="6" w15:restartNumberingAfterBreak="0">
     <w:nsid w:val="160D28B3"/>
     <w:multiLevelType w:val="multilevel"/>
     <w:tmpl w:val="152827BC"/>
@@ -4115,7 +5357,7 @@
       </w:rPr>
     </w:lvl>
   </w:abstractNum>
-  <w:abstractNum w:abstractNumId="6" w15:restartNumberingAfterBreak="0">
+  <w:abstractNum w:abstractNumId="7" w15:restartNumberingAfterBreak="0">
     <w:nsid w:val="1765410B"/>
     <w:multiLevelType w:val="hybridMultilevel"/>
     <w:tmpl w:val="18C481D0"/>
@@ -4228,7 +5470,305 @@
       </w:rPr>
     </w:lvl>
   </w:abstractNum>
-  <w:abstractNum w:abstractNumId="7" w15:restartNumberingAfterBreak="0">
+  <w:abstractNum w:abstractNumId="8" w15:restartNumberingAfterBreak="0">
+    <w:nsid w:val="21740BD8"/>
+    <w:multiLevelType w:val="multilevel"/>
+    <w:tmpl w:val="FED0F6B0"/>
+    <w:lvl w:ilvl="0">
+      <w:start w:val="1"/>
+      <w:numFmt w:val="bullet"/>
+      <w:lvlText w:val=""/>
+      <w:lvlJc w:val="left"/>
+      <w:pPr>
+        <w:tabs>
+          <w:tab w:val="num" w:pos="720"/>
+        </w:tabs>
+        <w:ind w:left="720" w:hanging="360"/>
+      </w:pPr>
+      <w:rPr>
+        <w:rFonts w:ascii="Symbol" w:hAnsi="Symbol" w:hint="default"/>
+        <w:sz w:val="20"/>
+      </w:rPr>
+    </w:lvl>
+    <w:lvl w:ilvl="1" w:tentative="1">
+      <w:start w:val="1"/>
+      <w:numFmt w:val="bullet"/>
+      <w:lvlText w:val="o"/>
+      <w:lvlJc w:val="left"/>
+      <w:pPr>
+        <w:tabs>
+          <w:tab w:val="num" w:pos="1440"/>
+        </w:tabs>
+        <w:ind w:left="1440" w:hanging="360"/>
+      </w:pPr>
+      <w:rPr>
+        <w:rFonts w:ascii="Courier New" w:hAnsi="Courier New" w:hint="default"/>
+        <w:sz w:val="20"/>
+      </w:rPr>
+    </w:lvl>
+    <w:lvl w:ilvl="2" w:tentative="1">
+      <w:start w:val="1"/>
+      <w:numFmt w:val="bullet"/>
+      <w:lvlText w:val=""/>
+      <w:lvlJc w:val="left"/>
+      <w:pPr>
+        <w:tabs>
+          <w:tab w:val="num" w:pos="2160"/>
+        </w:tabs>
+        <w:ind w:left="2160" w:hanging="360"/>
+      </w:pPr>
+      <w:rPr>
+        <w:rFonts w:ascii="Wingdings" w:hAnsi="Wingdings" w:hint="default"/>
+        <w:sz w:val="20"/>
+      </w:rPr>
+    </w:lvl>
+    <w:lvl w:ilvl="3" w:tentative="1">
+      <w:start w:val="1"/>
+      <w:numFmt w:val="bullet"/>
+      <w:lvlText w:val=""/>
+      <w:lvlJc w:val="left"/>
+      <w:pPr>
+        <w:tabs>
+          <w:tab w:val="num" w:pos="2880"/>
+        </w:tabs>
+        <w:ind w:left="2880" w:hanging="360"/>
+      </w:pPr>
+      <w:rPr>
+        <w:rFonts w:ascii="Wingdings" w:hAnsi="Wingdings" w:hint="default"/>
+        <w:sz w:val="20"/>
+      </w:rPr>
+    </w:lvl>
+    <w:lvl w:ilvl="4" w:tentative="1">
+      <w:start w:val="1"/>
+      <w:numFmt w:val="bullet"/>
+      <w:lvlText w:val=""/>
+      <w:lvlJc w:val="left"/>
+      <w:pPr>
+        <w:tabs>
+          <w:tab w:val="num" w:pos="3600"/>
+        </w:tabs>
+        <w:ind w:left="3600" w:hanging="360"/>
+      </w:pPr>
+      <w:rPr>
+        <w:rFonts w:ascii="Wingdings" w:hAnsi="Wingdings" w:hint="default"/>
+        <w:sz w:val="20"/>
+      </w:rPr>
+    </w:lvl>
+    <w:lvl w:ilvl="5" w:tentative="1">
+      <w:start w:val="1"/>
+      <w:numFmt w:val="bullet"/>
+      <w:lvlText w:val=""/>
+      <w:lvlJc w:val="left"/>
+      <w:pPr>
+        <w:tabs>
+          <w:tab w:val="num" w:pos="4320"/>
+        </w:tabs>
+        <w:ind w:left="4320" w:hanging="360"/>
+      </w:pPr>
+      <w:rPr>
+        <w:rFonts w:ascii="Wingdings" w:hAnsi="Wingdings" w:hint="default"/>
+        <w:sz w:val="20"/>
+      </w:rPr>
+    </w:lvl>
+    <w:lvl w:ilvl="6" w:tentative="1">
+      <w:start w:val="1"/>
+      <w:numFmt w:val="bullet"/>
+      <w:lvlText w:val=""/>
+      <w:lvlJc w:val="left"/>
+      <w:pPr>
+        <w:tabs>
+          <w:tab w:val="num" w:pos="5040"/>
+        </w:tabs>
+        <w:ind w:left="5040" w:hanging="360"/>
+      </w:pPr>
+      <w:rPr>
+        <w:rFonts w:ascii="Wingdings" w:hAnsi="Wingdings" w:hint="default"/>
+        <w:sz w:val="20"/>
+      </w:rPr>
+    </w:lvl>
+    <w:lvl w:ilvl="7" w:tentative="1">
+      <w:start w:val="1"/>
+      <w:numFmt w:val="bullet"/>
+      <w:lvlText w:val=""/>
+      <w:lvlJc w:val="left"/>
+      <w:pPr>
+        <w:tabs>
+          <w:tab w:val="num" w:pos="5760"/>
+        </w:tabs>
+        <w:ind w:left="5760" w:hanging="360"/>
+      </w:pPr>
+      <w:rPr>
+        <w:rFonts w:ascii="Wingdings" w:hAnsi="Wingdings" w:hint="default"/>
+        <w:sz w:val="20"/>
+      </w:rPr>
+    </w:lvl>
+    <w:lvl w:ilvl="8" w:tentative="1">
+      <w:start w:val="1"/>
+      <w:numFmt w:val="bullet"/>
+      <w:lvlText w:val=""/>
+      <w:lvlJc w:val="left"/>
+      <w:pPr>
+        <w:tabs>
+          <w:tab w:val="num" w:pos="6480"/>
+        </w:tabs>
+        <w:ind w:left="6480" w:hanging="360"/>
+      </w:pPr>
+      <w:rPr>
+        <w:rFonts w:ascii="Wingdings" w:hAnsi="Wingdings" w:hint="default"/>
+        <w:sz w:val="20"/>
+      </w:rPr>
+    </w:lvl>
+  </w:abstractNum>
+  <w:abstractNum w:abstractNumId="9" w15:restartNumberingAfterBreak="0">
+    <w:nsid w:val="218B052F"/>
+    <w:multiLevelType w:val="multilevel"/>
+    <w:tmpl w:val="1EE48D36"/>
+    <w:lvl w:ilvl="0">
+      <w:start w:val="1"/>
+      <w:numFmt w:val="bullet"/>
+      <w:lvlText w:val=""/>
+      <w:lvlJc w:val="left"/>
+      <w:pPr>
+        <w:tabs>
+          <w:tab w:val="num" w:pos="720"/>
+        </w:tabs>
+        <w:ind w:left="720" w:hanging="360"/>
+      </w:pPr>
+      <w:rPr>
+        <w:rFonts w:ascii="Symbol" w:hAnsi="Symbol" w:hint="default"/>
+        <w:sz w:val="20"/>
+      </w:rPr>
+    </w:lvl>
+    <w:lvl w:ilvl="1" w:tentative="1">
+      <w:start w:val="1"/>
+      <w:numFmt w:val="bullet"/>
+      <w:lvlText w:val="o"/>
+      <w:lvlJc w:val="left"/>
+      <w:pPr>
+        <w:tabs>
+          <w:tab w:val="num" w:pos="1440"/>
+        </w:tabs>
+        <w:ind w:left="1440" w:hanging="360"/>
+      </w:pPr>
+      <w:rPr>
+        <w:rFonts w:ascii="Courier New" w:hAnsi="Courier New" w:hint="default"/>
+        <w:sz w:val="20"/>
+      </w:rPr>
+    </w:lvl>
+    <w:lvl w:ilvl="2" w:tentative="1">
+      <w:start w:val="1"/>
+      <w:numFmt w:val="bullet"/>
+      <w:lvlText w:val=""/>
+      <w:lvlJc w:val="left"/>
+      <w:pPr>
+        <w:tabs>
+          <w:tab w:val="num" w:pos="2160"/>
+        </w:tabs>
+        <w:ind w:left="2160" w:hanging="360"/>
+      </w:pPr>
+      <w:rPr>
+        <w:rFonts w:ascii="Wingdings" w:hAnsi="Wingdings" w:hint="default"/>
+        <w:sz w:val="20"/>
+      </w:rPr>
+    </w:lvl>
+    <w:lvl w:ilvl="3" w:tentative="1">
+      <w:start w:val="1"/>
+      <w:numFmt w:val="bullet"/>
+      <w:lvlText w:val=""/>
+      <w:lvlJc w:val="left"/>
+      <w:pPr>
+        <w:tabs>
+          <w:tab w:val="num" w:pos="2880"/>
+        </w:tabs>
+        <w:ind w:left="2880" w:hanging="360"/>
+      </w:pPr>
+      <w:rPr>
+        <w:rFonts w:ascii="Wingdings" w:hAnsi="Wingdings" w:hint="default"/>
+        <w:sz w:val="20"/>
+      </w:rPr>
+    </w:lvl>
+    <w:lvl w:ilvl="4" w:tentative="1">
+      <w:start w:val="1"/>
+      <w:numFmt w:val="bullet"/>
+      <w:lvlText w:val=""/>
+      <w:lvlJc w:val="left"/>
+      <w:pPr>
+        <w:tabs>
+          <w:tab w:val="num" w:pos="3600"/>
+        </w:tabs>
+        <w:ind w:left="3600" w:hanging="360"/>
+      </w:pPr>
+      <w:rPr>
+        <w:rFonts w:ascii="Wingdings" w:hAnsi="Wingdings" w:hint="default"/>
+        <w:sz w:val="20"/>
+      </w:rPr>
+    </w:lvl>
+    <w:lvl w:ilvl="5" w:tentative="1">
+      <w:start w:val="1"/>
+      <w:numFmt w:val="bullet"/>
+      <w:lvlText w:val=""/>
+      <w:lvlJc w:val="left"/>
+      <w:pPr>
+        <w:tabs>
+          <w:tab w:val="num" w:pos="4320"/>
+        </w:tabs>
+        <w:ind w:left="4320" w:hanging="360"/>
+      </w:pPr>
+      <w:rPr>
+        <w:rFonts w:ascii="Wingdings" w:hAnsi="Wingdings" w:hint="default"/>
+        <w:sz w:val="20"/>
+      </w:rPr>
+    </w:lvl>
+    <w:lvl w:ilvl="6" w:tentative="1">
+      <w:start w:val="1"/>
+      <w:numFmt w:val="bullet"/>
+      <w:lvlText w:val=""/>
+      <w:lvlJc w:val="left"/>
+      <w:pPr>
+        <w:tabs>
+          <w:tab w:val="num" w:pos="5040"/>
+        </w:tabs>
+        <w:ind w:left="5040" w:hanging="360"/>
+      </w:pPr>
+      <w:rPr>
+        <w:rFonts w:ascii="Wingdings" w:hAnsi="Wingdings" w:hint="default"/>
+        <w:sz w:val="20"/>
+      </w:rPr>
+    </w:lvl>
+    <w:lvl w:ilvl="7" w:tentative="1">
+      <w:start w:val="1"/>
+      <w:numFmt w:val="bullet"/>
+      <w:lvlText w:val=""/>
+      <w:lvlJc w:val="left"/>
+      <w:pPr>
+        <w:tabs>
+          <w:tab w:val="num" w:pos="5760"/>
+        </w:tabs>
+        <w:ind w:left="5760" w:hanging="360"/>
+      </w:pPr>
+      <w:rPr>
+        <w:rFonts w:ascii="Wingdings" w:hAnsi="Wingdings" w:hint="default"/>
+        <w:sz w:val="20"/>
+      </w:rPr>
+    </w:lvl>
+    <w:lvl w:ilvl="8" w:tentative="1">
+      <w:start w:val="1"/>
+      <w:numFmt w:val="bullet"/>
+      <w:lvlText w:val=""/>
+      <w:lvlJc w:val="left"/>
+      <w:pPr>
+        <w:tabs>
+          <w:tab w:val="num" w:pos="6480"/>
+        </w:tabs>
+        <w:ind w:left="6480" w:hanging="360"/>
+      </w:pPr>
+      <w:rPr>
+        <w:rFonts w:ascii="Wingdings" w:hAnsi="Wingdings" w:hint="default"/>
+        <w:sz w:val="20"/>
+      </w:rPr>
+    </w:lvl>
+  </w:abstractNum>
+  <w:abstractNum w:abstractNumId="10" w15:restartNumberingAfterBreak="0">
     <w:nsid w:val="238A2E29"/>
     <w:multiLevelType w:val="multilevel"/>
     <w:tmpl w:val="49E2B88A"/>
@@ -4377,7 +5917,7 @@
       </w:rPr>
     </w:lvl>
   </w:abstractNum>
-  <w:abstractNum w:abstractNumId="8" w15:restartNumberingAfterBreak="0">
+  <w:abstractNum w:abstractNumId="11" w15:restartNumberingAfterBreak="0">
     <w:nsid w:val="2EEA1116"/>
     <w:multiLevelType w:val="multilevel"/>
     <w:tmpl w:val="782470E2"/>
@@ -4526,7 +6066,156 @@
       </w:rPr>
     </w:lvl>
   </w:abstractNum>
-  <w:abstractNum w:abstractNumId="9" w15:restartNumberingAfterBreak="0">
+  <w:abstractNum w:abstractNumId="12" w15:restartNumberingAfterBreak="0">
+    <w:nsid w:val="3E660591"/>
+    <w:multiLevelType w:val="multilevel"/>
+    <w:tmpl w:val="76308E5E"/>
+    <w:lvl w:ilvl="0">
+      <w:start w:val="1"/>
+      <w:numFmt w:val="bullet"/>
+      <w:lvlText w:val=""/>
+      <w:lvlJc w:val="left"/>
+      <w:pPr>
+        <w:tabs>
+          <w:tab w:val="num" w:pos="720"/>
+        </w:tabs>
+        <w:ind w:left="720" w:hanging="360"/>
+      </w:pPr>
+      <w:rPr>
+        <w:rFonts w:ascii="Symbol" w:hAnsi="Symbol" w:hint="default"/>
+        <w:sz w:val="20"/>
+      </w:rPr>
+    </w:lvl>
+    <w:lvl w:ilvl="1" w:tentative="1">
+      <w:start w:val="1"/>
+      <w:numFmt w:val="bullet"/>
+      <w:lvlText w:val="o"/>
+      <w:lvlJc w:val="left"/>
+      <w:pPr>
+        <w:tabs>
+          <w:tab w:val="num" w:pos="1440"/>
+        </w:tabs>
+        <w:ind w:left="1440" w:hanging="360"/>
+      </w:pPr>
+      <w:rPr>
+        <w:rFonts w:ascii="Courier New" w:hAnsi="Courier New" w:hint="default"/>
+        <w:sz w:val="20"/>
+      </w:rPr>
+    </w:lvl>
+    <w:lvl w:ilvl="2" w:tentative="1">
+      <w:start w:val="1"/>
+      <w:numFmt w:val="bullet"/>
+      <w:lvlText w:val=""/>
+      <w:lvlJc w:val="left"/>
+      <w:pPr>
+        <w:tabs>
+          <w:tab w:val="num" w:pos="2160"/>
+        </w:tabs>
+        <w:ind w:left="2160" w:hanging="360"/>
+      </w:pPr>
+      <w:rPr>
+        <w:rFonts w:ascii="Wingdings" w:hAnsi="Wingdings" w:hint="default"/>
+        <w:sz w:val="20"/>
+      </w:rPr>
+    </w:lvl>
+    <w:lvl w:ilvl="3" w:tentative="1">
+      <w:start w:val="1"/>
+      <w:numFmt w:val="bullet"/>
+      <w:lvlText w:val=""/>
+      <w:lvlJc w:val="left"/>
+      <w:pPr>
+        <w:tabs>
+          <w:tab w:val="num" w:pos="2880"/>
+        </w:tabs>
+        <w:ind w:left="2880" w:hanging="360"/>
+      </w:pPr>
+      <w:rPr>
+        <w:rFonts w:ascii="Wingdings" w:hAnsi="Wingdings" w:hint="default"/>
+        <w:sz w:val="20"/>
+      </w:rPr>
+    </w:lvl>
+    <w:lvl w:ilvl="4" w:tentative="1">
+      <w:start w:val="1"/>
+      <w:numFmt w:val="bullet"/>
+      <w:lvlText w:val=""/>
+      <w:lvlJc w:val="left"/>
+      <w:pPr>
+        <w:tabs>
+          <w:tab w:val="num" w:pos="3600"/>
+        </w:tabs>
+        <w:ind w:left="3600" w:hanging="360"/>
+      </w:pPr>
+      <w:rPr>
+        <w:rFonts w:ascii="Wingdings" w:hAnsi="Wingdings" w:hint="default"/>
+        <w:sz w:val="20"/>
+      </w:rPr>
+    </w:lvl>
+    <w:lvl w:ilvl="5" w:tentative="1">
+      <w:start w:val="1"/>
+      <w:numFmt w:val="bullet"/>
+      <w:lvlText w:val=""/>
+      <w:lvlJc w:val="left"/>
+      <w:pPr>
+        <w:tabs>
+          <w:tab w:val="num" w:pos="4320"/>
+        </w:tabs>
+        <w:ind w:left="4320" w:hanging="360"/>
+      </w:pPr>
+      <w:rPr>
+        <w:rFonts w:ascii="Wingdings" w:hAnsi="Wingdings" w:hint="default"/>
+        <w:sz w:val="20"/>
+      </w:rPr>
+    </w:lvl>
+    <w:lvl w:ilvl="6" w:tentative="1">
+      <w:start w:val="1"/>
+      <w:numFmt w:val="bullet"/>
+      <w:lvlText w:val=""/>
+      <w:lvlJc w:val="left"/>
+      <w:pPr>
+        <w:tabs>
+          <w:tab w:val="num" w:pos="5040"/>
+        </w:tabs>
+        <w:ind w:left="5040" w:hanging="360"/>
+      </w:pPr>
+      <w:rPr>
+        <w:rFonts w:ascii="Wingdings" w:hAnsi="Wingdings" w:hint="default"/>
+        <w:sz w:val="20"/>
+      </w:rPr>
+    </w:lvl>
+    <w:lvl w:ilvl="7" w:tentative="1">
+      <w:start w:val="1"/>
+      <w:numFmt w:val="bullet"/>
+      <w:lvlText w:val=""/>
+      <w:lvlJc w:val="left"/>
+      <w:pPr>
+        <w:tabs>
+          <w:tab w:val="num" w:pos="5760"/>
+        </w:tabs>
+        <w:ind w:left="5760" w:hanging="360"/>
+      </w:pPr>
+      <w:rPr>
+        <w:rFonts w:ascii="Wingdings" w:hAnsi="Wingdings" w:hint="default"/>
+        <w:sz w:val="20"/>
+      </w:rPr>
+    </w:lvl>
+    <w:lvl w:ilvl="8" w:tentative="1">
+      <w:start w:val="1"/>
+      <w:numFmt w:val="bullet"/>
+      <w:lvlText w:val=""/>
+      <w:lvlJc w:val="left"/>
+      <w:pPr>
+        <w:tabs>
+          <w:tab w:val="num" w:pos="6480"/>
+        </w:tabs>
+        <w:ind w:left="6480" w:hanging="360"/>
+      </w:pPr>
+      <w:rPr>
+        <w:rFonts w:ascii="Wingdings" w:hAnsi="Wingdings" w:hint="default"/>
+        <w:sz w:val="20"/>
+      </w:rPr>
+    </w:lvl>
+  </w:abstractNum>
+  <w:abstractNum w:abstractNumId="13" w15:restartNumberingAfterBreak="0">
     <w:nsid w:val="3F6A14FC"/>
     <w:multiLevelType w:val="multilevel"/>
     <w:tmpl w:val="8DB01D96"/>
@@ -4675,7 +6364,7 @@
       </w:rPr>
     </w:lvl>
   </w:abstractNum>
-  <w:abstractNum w:abstractNumId="10" w15:restartNumberingAfterBreak="0">
+  <w:abstractNum w:abstractNumId="14" w15:restartNumberingAfterBreak="0">
     <w:nsid w:val="412F78FA"/>
     <w:multiLevelType w:val="multilevel"/>
     <w:tmpl w:val="A2528BA8"/>
@@ -4824,7 +6513,7 @@
       </w:rPr>
     </w:lvl>
   </w:abstractNum>
-  <w:abstractNum w:abstractNumId="11" w15:restartNumberingAfterBreak="0">
+  <w:abstractNum w:abstractNumId="15" w15:restartNumberingAfterBreak="0">
     <w:nsid w:val="466D0365"/>
     <w:multiLevelType w:val="multilevel"/>
     <w:tmpl w:val="D1F2D19E"/>
@@ -4973,7 +6662,305 @@
       </w:rPr>
     </w:lvl>
   </w:abstractNum>
-  <w:abstractNum w:abstractNumId="12" w15:restartNumberingAfterBreak="0">
+  <w:abstractNum w:abstractNumId="16" w15:restartNumberingAfterBreak="0">
+    <w:nsid w:val="46D76FFE"/>
+    <w:multiLevelType w:val="multilevel"/>
+    <w:tmpl w:val="85F46B60"/>
+    <w:lvl w:ilvl="0">
+      <w:start w:val="1"/>
+      <w:numFmt w:val="bullet"/>
+      <w:lvlText w:val=""/>
+      <w:lvlJc w:val="left"/>
+      <w:pPr>
+        <w:tabs>
+          <w:tab w:val="num" w:pos="720"/>
+        </w:tabs>
+        <w:ind w:left="720" w:hanging="360"/>
+      </w:pPr>
+      <w:rPr>
+        <w:rFonts w:ascii="Symbol" w:hAnsi="Symbol" w:hint="default"/>
+        <w:sz w:val="20"/>
+      </w:rPr>
+    </w:lvl>
+    <w:lvl w:ilvl="1" w:tentative="1">
+      <w:start w:val="1"/>
+      <w:numFmt w:val="bullet"/>
+      <w:lvlText w:val="o"/>
+      <w:lvlJc w:val="left"/>
+      <w:pPr>
+        <w:tabs>
+          <w:tab w:val="num" w:pos="1440"/>
+        </w:tabs>
+        <w:ind w:left="1440" w:hanging="360"/>
+      </w:pPr>
+      <w:rPr>
+        <w:rFonts w:ascii="Courier New" w:hAnsi="Courier New" w:hint="default"/>
+        <w:sz w:val="20"/>
+      </w:rPr>
+    </w:lvl>
+    <w:lvl w:ilvl="2" w:tentative="1">
+      <w:start w:val="1"/>
+      <w:numFmt w:val="bullet"/>
+      <w:lvlText w:val=""/>
+      <w:lvlJc w:val="left"/>
+      <w:pPr>
+        <w:tabs>
+          <w:tab w:val="num" w:pos="2160"/>
+        </w:tabs>
+        <w:ind w:left="2160" w:hanging="360"/>
+      </w:pPr>
+      <w:rPr>
+        <w:rFonts w:ascii="Wingdings" w:hAnsi="Wingdings" w:hint="default"/>
+        <w:sz w:val="20"/>
+      </w:rPr>
+    </w:lvl>
+    <w:lvl w:ilvl="3" w:tentative="1">
+      <w:start w:val="1"/>
+      <w:numFmt w:val="bullet"/>
+      <w:lvlText w:val=""/>
+      <w:lvlJc w:val="left"/>
+      <w:pPr>
+        <w:tabs>
+          <w:tab w:val="num" w:pos="2880"/>
+        </w:tabs>
+        <w:ind w:left="2880" w:hanging="360"/>
+      </w:pPr>
+      <w:rPr>
+        <w:rFonts w:ascii="Wingdings" w:hAnsi="Wingdings" w:hint="default"/>
+        <w:sz w:val="20"/>
+      </w:rPr>
+    </w:lvl>
+    <w:lvl w:ilvl="4" w:tentative="1">
+      <w:start w:val="1"/>
+      <w:numFmt w:val="bullet"/>
+      <w:lvlText w:val=""/>
+      <w:lvlJc w:val="left"/>
+      <w:pPr>
+        <w:tabs>
+          <w:tab w:val="num" w:pos="3600"/>
+        </w:tabs>
+        <w:ind w:left="3600" w:hanging="360"/>
+      </w:pPr>
+      <w:rPr>
+        <w:rFonts w:ascii="Wingdings" w:hAnsi="Wingdings" w:hint="default"/>
+        <w:sz w:val="20"/>
+      </w:rPr>
+    </w:lvl>
+    <w:lvl w:ilvl="5" w:tentative="1">
+      <w:start w:val="1"/>
+      <w:numFmt w:val="bullet"/>
+      <w:lvlText w:val=""/>
+      <w:lvlJc w:val="left"/>
+      <w:pPr>
+        <w:tabs>
+          <w:tab w:val="num" w:pos="4320"/>
+        </w:tabs>
+        <w:ind w:left="4320" w:hanging="360"/>
+      </w:pPr>
+      <w:rPr>
+        <w:rFonts w:ascii="Wingdings" w:hAnsi="Wingdings" w:hint="default"/>
+        <w:sz w:val="20"/>
+      </w:rPr>
+    </w:lvl>
+    <w:lvl w:ilvl="6" w:tentative="1">
+      <w:start w:val="1"/>
+      <w:numFmt w:val="bullet"/>
+      <w:lvlText w:val=""/>
+      <w:lvlJc w:val="left"/>
+      <w:pPr>
+        <w:tabs>
+          <w:tab w:val="num" w:pos="5040"/>
+        </w:tabs>
+        <w:ind w:left="5040" w:hanging="360"/>
+      </w:pPr>
+      <w:rPr>
+        <w:rFonts w:ascii="Wingdings" w:hAnsi="Wingdings" w:hint="default"/>
+        <w:sz w:val="20"/>
+      </w:rPr>
+    </w:lvl>
+    <w:lvl w:ilvl="7" w:tentative="1">
+      <w:start w:val="1"/>
+      <w:numFmt w:val="bullet"/>
+      <w:lvlText w:val=""/>
+      <w:lvlJc w:val="left"/>
+      <w:pPr>
+        <w:tabs>
+          <w:tab w:val="num" w:pos="5760"/>
+        </w:tabs>
+        <w:ind w:left="5760" w:hanging="360"/>
+      </w:pPr>
+      <w:rPr>
+        <w:rFonts w:ascii="Wingdings" w:hAnsi="Wingdings" w:hint="default"/>
+        <w:sz w:val="20"/>
+      </w:rPr>
+    </w:lvl>
+    <w:lvl w:ilvl="8" w:tentative="1">
+      <w:start w:val="1"/>
+      <w:numFmt w:val="bullet"/>
+      <w:lvlText w:val=""/>
+      <w:lvlJc w:val="left"/>
+      <w:pPr>
+        <w:tabs>
+          <w:tab w:val="num" w:pos="6480"/>
+        </w:tabs>
+        <w:ind w:left="6480" w:hanging="360"/>
+      </w:pPr>
+      <w:rPr>
+        <w:rFonts w:ascii="Wingdings" w:hAnsi="Wingdings" w:hint="default"/>
+        <w:sz w:val="20"/>
+      </w:rPr>
+    </w:lvl>
+  </w:abstractNum>
+  <w:abstractNum w:abstractNumId="17" w15:restartNumberingAfterBreak="0">
+    <w:nsid w:val="4BA52B2F"/>
+    <w:multiLevelType w:val="multilevel"/>
+    <w:tmpl w:val="A9605860"/>
+    <w:lvl w:ilvl="0">
+      <w:start w:val="1"/>
+      <w:numFmt w:val="bullet"/>
+      <w:lvlText w:val=""/>
+      <w:lvlJc w:val="left"/>
+      <w:pPr>
+        <w:tabs>
+          <w:tab w:val="num" w:pos="720"/>
+        </w:tabs>
+        <w:ind w:left="720" w:hanging="360"/>
+      </w:pPr>
+      <w:rPr>
+        <w:rFonts w:ascii="Symbol" w:hAnsi="Symbol" w:hint="default"/>
+        <w:sz w:val="20"/>
+      </w:rPr>
+    </w:lvl>
+    <w:lvl w:ilvl="1" w:tentative="1">
+      <w:start w:val="1"/>
+      <w:numFmt w:val="bullet"/>
+      <w:lvlText w:val="o"/>
+      <w:lvlJc w:val="left"/>
+      <w:pPr>
+        <w:tabs>
+          <w:tab w:val="num" w:pos="1440"/>
+        </w:tabs>
+        <w:ind w:left="1440" w:hanging="360"/>
+      </w:pPr>
+      <w:rPr>
+        <w:rFonts w:ascii="Courier New" w:hAnsi="Courier New" w:hint="default"/>
+        <w:sz w:val="20"/>
+      </w:rPr>
+    </w:lvl>
+    <w:lvl w:ilvl="2" w:tentative="1">
+      <w:start w:val="1"/>
+      <w:numFmt w:val="bullet"/>
+      <w:lvlText w:val=""/>
+      <w:lvlJc w:val="left"/>
+      <w:pPr>
+        <w:tabs>
+          <w:tab w:val="num" w:pos="2160"/>
+        </w:tabs>
+        <w:ind w:left="2160" w:hanging="360"/>
+      </w:pPr>
+      <w:rPr>
+        <w:rFonts w:ascii="Wingdings" w:hAnsi="Wingdings" w:hint="default"/>
+        <w:sz w:val="20"/>
+      </w:rPr>
+    </w:lvl>
+    <w:lvl w:ilvl="3" w:tentative="1">
+      <w:start w:val="1"/>
+      <w:numFmt w:val="bullet"/>
+      <w:lvlText w:val=""/>
+      <w:lvlJc w:val="left"/>
+      <w:pPr>
+        <w:tabs>
+          <w:tab w:val="num" w:pos="2880"/>
+        </w:tabs>
+        <w:ind w:left="2880" w:hanging="360"/>
+      </w:pPr>
+      <w:rPr>
+        <w:rFonts w:ascii="Wingdings" w:hAnsi="Wingdings" w:hint="default"/>
+        <w:sz w:val="20"/>
+      </w:rPr>
+    </w:lvl>
+    <w:lvl w:ilvl="4" w:tentative="1">
+      <w:start w:val="1"/>
+      <w:numFmt w:val="bullet"/>
+      <w:lvlText w:val=""/>
+      <w:lvlJc w:val="left"/>
+      <w:pPr>
+        <w:tabs>
+          <w:tab w:val="num" w:pos="3600"/>
+        </w:tabs>
+        <w:ind w:left="3600" w:hanging="360"/>
+      </w:pPr>
+      <w:rPr>
+        <w:rFonts w:ascii="Wingdings" w:hAnsi="Wingdings" w:hint="default"/>
+        <w:sz w:val="20"/>
+      </w:rPr>
+    </w:lvl>
+    <w:lvl w:ilvl="5" w:tentative="1">
+      <w:start w:val="1"/>
+      <w:numFmt w:val="bullet"/>
+      <w:lvlText w:val=""/>
+      <w:lvlJc w:val="left"/>
+      <w:pPr>
+        <w:tabs>
+          <w:tab w:val="num" w:pos="4320"/>
+        </w:tabs>
+        <w:ind w:left="4320" w:hanging="360"/>
+      </w:pPr>
+      <w:rPr>
+        <w:rFonts w:ascii="Wingdings" w:hAnsi="Wingdings" w:hint="default"/>
+        <w:sz w:val="20"/>
+      </w:rPr>
+    </w:lvl>
+    <w:lvl w:ilvl="6" w:tentative="1">
+      <w:start w:val="1"/>
+      <w:numFmt w:val="bullet"/>
+      <w:lvlText w:val=""/>
+      <w:lvlJc w:val="left"/>
+      <w:pPr>
+        <w:tabs>
+          <w:tab w:val="num" w:pos="5040"/>
+        </w:tabs>
+        <w:ind w:left="5040" w:hanging="360"/>
+      </w:pPr>
+      <w:rPr>
+        <w:rFonts w:ascii="Wingdings" w:hAnsi="Wingdings" w:hint="default"/>
+        <w:sz w:val="20"/>
+      </w:rPr>
+    </w:lvl>
+    <w:lvl w:ilvl="7" w:tentative="1">
+      <w:start w:val="1"/>
+      <w:numFmt w:val="bullet"/>
+      <w:lvlText w:val=""/>
+      <w:lvlJc w:val="left"/>
+      <w:pPr>
+        <w:tabs>
+          <w:tab w:val="num" w:pos="5760"/>
+        </w:tabs>
+        <w:ind w:left="5760" w:hanging="360"/>
+      </w:pPr>
+      <w:rPr>
+        <w:rFonts w:ascii="Wingdings" w:hAnsi="Wingdings" w:hint="default"/>
+        <w:sz w:val="20"/>
+      </w:rPr>
+    </w:lvl>
+    <w:lvl w:ilvl="8" w:tentative="1">
+      <w:start w:val="1"/>
+      <w:numFmt w:val="bullet"/>
+      <w:lvlText w:val=""/>
+      <w:lvlJc w:val="left"/>
+      <w:pPr>
+        <w:tabs>
+          <w:tab w:val="num" w:pos="6480"/>
+        </w:tabs>
+        <w:ind w:left="6480" w:hanging="360"/>
+      </w:pPr>
+      <w:rPr>
+        <w:rFonts w:ascii="Wingdings" w:hAnsi="Wingdings" w:hint="default"/>
+        <w:sz w:val="20"/>
+      </w:rPr>
+    </w:lvl>
+  </w:abstractNum>
+  <w:abstractNum w:abstractNumId="18" w15:restartNumberingAfterBreak="0">
     <w:nsid w:val="4F5D757B"/>
     <w:multiLevelType w:val="multilevel"/>
     <w:tmpl w:val="7BE2FD2C"/>
@@ -5122,7 +7109,7 @@
       </w:rPr>
     </w:lvl>
   </w:abstractNum>
-  <w:abstractNum w:abstractNumId="13" w15:restartNumberingAfterBreak="0">
+  <w:abstractNum w:abstractNumId="19" w15:restartNumberingAfterBreak="0">
     <w:nsid w:val="50004B10"/>
     <w:multiLevelType w:val="multilevel"/>
     <w:tmpl w:val="BF3872A8"/>
@@ -5271,7 +7258,7 @@
       </w:rPr>
     </w:lvl>
   </w:abstractNum>
-  <w:abstractNum w:abstractNumId="14" w15:restartNumberingAfterBreak="0">
+  <w:abstractNum w:abstractNumId="20" w15:restartNumberingAfterBreak="0">
     <w:nsid w:val="50FC0976"/>
     <w:multiLevelType w:val="multilevel"/>
     <w:tmpl w:val="2B5A82D0"/>
@@ -5420,7 +7407,156 @@
       </w:rPr>
     </w:lvl>
   </w:abstractNum>
-  <w:abstractNum w:abstractNumId="15" w15:restartNumberingAfterBreak="0">
+  <w:abstractNum w:abstractNumId="21" w15:restartNumberingAfterBreak="0">
+    <w:nsid w:val="583C2F84"/>
+    <w:multiLevelType w:val="multilevel"/>
+    <w:tmpl w:val="0E14761C"/>
+    <w:lvl w:ilvl="0">
+      <w:start w:val="1"/>
+      <w:numFmt w:val="bullet"/>
+      <w:lvlText w:val=""/>
+      <w:lvlJc w:val="left"/>
+      <w:pPr>
+        <w:tabs>
+          <w:tab w:val="num" w:pos="720"/>
+        </w:tabs>
+        <w:ind w:left="720" w:hanging="360"/>
+      </w:pPr>
+      <w:rPr>
+        <w:rFonts w:ascii="Symbol" w:hAnsi="Symbol" w:hint="default"/>
+        <w:sz w:val="20"/>
+      </w:rPr>
+    </w:lvl>
+    <w:lvl w:ilvl="1" w:tentative="1">
+      <w:start w:val="1"/>
+      <w:numFmt w:val="bullet"/>
+      <w:lvlText w:val="o"/>
+      <w:lvlJc w:val="left"/>
+      <w:pPr>
+        <w:tabs>
+          <w:tab w:val="num" w:pos="1440"/>
+        </w:tabs>
+        <w:ind w:left="1440" w:hanging="360"/>
+      </w:pPr>
+      <w:rPr>
+        <w:rFonts w:ascii="Courier New" w:hAnsi="Courier New" w:hint="default"/>
+        <w:sz w:val="20"/>
+      </w:rPr>
+    </w:lvl>
+    <w:lvl w:ilvl="2" w:tentative="1">
+      <w:start w:val="1"/>
+      <w:numFmt w:val="bullet"/>
+      <w:lvlText w:val=""/>
+      <w:lvlJc w:val="left"/>
+      <w:pPr>
+        <w:tabs>
+          <w:tab w:val="num" w:pos="2160"/>
+        </w:tabs>
+        <w:ind w:left="2160" w:hanging="360"/>
+      </w:pPr>
+      <w:rPr>
+        <w:rFonts w:ascii="Wingdings" w:hAnsi="Wingdings" w:hint="default"/>
+        <w:sz w:val="20"/>
+      </w:rPr>
+    </w:lvl>
+    <w:lvl w:ilvl="3" w:tentative="1">
+      <w:start w:val="1"/>
+      <w:numFmt w:val="bullet"/>
+      <w:lvlText w:val=""/>
+      <w:lvlJc w:val="left"/>
+      <w:pPr>
+        <w:tabs>
+          <w:tab w:val="num" w:pos="2880"/>
+        </w:tabs>
+        <w:ind w:left="2880" w:hanging="360"/>
+      </w:pPr>
+      <w:rPr>
+        <w:rFonts w:ascii="Wingdings" w:hAnsi="Wingdings" w:hint="default"/>
+        <w:sz w:val="20"/>
+      </w:rPr>
+    </w:lvl>
+    <w:lvl w:ilvl="4" w:tentative="1">
+      <w:start w:val="1"/>
+      <w:numFmt w:val="bullet"/>
+      <w:lvlText w:val=""/>
+      <w:lvlJc w:val="left"/>
+      <w:pPr>
+        <w:tabs>
+          <w:tab w:val="num" w:pos="3600"/>
+        </w:tabs>
+        <w:ind w:left="3600" w:hanging="360"/>
+      </w:pPr>
+      <w:rPr>
+        <w:rFonts w:ascii="Wingdings" w:hAnsi="Wingdings" w:hint="default"/>
+        <w:sz w:val="20"/>
+      </w:rPr>
+    </w:lvl>
+    <w:lvl w:ilvl="5" w:tentative="1">
+      <w:start w:val="1"/>
+      <w:numFmt w:val="bullet"/>
+      <w:lvlText w:val=""/>
+      <w:lvlJc w:val="left"/>
+      <w:pPr>
+        <w:tabs>
+          <w:tab w:val="num" w:pos="4320"/>
+        </w:tabs>
+        <w:ind w:left="4320" w:hanging="360"/>
+      </w:pPr>
+      <w:rPr>
+        <w:rFonts w:ascii="Wingdings" w:hAnsi="Wingdings" w:hint="default"/>
+        <w:sz w:val="20"/>
+      </w:rPr>
+    </w:lvl>
+    <w:lvl w:ilvl="6" w:tentative="1">
+      <w:start w:val="1"/>
+      <w:numFmt w:val="bullet"/>
+      <w:lvlText w:val=""/>
+      <w:lvlJc w:val="left"/>
+      <w:pPr>
+        <w:tabs>
+          <w:tab w:val="num" w:pos="5040"/>
+        </w:tabs>
+        <w:ind w:left="5040" w:hanging="360"/>
+      </w:pPr>
+      <w:rPr>
+        <w:rFonts w:ascii="Wingdings" w:hAnsi="Wingdings" w:hint="default"/>
+        <w:sz w:val="20"/>
+      </w:rPr>
+    </w:lvl>
+    <w:lvl w:ilvl="7" w:tentative="1">
+      <w:start w:val="1"/>
+      <w:numFmt w:val="bullet"/>
+      <w:lvlText w:val=""/>
+      <w:lvlJc w:val="left"/>
+      <w:pPr>
+        <w:tabs>
+          <w:tab w:val="num" w:pos="5760"/>
+        </w:tabs>
+        <w:ind w:left="5760" w:hanging="360"/>
+      </w:pPr>
+      <w:rPr>
+        <w:rFonts w:ascii="Wingdings" w:hAnsi="Wingdings" w:hint="default"/>
+        <w:sz w:val="20"/>
+      </w:rPr>
+    </w:lvl>
+    <w:lvl w:ilvl="8" w:tentative="1">
+      <w:start w:val="1"/>
+      <w:numFmt w:val="bullet"/>
+      <w:lvlText w:val=""/>
+      <w:lvlJc w:val="left"/>
+      <w:pPr>
+        <w:tabs>
+          <w:tab w:val="num" w:pos="6480"/>
+        </w:tabs>
+        <w:ind w:left="6480" w:hanging="360"/>
+      </w:pPr>
+      <w:rPr>
+        <w:rFonts w:ascii="Wingdings" w:hAnsi="Wingdings" w:hint="default"/>
+        <w:sz w:val="20"/>
+      </w:rPr>
+    </w:lvl>
+  </w:abstractNum>
+  <w:abstractNum w:abstractNumId="22" w15:restartNumberingAfterBreak="0">
     <w:nsid w:val="5B481F99"/>
     <w:multiLevelType w:val="multilevel"/>
     <w:tmpl w:val="DA0A6E58"/>
@@ -5569,7 +7705,305 @@
       </w:rPr>
     </w:lvl>
   </w:abstractNum>
-  <w:abstractNum w:abstractNumId="16" w15:restartNumberingAfterBreak="0">
+  <w:abstractNum w:abstractNumId="23" w15:restartNumberingAfterBreak="0">
+    <w:nsid w:val="5E00661A"/>
+    <w:multiLevelType w:val="multilevel"/>
+    <w:tmpl w:val="5BA093DA"/>
+    <w:lvl w:ilvl="0">
+      <w:start w:val="1"/>
+      <w:numFmt w:val="bullet"/>
+      <w:lvlText w:val=""/>
+      <w:lvlJc w:val="left"/>
+      <w:pPr>
+        <w:tabs>
+          <w:tab w:val="num" w:pos="720"/>
+        </w:tabs>
+        <w:ind w:left="720" w:hanging="360"/>
+      </w:pPr>
+      <w:rPr>
+        <w:rFonts w:ascii="Symbol" w:hAnsi="Symbol" w:hint="default"/>
+        <w:sz w:val="20"/>
+      </w:rPr>
+    </w:lvl>
+    <w:lvl w:ilvl="1" w:tentative="1">
+      <w:start w:val="1"/>
+      <w:numFmt w:val="bullet"/>
+      <w:lvlText w:val="o"/>
+      <w:lvlJc w:val="left"/>
+      <w:pPr>
+        <w:tabs>
+          <w:tab w:val="num" w:pos="1440"/>
+        </w:tabs>
+        <w:ind w:left="1440" w:hanging="360"/>
+      </w:pPr>
+      <w:rPr>
+        <w:rFonts w:ascii="Courier New" w:hAnsi="Courier New" w:hint="default"/>
+        <w:sz w:val="20"/>
+      </w:rPr>
+    </w:lvl>
+    <w:lvl w:ilvl="2" w:tentative="1">
+      <w:start w:val="1"/>
+      <w:numFmt w:val="bullet"/>
+      <w:lvlText w:val=""/>
+      <w:lvlJc w:val="left"/>
+      <w:pPr>
+        <w:tabs>
+          <w:tab w:val="num" w:pos="2160"/>
+        </w:tabs>
+        <w:ind w:left="2160" w:hanging="360"/>
+      </w:pPr>
+      <w:rPr>
+        <w:rFonts w:ascii="Wingdings" w:hAnsi="Wingdings" w:hint="default"/>
+        <w:sz w:val="20"/>
+      </w:rPr>
+    </w:lvl>
+    <w:lvl w:ilvl="3" w:tentative="1">
+      <w:start w:val="1"/>
+      <w:numFmt w:val="bullet"/>
+      <w:lvlText w:val=""/>
+      <w:lvlJc w:val="left"/>
+      <w:pPr>
+        <w:tabs>
+          <w:tab w:val="num" w:pos="2880"/>
+        </w:tabs>
+        <w:ind w:left="2880" w:hanging="360"/>
+      </w:pPr>
+      <w:rPr>
+        <w:rFonts w:ascii="Wingdings" w:hAnsi="Wingdings" w:hint="default"/>
+        <w:sz w:val="20"/>
+      </w:rPr>
+    </w:lvl>
+    <w:lvl w:ilvl="4" w:tentative="1">
+      <w:start w:val="1"/>
+      <w:numFmt w:val="bullet"/>
+      <w:lvlText w:val=""/>
+      <w:lvlJc w:val="left"/>
+      <w:pPr>
+        <w:tabs>
+          <w:tab w:val="num" w:pos="3600"/>
+        </w:tabs>
+        <w:ind w:left="3600" w:hanging="360"/>
+      </w:pPr>
+      <w:rPr>
+        <w:rFonts w:ascii="Wingdings" w:hAnsi="Wingdings" w:hint="default"/>
+        <w:sz w:val="20"/>
+      </w:rPr>
+    </w:lvl>
+    <w:lvl w:ilvl="5" w:tentative="1">
+      <w:start w:val="1"/>
+      <w:numFmt w:val="bullet"/>
+      <w:lvlText w:val=""/>
+      <w:lvlJc w:val="left"/>
+      <w:pPr>
+        <w:tabs>
+          <w:tab w:val="num" w:pos="4320"/>
+        </w:tabs>
+        <w:ind w:left="4320" w:hanging="360"/>
+      </w:pPr>
+      <w:rPr>
+        <w:rFonts w:ascii="Wingdings" w:hAnsi="Wingdings" w:hint="default"/>
+        <w:sz w:val="20"/>
+      </w:rPr>
+    </w:lvl>
+    <w:lvl w:ilvl="6" w:tentative="1">
+      <w:start w:val="1"/>
+      <w:numFmt w:val="bullet"/>
+      <w:lvlText w:val=""/>
+      <w:lvlJc w:val="left"/>
+      <w:pPr>
+        <w:tabs>
+          <w:tab w:val="num" w:pos="5040"/>
+        </w:tabs>
+        <w:ind w:left="5040" w:hanging="360"/>
+      </w:pPr>
+      <w:rPr>
+        <w:rFonts w:ascii="Wingdings" w:hAnsi="Wingdings" w:hint="default"/>
+        <w:sz w:val="20"/>
+      </w:rPr>
+    </w:lvl>
+    <w:lvl w:ilvl="7" w:tentative="1">
+      <w:start w:val="1"/>
+      <w:numFmt w:val="bullet"/>
+      <w:lvlText w:val=""/>
+      <w:lvlJc w:val="left"/>
+      <w:pPr>
+        <w:tabs>
+          <w:tab w:val="num" w:pos="5760"/>
+        </w:tabs>
+        <w:ind w:left="5760" w:hanging="360"/>
+      </w:pPr>
+      <w:rPr>
+        <w:rFonts w:ascii="Wingdings" w:hAnsi="Wingdings" w:hint="default"/>
+        <w:sz w:val="20"/>
+      </w:rPr>
+    </w:lvl>
+    <w:lvl w:ilvl="8" w:tentative="1">
+      <w:start w:val="1"/>
+      <w:numFmt w:val="bullet"/>
+      <w:lvlText w:val=""/>
+      <w:lvlJc w:val="left"/>
+      <w:pPr>
+        <w:tabs>
+          <w:tab w:val="num" w:pos="6480"/>
+        </w:tabs>
+        <w:ind w:left="6480" w:hanging="360"/>
+      </w:pPr>
+      <w:rPr>
+        <w:rFonts w:ascii="Wingdings" w:hAnsi="Wingdings" w:hint="default"/>
+        <w:sz w:val="20"/>
+      </w:rPr>
+    </w:lvl>
+  </w:abstractNum>
+  <w:abstractNum w:abstractNumId="24" w15:restartNumberingAfterBreak="0">
+    <w:nsid w:val="64584840"/>
+    <w:multiLevelType w:val="multilevel"/>
+    <w:tmpl w:val="07548746"/>
+    <w:lvl w:ilvl="0">
+      <w:start w:val="1"/>
+      <w:numFmt w:val="bullet"/>
+      <w:lvlText w:val=""/>
+      <w:lvlJc w:val="left"/>
+      <w:pPr>
+        <w:tabs>
+          <w:tab w:val="num" w:pos="720"/>
+        </w:tabs>
+        <w:ind w:left="720" w:hanging="360"/>
+      </w:pPr>
+      <w:rPr>
+        <w:rFonts w:ascii="Symbol" w:hAnsi="Symbol" w:hint="default"/>
+        <w:sz w:val="20"/>
+      </w:rPr>
+    </w:lvl>
+    <w:lvl w:ilvl="1">
+      <w:start w:val="1"/>
+      <w:numFmt w:val="bullet"/>
+      <w:lvlText w:val="o"/>
+      <w:lvlJc w:val="left"/>
+      <w:pPr>
+        <w:tabs>
+          <w:tab w:val="num" w:pos="1440"/>
+        </w:tabs>
+        <w:ind w:left="1440" w:hanging="360"/>
+      </w:pPr>
+      <w:rPr>
+        <w:rFonts w:ascii="Courier New" w:hAnsi="Courier New" w:hint="default"/>
+        <w:sz w:val="20"/>
+      </w:rPr>
+    </w:lvl>
+    <w:lvl w:ilvl="2" w:tentative="1">
+      <w:start w:val="1"/>
+      <w:numFmt w:val="bullet"/>
+      <w:lvlText w:val=""/>
+      <w:lvlJc w:val="left"/>
+      <w:pPr>
+        <w:tabs>
+          <w:tab w:val="num" w:pos="2160"/>
+        </w:tabs>
+        <w:ind w:left="2160" w:hanging="360"/>
+      </w:pPr>
+      <w:rPr>
+        <w:rFonts w:ascii="Wingdings" w:hAnsi="Wingdings" w:hint="default"/>
+        <w:sz w:val="20"/>
+      </w:rPr>
+    </w:lvl>
+    <w:lvl w:ilvl="3" w:tentative="1">
+      <w:start w:val="1"/>
+      <w:numFmt w:val="bullet"/>
+      <w:lvlText w:val=""/>
+      <w:lvlJc w:val="left"/>
+      <w:pPr>
+        <w:tabs>
+          <w:tab w:val="num" w:pos="2880"/>
+        </w:tabs>
+        <w:ind w:left="2880" w:hanging="360"/>
+      </w:pPr>
+      <w:rPr>
+        <w:rFonts w:ascii="Wingdings" w:hAnsi="Wingdings" w:hint="default"/>
+        <w:sz w:val="20"/>
+      </w:rPr>
+    </w:lvl>
+    <w:lvl w:ilvl="4" w:tentative="1">
+      <w:start w:val="1"/>
+      <w:numFmt w:val="bullet"/>
+      <w:lvlText w:val=""/>
+      <w:lvlJc w:val="left"/>
+      <w:pPr>
+        <w:tabs>
+          <w:tab w:val="num" w:pos="3600"/>
+        </w:tabs>
+        <w:ind w:left="3600" w:hanging="360"/>
+      </w:pPr>
+      <w:rPr>
+        <w:rFonts w:ascii="Wingdings" w:hAnsi="Wingdings" w:hint="default"/>
+        <w:sz w:val="20"/>
+      </w:rPr>
+    </w:lvl>
+    <w:lvl w:ilvl="5" w:tentative="1">
+      <w:start w:val="1"/>
+      <w:numFmt w:val="bullet"/>
+      <w:lvlText w:val=""/>
+      <w:lvlJc w:val="left"/>
+      <w:pPr>
+        <w:tabs>
+          <w:tab w:val="num" w:pos="4320"/>
+        </w:tabs>
+        <w:ind w:left="4320" w:hanging="360"/>
+      </w:pPr>
+      <w:rPr>
+        <w:rFonts w:ascii="Wingdings" w:hAnsi="Wingdings" w:hint="default"/>
+        <w:sz w:val="20"/>
+      </w:rPr>
+    </w:lvl>
+    <w:lvl w:ilvl="6" w:tentative="1">
+      <w:start w:val="1"/>
+      <w:numFmt w:val="bullet"/>
+      <w:lvlText w:val=""/>
+      <w:lvlJc w:val="left"/>
+      <w:pPr>
+        <w:tabs>
+          <w:tab w:val="num" w:pos="5040"/>
+        </w:tabs>
+        <w:ind w:left="5040" w:hanging="360"/>
+      </w:pPr>
+      <w:rPr>
+        <w:rFonts w:ascii="Wingdings" w:hAnsi="Wingdings" w:hint="default"/>
+        <w:sz w:val="20"/>
+      </w:rPr>
+    </w:lvl>
+    <w:lvl w:ilvl="7" w:tentative="1">
+      <w:start w:val="1"/>
+      <w:numFmt w:val="bullet"/>
+      <w:lvlText w:val=""/>
+      <w:lvlJc w:val="left"/>
+      <w:pPr>
+        <w:tabs>
+          <w:tab w:val="num" w:pos="5760"/>
+        </w:tabs>
+        <w:ind w:left="5760" w:hanging="360"/>
+      </w:pPr>
+      <w:rPr>
+        <w:rFonts w:ascii="Wingdings" w:hAnsi="Wingdings" w:hint="default"/>
+        <w:sz w:val="20"/>
+      </w:rPr>
+    </w:lvl>
+    <w:lvl w:ilvl="8" w:tentative="1">
+      <w:start w:val="1"/>
+      <w:numFmt w:val="bullet"/>
+      <w:lvlText w:val=""/>
+      <w:lvlJc w:val="left"/>
+      <w:pPr>
+        <w:tabs>
+          <w:tab w:val="num" w:pos="6480"/>
+        </w:tabs>
+        <w:ind w:left="6480" w:hanging="360"/>
+      </w:pPr>
+      <w:rPr>
+        <w:rFonts w:ascii="Wingdings" w:hAnsi="Wingdings" w:hint="default"/>
+        <w:sz w:val="20"/>
+      </w:rPr>
+    </w:lvl>
+  </w:abstractNum>
+  <w:abstractNum w:abstractNumId="25" w15:restartNumberingAfterBreak="0">
     <w:nsid w:val="65163DF3"/>
     <w:multiLevelType w:val="multilevel"/>
     <w:tmpl w:val="A77E2C08"/>
@@ -5718,7 +8152,156 @@
       </w:rPr>
     </w:lvl>
   </w:abstractNum>
-  <w:abstractNum w:abstractNumId="17" w15:restartNumberingAfterBreak="0">
+  <w:abstractNum w:abstractNumId="26" w15:restartNumberingAfterBreak="0">
+    <w:nsid w:val="6B806994"/>
+    <w:multiLevelType w:val="multilevel"/>
+    <w:tmpl w:val="2ABCEC7A"/>
+    <w:lvl w:ilvl="0">
+      <w:start w:val="1"/>
+      <w:numFmt w:val="bullet"/>
+      <w:lvlText w:val=""/>
+      <w:lvlJc w:val="left"/>
+      <w:pPr>
+        <w:tabs>
+          <w:tab w:val="num" w:pos="720"/>
+        </w:tabs>
+        <w:ind w:left="720" w:hanging="360"/>
+      </w:pPr>
+      <w:rPr>
+        <w:rFonts w:ascii="Symbol" w:hAnsi="Symbol" w:hint="default"/>
+        <w:sz w:val="20"/>
+      </w:rPr>
+    </w:lvl>
+    <w:lvl w:ilvl="1" w:tentative="1">
+      <w:start w:val="1"/>
+      <w:numFmt w:val="bullet"/>
+      <w:lvlText w:val="o"/>
+      <w:lvlJc w:val="left"/>
+      <w:pPr>
+        <w:tabs>
+          <w:tab w:val="num" w:pos="1440"/>
+        </w:tabs>
+        <w:ind w:left="1440" w:hanging="360"/>
+      </w:pPr>
+      <w:rPr>
+        <w:rFonts w:ascii="Courier New" w:hAnsi="Courier New" w:hint="default"/>
+        <w:sz w:val="20"/>
+      </w:rPr>
+    </w:lvl>
+    <w:lvl w:ilvl="2" w:tentative="1">
+      <w:start w:val="1"/>
+      <w:numFmt w:val="bullet"/>
+      <w:lvlText w:val=""/>
+      <w:lvlJc w:val="left"/>
+      <w:pPr>
+        <w:tabs>
+          <w:tab w:val="num" w:pos="2160"/>
+        </w:tabs>
+        <w:ind w:left="2160" w:hanging="360"/>
+      </w:pPr>
+      <w:rPr>
+        <w:rFonts w:ascii="Wingdings" w:hAnsi="Wingdings" w:hint="default"/>
+        <w:sz w:val="20"/>
+      </w:rPr>
+    </w:lvl>
+    <w:lvl w:ilvl="3" w:tentative="1">
+      <w:start w:val="1"/>
+      <w:numFmt w:val="bullet"/>
+      <w:lvlText w:val=""/>
+      <w:lvlJc w:val="left"/>
+      <w:pPr>
+        <w:tabs>
+          <w:tab w:val="num" w:pos="2880"/>
+        </w:tabs>
+        <w:ind w:left="2880" w:hanging="360"/>
+      </w:pPr>
+      <w:rPr>
+        <w:rFonts w:ascii="Wingdings" w:hAnsi="Wingdings" w:hint="default"/>
+        <w:sz w:val="20"/>
+      </w:rPr>
+    </w:lvl>
+    <w:lvl w:ilvl="4" w:tentative="1">
+      <w:start w:val="1"/>
+      <w:numFmt w:val="bullet"/>
+      <w:lvlText w:val=""/>
+      <w:lvlJc w:val="left"/>
+      <w:pPr>
+        <w:tabs>
+          <w:tab w:val="num" w:pos="3600"/>
+        </w:tabs>
+        <w:ind w:left="3600" w:hanging="360"/>
+      </w:pPr>
+      <w:rPr>
+        <w:rFonts w:ascii="Wingdings" w:hAnsi="Wingdings" w:hint="default"/>
+        <w:sz w:val="20"/>
+      </w:rPr>
+    </w:lvl>
+    <w:lvl w:ilvl="5" w:tentative="1">
+      <w:start w:val="1"/>
+      <w:numFmt w:val="bullet"/>
+      <w:lvlText w:val=""/>
+      <w:lvlJc w:val="left"/>
+      <w:pPr>
+        <w:tabs>
+          <w:tab w:val="num" w:pos="4320"/>
+        </w:tabs>
+        <w:ind w:left="4320" w:hanging="360"/>
+      </w:pPr>
+      <w:rPr>
+        <w:rFonts w:ascii="Wingdings" w:hAnsi="Wingdings" w:hint="default"/>
+        <w:sz w:val="20"/>
+      </w:rPr>
+    </w:lvl>
+    <w:lvl w:ilvl="6" w:tentative="1">
+      <w:start w:val="1"/>
+      <w:numFmt w:val="bullet"/>
+      <w:lvlText w:val=""/>
+      <w:lvlJc w:val="left"/>
+      <w:pPr>
+        <w:tabs>
+          <w:tab w:val="num" w:pos="5040"/>
+        </w:tabs>
+        <w:ind w:left="5040" w:hanging="360"/>
+      </w:pPr>
+      <w:rPr>
+        <w:rFonts w:ascii="Wingdings" w:hAnsi="Wingdings" w:hint="default"/>
+        <w:sz w:val="20"/>
+      </w:rPr>
+    </w:lvl>
+    <w:lvl w:ilvl="7" w:tentative="1">
+      <w:start w:val="1"/>
+      <w:numFmt w:val="bullet"/>
+      <w:lvlText w:val=""/>
+      <w:lvlJc w:val="left"/>
+      <w:pPr>
+        <w:tabs>
+          <w:tab w:val="num" w:pos="5760"/>
+        </w:tabs>
+        <w:ind w:left="5760" w:hanging="360"/>
+      </w:pPr>
+      <w:rPr>
+        <w:rFonts w:ascii="Wingdings" w:hAnsi="Wingdings" w:hint="default"/>
+        <w:sz w:val="20"/>
+      </w:rPr>
+    </w:lvl>
+    <w:lvl w:ilvl="8" w:tentative="1">
+      <w:start w:val="1"/>
+      <w:numFmt w:val="bullet"/>
+      <w:lvlText w:val=""/>
+      <w:lvlJc w:val="left"/>
+      <w:pPr>
+        <w:tabs>
+          <w:tab w:val="num" w:pos="6480"/>
+        </w:tabs>
+        <w:ind w:left="6480" w:hanging="360"/>
+      </w:pPr>
+      <w:rPr>
+        <w:rFonts w:ascii="Wingdings" w:hAnsi="Wingdings" w:hint="default"/>
+        <w:sz w:val="20"/>
+      </w:rPr>
+    </w:lvl>
+  </w:abstractNum>
+  <w:abstractNum w:abstractNumId="27" w15:restartNumberingAfterBreak="0">
     <w:nsid w:val="6E405310"/>
     <w:multiLevelType w:val="multilevel"/>
     <w:tmpl w:val="9144470E"/>
@@ -5867,7 +8450,7 @@
       </w:rPr>
     </w:lvl>
   </w:abstractNum>
-  <w:abstractNum w:abstractNumId="18" w15:restartNumberingAfterBreak="0">
+  <w:abstractNum w:abstractNumId="28" w15:restartNumberingAfterBreak="0">
     <w:nsid w:val="70EE1C00"/>
     <w:multiLevelType w:val="multilevel"/>
     <w:tmpl w:val="DE8A0C6C"/>
@@ -6016,7 +8599,7 @@
       </w:rPr>
     </w:lvl>
   </w:abstractNum>
-  <w:abstractNum w:abstractNumId="19" w15:restartNumberingAfterBreak="0">
+  <w:abstractNum w:abstractNumId="29" w15:restartNumberingAfterBreak="0">
     <w:nsid w:val="71FB7C76"/>
     <w:multiLevelType w:val="multilevel"/>
     <w:tmpl w:val="16D0A946"/>
@@ -6165,65 +8748,551 @@
       </w:rPr>
     </w:lvl>
   </w:abstractNum>
+  <w:abstractNum w:abstractNumId="30" w15:restartNumberingAfterBreak="0">
+    <w:nsid w:val="756B5C96"/>
+    <w:multiLevelType w:val="multilevel"/>
+    <w:tmpl w:val="62000380"/>
+    <w:lvl w:ilvl="0">
+      <w:start w:val="1"/>
+      <w:numFmt w:val="bullet"/>
+      <w:lvlText w:val=""/>
+      <w:lvlJc w:val="left"/>
+      <w:pPr>
+        <w:tabs>
+          <w:tab w:val="num" w:pos="720"/>
+        </w:tabs>
+        <w:ind w:left="720" w:hanging="360"/>
+      </w:pPr>
+      <w:rPr>
+        <w:rFonts w:ascii="Symbol" w:hAnsi="Symbol" w:hint="default"/>
+        <w:sz w:val="20"/>
+      </w:rPr>
+    </w:lvl>
+    <w:lvl w:ilvl="1" w:tentative="1">
+      <w:start w:val="1"/>
+      <w:numFmt w:val="bullet"/>
+      <w:lvlText w:val="o"/>
+      <w:lvlJc w:val="left"/>
+      <w:pPr>
+        <w:tabs>
+          <w:tab w:val="num" w:pos="1440"/>
+        </w:tabs>
+        <w:ind w:left="1440" w:hanging="360"/>
+      </w:pPr>
+      <w:rPr>
+        <w:rFonts w:ascii="Courier New" w:hAnsi="Courier New" w:hint="default"/>
+        <w:sz w:val="20"/>
+      </w:rPr>
+    </w:lvl>
+    <w:lvl w:ilvl="2" w:tentative="1">
+      <w:start w:val="1"/>
+      <w:numFmt w:val="bullet"/>
+      <w:lvlText w:val=""/>
+      <w:lvlJc w:val="left"/>
+      <w:pPr>
+        <w:tabs>
+          <w:tab w:val="num" w:pos="2160"/>
+        </w:tabs>
+        <w:ind w:left="2160" w:hanging="360"/>
+      </w:pPr>
+      <w:rPr>
+        <w:rFonts w:ascii="Wingdings" w:hAnsi="Wingdings" w:hint="default"/>
+        <w:sz w:val="20"/>
+      </w:rPr>
+    </w:lvl>
+    <w:lvl w:ilvl="3" w:tentative="1">
+      <w:start w:val="1"/>
+      <w:numFmt w:val="bullet"/>
+      <w:lvlText w:val=""/>
+      <w:lvlJc w:val="left"/>
+      <w:pPr>
+        <w:tabs>
+          <w:tab w:val="num" w:pos="2880"/>
+        </w:tabs>
+        <w:ind w:left="2880" w:hanging="360"/>
+      </w:pPr>
+      <w:rPr>
+        <w:rFonts w:ascii="Wingdings" w:hAnsi="Wingdings" w:hint="default"/>
+        <w:sz w:val="20"/>
+      </w:rPr>
+    </w:lvl>
+    <w:lvl w:ilvl="4" w:tentative="1">
+      <w:start w:val="1"/>
+      <w:numFmt w:val="bullet"/>
+      <w:lvlText w:val=""/>
+      <w:lvlJc w:val="left"/>
+      <w:pPr>
+        <w:tabs>
+          <w:tab w:val="num" w:pos="3600"/>
+        </w:tabs>
+        <w:ind w:left="3600" w:hanging="360"/>
+      </w:pPr>
+      <w:rPr>
+        <w:rFonts w:ascii="Wingdings" w:hAnsi="Wingdings" w:hint="default"/>
+        <w:sz w:val="20"/>
+      </w:rPr>
+    </w:lvl>
+    <w:lvl w:ilvl="5" w:tentative="1">
+      <w:start w:val="1"/>
+      <w:numFmt w:val="bullet"/>
+      <w:lvlText w:val=""/>
+      <w:lvlJc w:val="left"/>
+      <w:pPr>
+        <w:tabs>
+          <w:tab w:val="num" w:pos="4320"/>
+        </w:tabs>
+        <w:ind w:left="4320" w:hanging="360"/>
+      </w:pPr>
+      <w:rPr>
+        <w:rFonts w:ascii="Wingdings" w:hAnsi="Wingdings" w:hint="default"/>
+        <w:sz w:val="20"/>
+      </w:rPr>
+    </w:lvl>
+    <w:lvl w:ilvl="6" w:tentative="1">
+      <w:start w:val="1"/>
+      <w:numFmt w:val="bullet"/>
+      <w:lvlText w:val=""/>
+      <w:lvlJc w:val="left"/>
+      <w:pPr>
+        <w:tabs>
+          <w:tab w:val="num" w:pos="5040"/>
+        </w:tabs>
+        <w:ind w:left="5040" w:hanging="360"/>
+      </w:pPr>
+      <w:rPr>
+        <w:rFonts w:ascii="Wingdings" w:hAnsi="Wingdings" w:hint="default"/>
+        <w:sz w:val="20"/>
+      </w:rPr>
+    </w:lvl>
+    <w:lvl w:ilvl="7" w:tentative="1">
+      <w:start w:val="1"/>
+      <w:numFmt w:val="bullet"/>
+      <w:lvlText w:val=""/>
+      <w:lvlJc w:val="left"/>
+      <w:pPr>
+        <w:tabs>
+          <w:tab w:val="num" w:pos="5760"/>
+        </w:tabs>
+        <w:ind w:left="5760" w:hanging="360"/>
+      </w:pPr>
+      <w:rPr>
+        <w:rFonts w:ascii="Wingdings" w:hAnsi="Wingdings" w:hint="default"/>
+        <w:sz w:val="20"/>
+      </w:rPr>
+    </w:lvl>
+    <w:lvl w:ilvl="8" w:tentative="1">
+      <w:start w:val="1"/>
+      <w:numFmt w:val="bullet"/>
+      <w:lvlText w:val=""/>
+      <w:lvlJc w:val="left"/>
+      <w:pPr>
+        <w:tabs>
+          <w:tab w:val="num" w:pos="6480"/>
+        </w:tabs>
+        <w:ind w:left="6480" w:hanging="360"/>
+      </w:pPr>
+      <w:rPr>
+        <w:rFonts w:ascii="Wingdings" w:hAnsi="Wingdings" w:hint="default"/>
+        <w:sz w:val="20"/>
+      </w:rPr>
+    </w:lvl>
+  </w:abstractNum>
+  <w:abstractNum w:abstractNumId="31" w15:restartNumberingAfterBreak="0">
+    <w:nsid w:val="7BD85132"/>
+    <w:multiLevelType w:val="multilevel"/>
+    <w:tmpl w:val="58F079E4"/>
+    <w:lvl w:ilvl="0">
+      <w:start w:val="1"/>
+      <w:numFmt w:val="bullet"/>
+      <w:lvlText w:val=""/>
+      <w:lvlJc w:val="left"/>
+      <w:pPr>
+        <w:tabs>
+          <w:tab w:val="num" w:pos="720"/>
+        </w:tabs>
+        <w:ind w:left="720" w:hanging="360"/>
+      </w:pPr>
+      <w:rPr>
+        <w:rFonts w:ascii="Symbol" w:hAnsi="Symbol" w:hint="default"/>
+        <w:sz w:val="20"/>
+      </w:rPr>
+    </w:lvl>
+    <w:lvl w:ilvl="1" w:tentative="1">
+      <w:start w:val="1"/>
+      <w:numFmt w:val="bullet"/>
+      <w:lvlText w:val="o"/>
+      <w:lvlJc w:val="left"/>
+      <w:pPr>
+        <w:tabs>
+          <w:tab w:val="num" w:pos="1440"/>
+        </w:tabs>
+        <w:ind w:left="1440" w:hanging="360"/>
+      </w:pPr>
+      <w:rPr>
+        <w:rFonts w:ascii="Courier New" w:hAnsi="Courier New" w:hint="default"/>
+        <w:sz w:val="20"/>
+      </w:rPr>
+    </w:lvl>
+    <w:lvl w:ilvl="2" w:tentative="1">
+      <w:start w:val="1"/>
+      <w:numFmt w:val="bullet"/>
+      <w:lvlText w:val=""/>
+      <w:lvlJc w:val="left"/>
+      <w:pPr>
+        <w:tabs>
+          <w:tab w:val="num" w:pos="2160"/>
+        </w:tabs>
+        <w:ind w:left="2160" w:hanging="360"/>
+      </w:pPr>
+      <w:rPr>
+        <w:rFonts w:ascii="Wingdings" w:hAnsi="Wingdings" w:hint="default"/>
+        <w:sz w:val="20"/>
+      </w:rPr>
+    </w:lvl>
+    <w:lvl w:ilvl="3" w:tentative="1">
+      <w:start w:val="1"/>
+      <w:numFmt w:val="bullet"/>
+      <w:lvlText w:val=""/>
+      <w:lvlJc w:val="left"/>
+      <w:pPr>
+        <w:tabs>
+          <w:tab w:val="num" w:pos="2880"/>
+        </w:tabs>
+        <w:ind w:left="2880" w:hanging="360"/>
+      </w:pPr>
+      <w:rPr>
+        <w:rFonts w:ascii="Wingdings" w:hAnsi="Wingdings" w:hint="default"/>
+        <w:sz w:val="20"/>
+      </w:rPr>
+    </w:lvl>
+    <w:lvl w:ilvl="4" w:tentative="1">
+      <w:start w:val="1"/>
+      <w:numFmt w:val="bullet"/>
+      <w:lvlText w:val=""/>
+      <w:lvlJc w:val="left"/>
+      <w:pPr>
+        <w:tabs>
+          <w:tab w:val="num" w:pos="3600"/>
+        </w:tabs>
+        <w:ind w:left="3600" w:hanging="360"/>
+      </w:pPr>
+      <w:rPr>
+        <w:rFonts w:ascii="Wingdings" w:hAnsi="Wingdings" w:hint="default"/>
+        <w:sz w:val="20"/>
+      </w:rPr>
+    </w:lvl>
+    <w:lvl w:ilvl="5" w:tentative="1">
+      <w:start w:val="1"/>
+      <w:numFmt w:val="bullet"/>
+      <w:lvlText w:val=""/>
+      <w:lvlJc w:val="left"/>
+      <w:pPr>
+        <w:tabs>
+          <w:tab w:val="num" w:pos="4320"/>
+        </w:tabs>
+        <w:ind w:left="4320" w:hanging="360"/>
+      </w:pPr>
+      <w:rPr>
+        <w:rFonts w:ascii="Wingdings" w:hAnsi="Wingdings" w:hint="default"/>
+        <w:sz w:val="20"/>
+      </w:rPr>
+    </w:lvl>
+    <w:lvl w:ilvl="6" w:tentative="1">
+      <w:start w:val="1"/>
+      <w:numFmt w:val="bullet"/>
+      <w:lvlText w:val=""/>
+      <w:lvlJc w:val="left"/>
+      <w:pPr>
+        <w:tabs>
+          <w:tab w:val="num" w:pos="5040"/>
+        </w:tabs>
+        <w:ind w:left="5040" w:hanging="360"/>
+      </w:pPr>
+      <w:rPr>
+        <w:rFonts w:ascii="Wingdings" w:hAnsi="Wingdings" w:hint="default"/>
+        <w:sz w:val="20"/>
+      </w:rPr>
+    </w:lvl>
+    <w:lvl w:ilvl="7" w:tentative="1">
+      <w:start w:val="1"/>
+      <w:numFmt w:val="bullet"/>
+      <w:lvlText w:val=""/>
+      <w:lvlJc w:val="left"/>
+      <w:pPr>
+        <w:tabs>
+          <w:tab w:val="num" w:pos="5760"/>
+        </w:tabs>
+        <w:ind w:left="5760" w:hanging="360"/>
+      </w:pPr>
+      <w:rPr>
+        <w:rFonts w:ascii="Wingdings" w:hAnsi="Wingdings" w:hint="default"/>
+        <w:sz w:val="20"/>
+      </w:rPr>
+    </w:lvl>
+    <w:lvl w:ilvl="8" w:tentative="1">
+      <w:start w:val="1"/>
+      <w:numFmt w:val="bullet"/>
+      <w:lvlText w:val=""/>
+      <w:lvlJc w:val="left"/>
+      <w:pPr>
+        <w:tabs>
+          <w:tab w:val="num" w:pos="6480"/>
+        </w:tabs>
+        <w:ind w:left="6480" w:hanging="360"/>
+      </w:pPr>
+      <w:rPr>
+        <w:rFonts w:ascii="Wingdings" w:hAnsi="Wingdings" w:hint="default"/>
+        <w:sz w:val="20"/>
+      </w:rPr>
+    </w:lvl>
+  </w:abstractNum>
+  <w:abstractNum w:abstractNumId="32" w15:restartNumberingAfterBreak="0">
+    <w:nsid w:val="7BFE1350"/>
+    <w:multiLevelType w:val="multilevel"/>
+    <w:tmpl w:val="2DCA0DD4"/>
+    <w:lvl w:ilvl="0">
+      <w:start w:val="1"/>
+      <w:numFmt w:val="bullet"/>
+      <w:lvlText w:val=""/>
+      <w:lvlJc w:val="left"/>
+      <w:pPr>
+        <w:tabs>
+          <w:tab w:val="num" w:pos="720"/>
+        </w:tabs>
+        <w:ind w:left="720" w:hanging="360"/>
+      </w:pPr>
+      <w:rPr>
+        <w:rFonts w:ascii="Symbol" w:hAnsi="Symbol" w:hint="default"/>
+        <w:sz w:val="20"/>
+      </w:rPr>
+    </w:lvl>
+    <w:lvl w:ilvl="1" w:tentative="1">
+      <w:start w:val="1"/>
+      <w:numFmt w:val="bullet"/>
+      <w:lvlText w:val="o"/>
+      <w:lvlJc w:val="left"/>
+      <w:pPr>
+        <w:tabs>
+          <w:tab w:val="num" w:pos="1440"/>
+        </w:tabs>
+        <w:ind w:left="1440" w:hanging="360"/>
+      </w:pPr>
+      <w:rPr>
+        <w:rFonts w:ascii="Courier New" w:hAnsi="Courier New" w:hint="default"/>
+        <w:sz w:val="20"/>
+      </w:rPr>
+    </w:lvl>
+    <w:lvl w:ilvl="2" w:tentative="1">
+      <w:start w:val="1"/>
+      <w:numFmt w:val="bullet"/>
+      <w:lvlText w:val=""/>
+      <w:lvlJc w:val="left"/>
+      <w:pPr>
+        <w:tabs>
+          <w:tab w:val="num" w:pos="2160"/>
+        </w:tabs>
+        <w:ind w:left="2160" w:hanging="360"/>
+      </w:pPr>
+      <w:rPr>
+        <w:rFonts w:ascii="Wingdings" w:hAnsi="Wingdings" w:hint="default"/>
+        <w:sz w:val="20"/>
+      </w:rPr>
+    </w:lvl>
+    <w:lvl w:ilvl="3" w:tentative="1">
+      <w:start w:val="1"/>
+      <w:numFmt w:val="bullet"/>
+      <w:lvlText w:val=""/>
+      <w:lvlJc w:val="left"/>
+      <w:pPr>
+        <w:tabs>
+          <w:tab w:val="num" w:pos="2880"/>
+        </w:tabs>
+        <w:ind w:left="2880" w:hanging="360"/>
+      </w:pPr>
+      <w:rPr>
+        <w:rFonts w:ascii="Wingdings" w:hAnsi="Wingdings" w:hint="default"/>
+        <w:sz w:val="20"/>
+      </w:rPr>
+    </w:lvl>
+    <w:lvl w:ilvl="4" w:tentative="1">
+      <w:start w:val="1"/>
+      <w:numFmt w:val="bullet"/>
+      <w:lvlText w:val=""/>
+      <w:lvlJc w:val="left"/>
+      <w:pPr>
+        <w:tabs>
+          <w:tab w:val="num" w:pos="3600"/>
+        </w:tabs>
+        <w:ind w:left="3600" w:hanging="360"/>
+      </w:pPr>
+      <w:rPr>
+        <w:rFonts w:ascii="Wingdings" w:hAnsi="Wingdings" w:hint="default"/>
+        <w:sz w:val="20"/>
+      </w:rPr>
+    </w:lvl>
+    <w:lvl w:ilvl="5" w:tentative="1">
+      <w:start w:val="1"/>
+      <w:numFmt w:val="bullet"/>
+      <w:lvlText w:val=""/>
+      <w:lvlJc w:val="left"/>
+      <w:pPr>
+        <w:tabs>
+          <w:tab w:val="num" w:pos="4320"/>
+        </w:tabs>
+        <w:ind w:left="4320" w:hanging="360"/>
+      </w:pPr>
+      <w:rPr>
+        <w:rFonts w:ascii="Wingdings" w:hAnsi="Wingdings" w:hint="default"/>
+        <w:sz w:val="20"/>
+      </w:rPr>
+    </w:lvl>
+    <w:lvl w:ilvl="6" w:tentative="1">
+      <w:start w:val="1"/>
+      <w:numFmt w:val="bullet"/>
+      <w:lvlText w:val=""/>
+      <w:lvlJc w:val="left"/>
+      <w:pPr>
+        <w:tabs>
+          <w:tab w:val="num" w:pos="5040"/>
+        </w:tabs>
+        <w:ind w:left="5040" w:hanging="360"/>
+      </w:pPr>
+      <w:rPr>
+        <w:rFonts w:ascii="Wingdings" w:hAnsi="Wingdings" w:hint="default"/>
+        <w:sz w:val="20"/>
+      </w:rPr>
+    </w:lvl>
+    <w:lvl w:ilvl="7" w:tentative="1">
+      <w:start w:val="1"/>
+      <w:numFmt w:val="bullet"/>
+      <w:lvlText w:val=""/>
+      <w:lvlJc w:val="left"/>
+      <w:pPr>
+        <w:tabs>
+          <w:tab w:val="num" w:pos="5760"/>
+        </w:tabs>
+        <w:ind w:left="5760" w:hanging="360"/>
+      </w:pPr>
+      <w:rPr>
+        <w:rFonts w:ascii="Wingdings" w:hAnsi="Wingdings" w:hint="default"/>
+        <w:sz w:val="20"/>
+      </w:rPr>
+    </w:lvl>
+    <w:lvl w:ilvl="8" w:tentative="1">
+      <w:start w:val="1"/>
+      <w:numFmt w:val="bullet"/>
+      <w:lvlText w:val=""/>
+      <w:lvlJc w:val="left"/>
+      <w:pPr>
+        <w:tabs>
+          <w:tab w:val="num" w:pos="6480"/>
+        </w:tabs>
+        <w:ind w:left="6480" w:hanging="360"/>
+      </w:pPr>
+      <w:rPr>
+        <w:rFonts w:ascii="Wingdings" w:hAnsi="Wingdings" w:hint="default"/>
+        <w:sz w:val="20"/>
+      </w:rPr>
+    </w:lvl>
+  </w:abstractNum>
   <w:num w:numId="1">
-    <w:abstractNumId w:val="6"/>
+    <w:abstractNumId w:val="7"/>
   </w:num>
   <w:num w:numId="2">
-    <w:abstractNumId w:val="14"/>
+    <w:abstractNumId w:val="20"/>
   </w:num>
   <w:num w:numId="3">
     <w:abstractNumId w:val="0"/>
   </w:num>
   <w:num w:numId="4">
-    <w:abstractNumId w:val="18"/>
+    <w:abstractNumId w:val="28"/>
   </w:num>
   <w:num w:numId="5">
-    <w:abstractNumId w:val="9"/>
+    <w:abstractNumId w:val="13"/>
   </w:num>
   <w:num w:numId="6">
-    <w:abstractNumId w:val="11"/>
+    <w:abstractNumId w:val="15"/>
   </w:num>
   <w:num w:numId="7">
     <w:abstractNumId w:val="1"/>
   </w:num>
   <w:num w:numId="8">
-    <w:abstractNumId w:val="16"/>
+    <w:abstractNumId w:val="25"/>
   </w:num>
   <w:num w:numId="9">
-    <w:abstractNumId w:val="15"/>
+    <w:abstractNumId w:val="22"/>
   </w:num>
   <w:num w:numId="10">
-    <w:abstractNumId w:val="10"/>
+    <w:abstractNumId w:val="14"/>
   </w:num>
   <w:num w:numId="11">
-    <w:abstractNumId w:val="4"/>
+    <w:abstractNumId w:val="5"/>
   </w:num>
   <w:num w:numId="12">
-    <w:abstractNumId w:val="12"/>
+    <w:abstractNumId w:val="18"/>
   </w:num>
   <w:num w:numId="13">
     <w:abstractNumId w:val="3"/>
   </w:num>
   <w:num w:numId="14">
-    <w:abstractNumId w:val="17"/>
+    <w:abstractNumId w:val="27"/>
   </w:num>
   <w:num w:numId="15">
-    <w:abstractNumId w:val="7"/>
+    <w:abstractNumId w:val="10"/>
   </w:num>
   <w:num w:numId="16">
-    <w:abstractNumId w:val="5"/>
+    <w:abstractNumId w:val="6"/>
   </w:num>
   <w:num w:numId="17">
-    <w:abstractNumId w:val="13"/>
+    <w:abstractNumId w:val="19"/>
   </w:num>
   <w:num w:numId="18">
     <w:abstractNumId w:val="2"/>
   </w:num>
   <w:num w:numId="19">
-    <w:abstractNumId w:val="19"/>
+    <w:abstractNumId w:val="29"/>
   </w:num>
   <w:num w:numId="20">
+    <w:abstractNumId w:val="11"/>
+  </w:num>
+  <w:num w:numId="21">
+    <w:abstractNumId w:val="16"/>
+  </w:num>
+  <w:num w:numId="22">
+    <w:abstractNumId w:val="26"/>
+  </w:num>
+  <w:num w:numId="23">
+    <w:abstractNumId w:val="21"/>
+  </w:num>
+  <w:num w:numId="24">
+    <w:abstractNumId w:val="12"/>
+  </w:num>
+  <w:num w:numId="25">
     <w:abstractNumId w:val="8"/>
+  </w:num>
+  <w:num w:numId="26">
+    <w:abstractNumId w:val="9"/>
+  </w:num>
+  <w:num w:numId="27">
+    <w:abstractNumId w:val="24"/>
+  </w:num>
+  <w:num w:numId="28">
+    <w:abstractNumId w:val="4"/>
+  </w:num>
+  <w:num w:numId="29">
+    <w:abstractNumId w:val="32"/>
+  </w:num>
+  <w:num w:numId="30">
+    <w:abstractNumId w:val="30"/>
+  </w:num>
+  <w:num w:numId="31">
+    <w:abstractNumId w:val="23"/>
+  </w:num>
+  <w:num w:numId="32">
+    <w:abstractNumId w:val="17"/>
+  </w:num>
+  <w:num w:numId="33">
+    <w:abstractNumId w:val="31"/>
   </w:num>
 </w:numbering>
 </file>
